--- a/fuentes/CF1_72310003_DU.docx
+++ b/fuentes/CF1_72310003_DU.docx
@@ -3381,15 +3381,7 @@
           <w:b/>
           <w:bCs/>
         </w:rPr>
-        <w:t>Salinización y desertificación</w:t>
-      </w:r>
-      <w:r>
-        <w:rPr>
-          <w:rFonts w:cs="Calibri"/>
-          <w:b/>
-          <w:bCs/>
-        </w:rPr>
-        <w:t>:</w:t>
+        <w:t>Salinización y desertificación:</w:t>
       </w:r>
       <w:r>
         <w:rPr>
@@ -4009,65 +4001,29 @@
     <w:p>
       <w:pPr>
         <w:pStyle w:val="Figura"/>
-        <w:rPr>
-          <w:b w:val="0"/>
-          <w:bCs w:val="0"/>
-        </w:rPr>
       </w:pPr>
       <w:r>
         <w:tab/>
       </w:r>
       <w:r>
-        <w:rPr>
-          <w:b w:val="0"/>
-          <w:bCs w:val="0"/>
-        </w:rPr>
         <w:t>Surge como alternativa al modelo agrícola convencional, caracterizado por el uso intensivo de agroquímicos, monocultivos y alta dependencia de insumos externos.</w:t>
       </w:r>
     </w:p>
     <w:p>
       <w:pPr>
         <w:pStyle w:val="Figura"/>
-        <w:rPr>
-          <w:b w:val="0"/>
-          <w:bCs w:val="0"/>
-        </w:rPr>
-      </w:pPr>
-      <w:r>
-        <w:rPr>
-          <w:b w:val="0"/>
-          <w:bCs w:val="0"/>
-        </w:rPr>
+      </w:pPr>
+      <w:r>
         <w:tab/>
-      </w:r>
-      <w:r>
-        <w:rPr>
-          <w:b w:val="0"/>
-          <w:bCs w:val="0"/>
-        </w:rPr>
         <w:t>La agroecología es un enfoque científico, práctico y social que aplica principios ecológicos al diseño y manejo de sistemas agrícolas sostenibles. Integra conocimientos tradicionales y científicos para fortalecer la resiliencia, equidad y sostenibilidad de los agroecosistemas.</w:t>
       </w:r>
     </w:p>
     <w:p>
       <w:pPr>
         <w:pStyle w:val="Figura"/>
-        <w:rPr>
-          <w:b w:val="0"/>
-          <w:bCs w:val="0"/>
-        </w:rPr>
-      </w:pPr>
-      <w:r>
-        <w:rPr>
-          <w:b w:val="0"/>
-          <w:bCs w:val="0"/>
-        </w:rPr>
+      </w:pPr>
+      <w:r>
         <w:tab/>
-      </w:r>
-      <w:r>
-        <w:rPr>
-          <w:b w:val="0"/>
-          <w:bCs w:val="0"/>
-        </w:rPr>
         <w:t>La agroecología no es únicamente un conjunto de técnicas, sino un paradigma de transformación rural.</w:t>
       </w:r>
     </w:p>
@@ -4114,16 +4070,7 @@
           <w:bCs/>
           <w:lang w:eastAsia="es-CO"/>
         </w:rPr>
-        <w:t>Origen conceptual</w:t>
-      </w:r>
-      <w:r>
-        <w:rPr>
-          <w:rFonts w:cs="Calibri"/>
-          <w:b/>
-          <w:bCs/>
-          <w:lang w:eastAsia="es-CO"/>
-        </w:rPr>
-        <w:t xml:space="preserve"> </w:t>
+        <w:t xml:space="preserve">Origen conceptual </w:t>
       </w:r>
       <w:r>
         <w:rPr>
@@ -4179,16 +4126,7 @@
           <w:bCs/>
           <w:lang w:eastAsia="es-CO"/>
         </w:rPr>
-        <w:t>Bases científicas</w:t>
-      </w:r>
-      <w:r>
-        <w:rPr>
-          <w:rFonts w:cs="Calibri"/>
-          <w:b/>
-          <w:bCs/>
-          <w:lang w:eastAsia="es-CO"/>
-        </w:rPr>
-        <w:t xml:space="preserve"> </w:t>
+        <w:t xml:space="preserve">Bases científicas </w:t>
       </w:r>
       <w:r>
         <w:rPr>
@@ -4244,16 +4182,7 @@
           <w:bCs/>
           <w:lang w:eastAsia="es-CO"/>
         </w:rPr>
-        <w:t>Enfoque sistémico</w:t>
-      </w:r>
-      <w:r>
-        <w:rPr>
-          <w:rFonts w:cs="Calibri"/>
-          <w:b/>
-          <w:bCs/>
-          <w:lang w:eastAsia="es-CO"/>
-        </w:rPr>
-        <w:t xml:space="preserve"> </w:t>
+        <w:t xml:space="preserve">Enfoque sistémico </w:t>
       </w:r>
       <w:r>
         <w:rPr>
@@ -4308,16 +4237,7 @@
           <w:bCs/>
           <w:lang w:eastAsia="es-CO"/>
         </w:rPr>
-        <w:t>Dimensión social y política</w:t>
-      </w:r>
-      <w:r>
-        <w:rPr>
-          <w:rFonts w:cs="Calibri"/>
-          <w:b/>
-          <w:bCs/>
-          <w:lang w:eastAsia="es-CO"/>
-        </w:rPr>
-        <w:t xml:space="preserve"> </w:t>
+        <w:t xml:space="preserve">Dimensión social y política </w:t>
       </w:r>
       <w:r>
         <w:rPr>
@@ -4352,6 +4272,7 @@
           <w:rFonts w:cs="Calibri"/>
           <w:lang w:eastAsia="es-CO"/>
         </w:rPr>
+        <w:lastRenderedPageBreak/>
         <w:t>La agroecología se vincula con movimientos sociales y propuestas de soberanía alimentaria, ampliando su alcance más allá de lo técnico-productivo.</w:t>
       </w:r>
     </w:p>
@@ -4372,7 +4293,6 @@
           <w:bCs/>
           <w:lang w:eastAsia="es-CO"/>
         </w:rPr>
-        <w:lastRenderedPageBreak/>
         <w:t>Reconocimiento internacional</w:t>
       </w:r>
       <w:r>
@@ -4713,6 +4633,7 @@
           <w:rFonts w:cs="Calibri"/>
           <w:lang w:eastAsia="es-CO"/>
         </w:rPr>
+        <w:lastRenderedPageBreak/>
         <w:t>Diversidad biológica.</w:t>
       </w:r>
     </w:p>
@@ -4773,7 +4694,6 @@
           <w:rFonts w:cs="Calibri"/>
           <w:lang w:eastAsia="es-CO"/>
         </w:rPr>
-        <w:lastRenderedPageBreak/>
         <w:t>Conservación del suelo.</w:t>
       </w:r>
     </w:p>
@@ -5145,6 +5065,7 @@
           <w:bCs/>
           <w:lang w:eastAsia="es-CO"/>
         </w:rPr>
+        <w:lastRenderedPageBreak/>
         <w:t>Equidad de género</w:t>
       </w:r>
       <w:r>
@@ -5215,7 +5136,6 @@
           <w:bCs/>
           <w:lang w:eastAsia="es-CO"/>
         </w:rPr>
-        <w:lastRenderedPageBreak/>
         <w:t>Agroecología como ciencia, práctica y movimiento</w:t>
       </w:r>
     </w:p>
@@ -5459,7 +5379,6 @@
         <w:rPr>
           <w:rFonts w:cs="Calibri"/>
         </w:rPr>
-        <w:lastRenderedPageBreak/>
         <w:t xml:space="preserve">Fundamentos </w:t>
       </w:r>
       <w:r>
@@ -5699,6 +5618,7 @@
           <w:rFonts w:cs="Calibri"/>
           <w:lang w:eastAsia="es-CO"/>
         </w:rPr>
+        <w:lastRenderedPageBreak/>
         <w:t>A nivel mundial, millones de personas dependen de la agricultura familiar y campesina para su subsistencia. Diversos informes de la Organización de las Naciones Unidas para la Alimentación y la Agricultura señalan que la agricultura familiar produce una proporción significativa de los alimentos consumidos globalmente.</w:t>
       </w:r>
     </w:p>
@@ -5726,22 +5646,7 @@
           <w:rFonts w:cs="Calibri"/>
           <w:lang w:eastAsia="es-CO"/>
         </w:rPr>
-        <w:lastRenderedPageBreak/>
-        <w:t xml:space="preserve">Las características globales del </w:t>
-      </w:r>
-      <w:r>
-        <w:rPr>
-          <w:rFonts w:cs="Calibri"/>
-          <w:lang w:eastAsia="es-CO"/>
-        </w:rPr>
-        <w:t>campesinado</w:t>
-      </w:r>
-      <w:r>
-        <w:rPr>
-          <w:rFonts w:cs="Calibri"/>
-          <w:lang w:eastAsia="es-CO"/>
-        </w:rPr>
-        <w:t xml:space="preserve"> incluyen:</w:t>
+        <w:t>Las características globales del campesinado incluyen:</w:t>
       </w:r>
     </w:p>
     <w:p>
@@ -6062,6 +5967,7 @@
           <w:rFonts w:cs="Calibri"/>
           <w:lang w:eastAsia="es-CO"/>
         </w:rPr>
+        <w:lastRenderedPageBreak/>
         <w:t>Concentración de la tierra.</w:t>
       </w:r>
     </w:p>
@@ -6143,7 +6049,6 @@
           <w:bCs/>
           <w:lang w:eastAsia="es-CO"/>
         </w:rPr>
-        <w:lastRenderedPageBreak/>
         <w:t>Participación de la economía campesina en la producción nacional</w:t>
       </w:r>
     </w:p>
@@ -6499,6 +6404,7 @@
           <w:rFonts w:cs="Calibri"/>
           <w:lang w:eastAsia="es-CO"/>
         </w:rPr>
+        <w:lastRenderedPageBreak/>
         <w:t>Escasa protección social.</w:t>
       </w:r>
     </w:p>
@@ -6548,7 +6454,6 @@
           <w:bCs/>
           <w:lang w:eastAsia="es-CO"/>
         </w:rPr>
-        <w:lastRenderedPageBreak/>
         <w:t>Economía solidaria y mercados locales</w:t>
       </w:r>
     </w:p>
@@ -6719,11 +6624,12 @@
         <w:rPr>
           <w:noProof/>
         </w:rPr>
+        <w:lastRenderedPageBreak/>
         <w:drawing>
-          <wp:inline distT="0" distB="0" distL="0" distR="0" wp14:anchorId="24A5DD56" wp14:editId="51D7A375">
-            <wp:extent cx="2379784" cy="1784838"/>
-            <wp:effectExtent l="0" t="0" r="1905" b="6350"/>
-            <wp:docPr id="1948196524" name="Imagen 14"/>
+          <wp:inline distT="0" distB="0" distL="0" distR="0" wp14:anchorId="095E5225" wp14:editId="52502B70">
+            <wp:extent cx="4348480" cy="2659380"/>
+            <wp:effectExtent l="0" t="0" r="0" b="7620"/>
+            <wp:docPr id="134050412" name="Imagen 4"/>
             <wp:cNvGraphicFramePr>
               <a:graphicFrameLocks xmlns:a="http://schemas.openxmlformats.org/drawingml/2006/main" noChangeAspect="1"/>
             </wp:cNvGraphicFramePr>
@@ -6731,13 +6637,13 @@
               <a:graphicData uri="http://schemas.openxmlformats.org/drawingml/2006/picture">
                 <pic:pic xmlns:pic="http://schemas.openxmlformats.org/drawingml/2006/picture">
                   <pic:nvPicPr>
-                    <pic:cNvPr id="0" name="Picture 51"/>
+                    <pic:cNvPr id="0" name="Picture 1"/>
                     <pic:cNvPicPr>
                       <a:picLocks noChangeAspect="1" noChangeArrowheads="1"/>
                     </pic:cNvPicPr>
                   </pic:nvPicPr>
                   <pic:blipFill>
-                    <a:blip r:embed="rId12">
+                    <a:blip r:embed="rId12" cstate="print">
                       <a:extLst>
                         <a:ext uri="{28A0092B-C50C-407E-A947-70E740481C1C}">
                           <a14:useLocalDpi xmlns:a14="http://schemas.microsoft.com/office/drawing/2010/main" val="0"/>
@@ -6752,7 +6658,7 @@
                   <pic:spPr bwMode="auto">
                     <a:xfrm>
                       <a:off x="0" y="0"/>
-                      <a:ext cx="2395084" cy="1796313"/>
+                      <a:ext cx="4356245" cy="2664129"/>
                     </a:xfrm>
                     <a:prstGeom prst="rect">
                       <a:avLst/>
@@ -6838,16 +6744,9 @@
             <w:r>
               <w:rPr>
                 <w:rFonts w:cs="Calibri"/>
-                <w:b/>
+                <w:bCs/>
               </w:rPr>
-              <w:t>Producción limpia y gestión ambiental en sistemas agropecuarios</w:t>
-            </w:r>
-            <w:r>
-              <w:rPr>
-                <w:rFonts w:cs="Calibri"/>
-                <w:b/>
-              </w:rPr>
-              <w:t>.</w:t>
+              <w:t>Producción limpia y gestión ambiental en sistemas agropecuarios.</w:t>
             </w:r>
           </w:p>
         </w:tc>
@@ -6873,7 +6772,6 @@
               <w:spacing w:before="0" w:after="0"/>
             </w:pPr>
             <w:r>
-              <w:lastRenderedPageBreak/>
               <w:t> Con el tiempo, el productor observa que el suelo pierde fertilidad, el consumo de agua aumenta y los costos de producción son cada vez más altos. </w:t>
             </w:r>
           </w:p>
@@ -6898,6 +6796,7 @@
               <w:spacing w:before="0" w:after="0"/>
             </w:pPr>
             <w:r>
+              <w:lastRenderedPageBreak/>
               <w:t> El propósito del ejercicio es que el aprendiz comprenda que la producción limpia no significa disminuir productividad, sino mejorar la relación entre actividad agrícola y entorno natural.  </w:t>
             </w:r>
           </w:p>
@@ -6997,14 +6896,7 @@
           <w:rFonts w:cs="Calibri"/>
           <w:lang w:eastAsia="es-CO"/>
         </w:rPr>
-        <w:t xml:space="preserve">La gestión del suelo implica comprender sus características, reconocer los factores que pueden deteriorarlo y aplicar prácticas de manejo que permitan conservar su fertilidad y estructura a largo plazo. Un suelo sano no solo favorece el crecimiento de las plantas, sino que también regula el ciclo del agua, </w:t>
-      </w:r>
-      <w:r>
-        <w:rPr>
-          <w:rFonts w:cs="Calibri"/>
-          <w:lang w:eastAsia="es-CO"/>
-        </w:rPr>
-        <w:t>almacen</w:t>
+        <w:t>La gestión del suelo implica comprender sus características, reconocer los factores que pueden deteriorarlo y aplicar prácticas de manejo que permitan conservar su fertilidad y estructura a largo plazo. Un suelo sano no solo favorece el crecimiento de las plantas, sino que también regula el ciclo del agua, almacen</w:t>
       </w:r>
       <w:r>
         <w:rPr>
@@ -7018,14 +6910,7 @@
           <w:rFonts w:cs="Calibri"/>
           <w:lang w:eastAsia="es-CO"/>
         </w:rPr>
-        <w:t xml:space="preserve"> carbono</w:t>
-      </w:r>
-      <w:r>
-        <w:rPr>
-          <w:rFonts w:cs="Calibri"/>
-          <w:lang w:eastAsia="es-CO"/>
-        </w:rPr>
-        <w:t xml:space="preserve"> y mantiene la biodiversidad.</w:t>
+        <w:t xml:space="preserve"> carbono y mantiene la biodiversidad.</w:t>
       </w:r>
     </w:p>
     <w:p>
@@ -7900,9 +7785,9 @@
         <w:tblLook w:val="04A0" w:firstRow="1" w:lastRow="0" w:firstColumn="1" w:lastColumn="0" w:noHBand="0" w:noVBand="1"/>
       </w:tblPr>
       <w:tblGrid>
-        <w:gridCol w:w="2122"/>
-        <w:gridCol w:w="3969"/>
-        <w:gridCol w:w="3871"/>
+        <w:gridCol w:w="1980"/>
+        <w:gridCol w:w="3685"/>
+        <w:gridCol w:w="4297"/>
       </w:tblGrid>
       <w:tr>
         <w:trPr>
@@ -7911,7 +7796,7 @@
         </w:trPr>
         <w:tc>
           <w:tcPr>
-            <w:tcW w:w="2122" w:type="dxa"/>
+            <w:tcW w:w="1980" w:type="dxa"/>
           </w:tcPr>
           <w:p>
             <w:pPr>
@@ -7935,7 +7820,7 @@
         </w:tc>
         <w:tc>
           <w:tcPr>
-            <w:tcW w:w="3969" w:type="dxa"/>
+            <w:tcW w:w="3685" w:type="dxa"/>
           </w:tcPr>
           <w:p>
             <w:pPr>
@@ -7959,7 +7844,7 @@
         </w:tc>
         <w:tc>
           <w:tcPr>
-            <w:tcW w:w="3871" w:type="dxa"/>
+            <w:tcW w:w="4297" w:type="dxa"/>
           </w:tcPr>
           <w:p>
             <w:pPr>
@@ -7989,8 +7874,7 @@
         </w:trPr>
         <w:tc>
           <w:tcPr>
-            <w:tcW w:w="2122" w:type="dxa"/>
-            <w:vMerge w:val="restart"/>
+            <w:tcW w:w="1980" w:type="dxa"/>
           </w:tcPr>
           <w:p>
             <w:pPr>
@@ -8016,7 +7900,7 @@
         </w:tc>
         <w:tc>
           <w:tcPr>
-            <w:tcW w:w="3969" w:type="dxa"/>
+            <w:tcW w:w="3685" w:type="dxa"/>
           </w:tcPr>
           <w:p>
             <w:pPr>
@@ -8040,8 +7924,7 @@
         </w:tc>
         <w:tc>
           <w:tcPr>
-            <w:tcW w:w="3871" w:type="dxa"/>
-            <w:vMerge w:val="restart"/>
+            <w:tcW w:w="4297" w:type="dxa"/>
           </w:tcPr>
           <w:p>
             <w:pPr>
@@ -8070,8 +7953,8 @@
         </w:trPr>
         <w:tc>
           <w:tcPr>
-            <w:tcW w:w="2122" w:type="dxa"/>
-            <w:vMerge/>
+            <w:tcW w:w="1980" w:type="dxa"/>
+            <w:shd w:val="clear" w:color="auto" w:fill="F2F2F2"/>
           </w:tcPr>
           <w:p>
             <w:pPr>
@@ -8089,7 +7972,7 @@
         </w:tc>
         <w:tc>
           <w:tcPr>
-            <w:tcW w:w="3969" w:type="dxa"/>
+            <w:tcW w:w="3685" w:type="dxa"/>
           </w:tcPr>
           <w:p>
             <w:pPr>
@@ -8113,8 +7996,8 @@
         </w:tc>
         <w:tc>
           <w:tcPr>
-            <w:tcW w:w="3871" w:type="dxa"/>
-            <w:vMerge/>
+            <w:tcW w:w="4297" w:type="dxa"/>
+            <w:shd w:val="clear" w:color="auto" w:fill="F2F2F2"/>
           </w:tcPr>
           <w:p>
             <w:pPr>
@@ -8136,8 +8019,7 @@
         </w:trPr>
         <w:tc>
           <w:tcPr>
-            <w:tcW w:w="2122" w:type="dxa"/>
-            <w:vMerge/>
+            <w:tcW w:w="1980" w:type="dxa"/>
           </w:tcPr>
           <w:p>
             <w:pPr>
@@ -8155,7 +8037,7 @@
         </w:tc>
         <w:tc>
           <w:tcPr>
-            <w:tcW w:w="3969" w:type="dxa"/>
+            <w:tcW w:w="3685" w:type="dxa"/>
           </w:tcPr>
           <w:p>
             <w:pPr>
@@ -8179,8 +8061,7 @@
         </w:tc>
         <w:tc>
           <w:tcPr>
-            <w:tcW w:w="3871" w:type="dxa"/>
-            <w:vMerge/>
+            <w:tcW w:w="4297" w:type="dxa"/>
           </w:tcPr>
           <w:p>
             <w:pPr>
@@ -8201,8 +8082,8 @@
         </w:trPr>
         <w:tc>
           <w:tcPr>
-            <w:tcW w:w="2122" w:type="dxa"/>
-            <w:vMerge/>
+            <w:tcW w:w="1980" w:type="dxa"/>
+            <w:shd w:val="clear" w:color="auto" w:fill="F2F2F2"/>
           </w:tcPr>
           <w:p>
             <w:pPr>
@@ -8220,7 +8101,7 @@
         </w:tc>
         <w:tc>
           <w:tcPr>
-            <w:tcW w:w="3969" w:type="dxa"/>
+            <w:tcW w:w="3685" w:type="dxa"/>
           </w:tcPr>
           <w:p>
             <w:pPr>
@@ -8238,14 +8119,23 @@
                 <w:sz w:val="28"/>
                 <w:szCs w:val="28"/>
               </w:rPr>
-              <w:t>• Contribuye al mantenimiento de la estructura y fertilidad del suelo.</w:t>
+              <w:t xml:space="preserve">• Contribuye al mantenimiento de la </w:t>
+            </w:r>
+            <w:r>
+              <w:rPr>
+                <w:rFonts w:asciiTheme="minorHAnsi" w:hAnsiTheme="minorHAnsi" w:cstheme="minorHAnsi"/>
+                <w:sz w:val="28"/>
+                <w:szCs w:val="28"/>
+              </w:rPr>
+              <w:lastRenderedPageBreak/>
+              <w:t>estructura y fertilidad del suelo.</w:t>
             </w:r>
           </w:p>
         </w:tc>
         <w:tc>
           <w:tcPr>
-            <w:tcW w:w="3871" w:type="dxa"/>
-            <w:vMerge/>
+            <w:tcW w:w="4297" w:type="dxa"/>
+            <w:shd w:val="clear" w:color="auto" w:fill="F2F2F2"/>
           </w:tcPr>
           <w:p>
             <w:pPr>
@@ -8267,8 +8157,7 @@
         </w:trPr>
         <w:tc>
           <w:tcPr>
-            <w:tcW w:w="2122" w:type="dxa"/>
-            <w:vMerge/>
+            <w:tcW w:w="1980" w:type="dxa"/>
           </w:tcPr>
           <w:p>
             <w:pPr>
@@ -8286,7 +8175,7 @@
         </w:tc>
         <w:tc>
           <w:tcPr>
-            <w:tcW w:w="3969" w:type="dxa"/>
+            <w:tcW w:w="3685" w:type="dxa"/>
           </w:tcPr>
           <w:p>
             <w:pPr>
@@ -8310,8 +8199,7 @@
         </w:tc>
         <w:tc>
           <w:tcPr>
-            <w:tcW w:w="3871" w:type="dxa"/>
-            <w:vMerge/>
+            <w:tcW w:w="4297" w:type="dxa"/>
           </w:tcPr>
           <w:p>
             <w:pPr>
@@ -8332,8 +8220,7 @@
         </w:trPr>
         <w:tc>
           <w:tcPr>
-            <w:tcW w:w="2122" w:type="dxa"/>
-            <w:vMerge w:val="restart"/>
+            <w:tcW w:w="1980" w:type="dxa"/>
           </w:tcPr>
           <w:p>
             <w:pPr>
@@ -8353,14 +8240,13 @@
                 <w:sz w:val="28"/>
                 <w:szCs w:val="28"/>
               </w:rPr>
-              <w:lastRenderedPageBreak/>
               <w:t>Producción pecuaria</w:t>
             </w:r>
           </w:p>
         </w:tc>
         <w:tc>
           <w:tcPr>
-            <w:tcW w:w="3969" w:type="dxa"/>
+            <w:tcW w:w="3685" w:type="dxa"/>
           </w:tcPr>
           <w:p>
             <w:pPr>
@@ -8384,13 +8270,12 @@
         </w:tc>
         <w:tc>
           <w:tcPr>
-            <w:tcW w:w="3871" w:type="dxa"/>
-            <w:vMerge w:val="restart"/>
+            <w:tcW w:w="4297" w:type="dxa"/>
           </w:tcPr>
           <w:p>
             <w:pPr>
-              <w:pStyle w:val="TextoTablas"/>
-              <w:spacing w:before="0" w:after="0" w:line="360" w:lineRule="auto"/>
+              <w:pStyle w:val="NormalWeb"/>
+              <w:spacing w:before="0" w:beforeAutospacing="0" w:after="0" w:afterAutospacing="0" w:line="360" w:lineRule="auto"/>
               <w:rPr>
                 <w:rFonts w:asciiTheme="minorHAnsi" w:hAnsiTheme="minorHAnsi" w:cstheme="minorHAnsi"/>
                 <w:sz w:val="28"/>
@@ -8415,8 +8300,8 @@
         </w:trPr>
         <w:tc>
           <w:tcPr>
-            <w:tcW w:w="2122" w:type="dxa"/>
-            <w:vMerge/>
+            <w:tcW w:w="1980" w:type="dxa"/>
+            <w:shd w:val="clear" w:color="auto" w:fill="auto"/>
           </w:tcPr>
           <w:p>
             <w:pPr>
@@ -8434,7 +8319,7 @@
         </w:tc>
         <w:tc>
           <w:tcPr>
-            <w:tcW w:w="3969" w:type="dxa"/>
+            <w:tcW w:w="3685" w:type="dxa"/>
           </w:tcPr>
           <w:p>
             <w:pPr>
@@ -8458,13 +8343,13 @@
         </w:tc>
         <w:tc>
           <w:tcPr>
-            <w:tcW w:w="3871" w:type="dxa"/>
-            <w:vMerge/>
+            <w:tcW w:w="4297" w:type="dxa"/>
+            <w:shd w:val="clear" w:color="auto" w:fill="auto"/>
           </w:tcPr>
           <w:p>
             <w:pPr>
-              <w:pStyle w:val="TextoTablas"/>
-              <w:spacing w:before="0" w:after="0" w:line="360" w:lineRule="auto"/>
+              <w:pStyle w:val="NormalWeb"/>
+              <w:spacing w:before="0" w:beforeAutospacing="0" w:after="0" w:afterAutospacing="0" w:line="360" w:lineRule="auto"/>
               <w:rPr>
                 <w:rFonts w:asciiTheme="minorHAnsi" w:hAnsiTheme="minorHAnsi" w:cstheme="minorHAnsi"/>
                 <w:sz w:val="28"/>
@@ -8480,8 +8365,7 @@
         </w:trPr>
         <w:tc>
           <w:tcPr>
-            <w:tcW w:w="2122" w:type="dxa"/>
-            <w:vMerge/>
+            <w:tcW w:w="1980" w:type="dxa"/>
           </w:tcPr>
           <w:p>
             <w:pPr>
@@ -8499,7 +8383,7 @@
         </w:tc>
         <w:tc>
           <w:tcPr>
-            <w:tcW w:w="3969" w:type="dxa"/>
+            <w:tcW w:w="3685" w:type="dxa"/>
           </w:tcPr>
           <w:p>
             <w:pPr>
@@ -8523,13 +8407,12 @@
         </w:tc>
         <w:tc>
           <w:tcPr>
-            <w:tcW w:w="3871" w:type="dxa"/>
-            <w:vMerge/>
+            <w:tcW w:w="4297" w:type="dxa"/>
           </w:tcPr>
           <w:p>
             <w:pPr>
-              <w:pStyle w:val="TextoTablas"/>
-              <w:spacing w:before="0" w:after="0" w:line="360" w:lineRule="auto"/>
+              <w:pStyle w:val="NormalWeb"/>
+              <w:spacing w:before="0" w:beforeAutospacing="0" w:after="0" w:afterAutospacing="0" w:line="360" w:lineRule="auto"/>
               <w:rPr>
                 <w:rFonts w:asciiTheme="minorHAnsi" w:hAnsiTheme="minorHAnsi" w:cstheme="minorHAnsi"/>
                 <w:sz w:val="28"/>
@@ -8546,8 +8429,8 @@
         </w:trPr>
         <w:tc>
           <w:tcPr>
-            <w:tcW w:w="2122" w:type="dxa"/>
-            <w:vMerge/>
+            <w:tcW w:w="1980" w:type="dxa"/>
+            <w:shd w:val="clear" w:color="auto" w:fill="auto"/>
           </w:tcPr>
           <w:p>
             <w:pPr>
@@ -8565,7 +8448,7 @@
         </w:tc>
         <w:tc>
           <w:tcPr>
-            <w:tcW w:w="3969" w:type="dxa"/>
+            <w:tcW w:w="3685" w:type="dxa"/>
           </w:tcPr>
           <w:p>
             <w:pPr>
@@ -8589,13 +8472,13 @@
         </w:tc>
         <w:tc>
           <w:tcPr>
-            <w:tcW w:w="3871" w:type="dxa"/>
-            <w:vMerge/>
+            <w:tcW w:w="4297" w:type="dxa"/>
+            <w:shd w:val="clear" w:color="auto" w:fill="auto"/>
           </w:tcPr>
           <w:p>
             <w:pPr>
-              <w:pStyle w:val="TextoTablas"/>
-              <w:spacing w:before="0" w:after="0" w:line="360" w:lineRule="auto"/>
+              <w:pStyle w:val="NormalWeb"/>
+              <w:spacing w:before="0" w:beforeAutospacing="0" w:after="0" w:afterAutospacing="0" w:line="360" w:lineRule="auto"/>
               <w:rPr>
                 <w:rFonts w:asciiTheme="minorHAnsi" w:hAnsiTheme="minorHAnsi" w:cstheme="minorHAnsi"/>
                 <w:sz w:val="28"/>
@@ -8611,8 +8494,7 @@
         </w:trPr>
         <w:tc>
           <w:tcPr>
-            <w:tcW w:w="2122" w:type="dxa"/>
-            <w:vMerge w:val="restart"/>
+            <w:tcW w:w="1980" w:type="dxa"/>
           </w:tcPr>
           <w:p>
             <w:pPr>
@@ -8638,7 +8520,7 @@
         </w:tc>
         <w:tc>
           <w:tcPr>
-            <w:tcW w:w="3969" w:type="dxa"/>
+            <w:tcW w:w="3685" w:type="dxa"/>
           </w:tcPr>
           <w:p>
             <w:pPr>
@@ -8662,8 +8544,7 @@
         </w:tc>
         <w:tc>
           <w:tcPr>
-            <w:tcW w:w="3871" w:type="dxa"/>
-            <w:vMerge w:val="restart"/>
+            <w:tcW w:w="4297" w:type="dxa"/>
           </w:tcPr>
           <w:p>
             <w:pPr>
@@ -8693,8 +8574,8 @@
         </w:trPr>
         <w:tc>
           <w:tcPr>
-            <w:tcW w:w="2122" w:type="dxa"/>
-            <w:vMerge/>
+            <w:tcW w:w="1980" w:type="dxa"/>
+            <w:shd w:val="clear" w:color="auto" w:fill="auto"/>
           </w:tcPr>
           <w:p>
             <w:pPr>
@@ -8712,7 +8593,7 @@
         </w:tc>
         <w:tc>
           <w:tcPr>
-            <w:tcW w:w="3969" w:type="dxa"/>
+            <w:tcW w:w="3685" w:type="dxa"/>
           </w:tcPr>
           <w:p>
             <w:pPr>
@@ -8744,8 +8625,8 @@
         </w:tc>
         <w:tc>
           <w:tcPr>
-            <w:tcW w:w="3871" w:type="dxa"/>
-            <w:vMerge/>
+            <w:tcW w:w="4297" w:type="dxa"/>
+            <w:shd w:val="clear" w:color="auto" w:fill="auto"/>
           </w:tcPr>
           <w:p>
             <w:pPr>
@@ -8766,8 +8647,7 @@
         </w:trPr>
         <w:tc>
           <w:tcPr>
-            <w:tcW w:w="2122" w:type="dxa"/>
-            <w:vMerge/>
+            <w:tcW w:w="1980" w:type="dxa"/>
           </w:tcPr>
           <w:p>
             <w:pPr>
@@ -8785,7 +8665,7 @@
         </w:tc>
         <w:tc>
           <w:tcPr>
-            <w:tcW w:w="3969" w:type="dxa"/>
+            <w:tcW w:w="3685" w:type="dxa"/>
           </w:tcPr>
           <w:p>
             <w:pPr>
@@ -8809,8 +8689,7 @@
         </w:tc>
         <w:tc>
           <w:tcPr>
-            <w:tcW w:w="3871" w:type="dxa"/>
-            <w:vMerge/>
+            <w:tcW w:w="4297" w:type="dxa"/>
           </w:tcPr>
           <w:p>
             <w:pPr>
@@ -8832,8 +8711,8 @@
         </w:trPr>
         <w:tc>
           <w:tcPr>
-            <w:tcW w:w="2122" w:type="dxa"/>
-            <w:vMerge/>
+            <w:tcW w:w="1980" w:type="dxa"/>
+            <w:shd w:val="clear" w:color="auto" w:fill="auto"/>
           </w:tcPr>
           <w:p>
             <w:pPr>
@@ -8851,7 +8730,7 @@
         </w:tc>
         <w:tc>
           <w:tcPr>
-            <w:tcW w:w="3969" w:type="dxa"/>
+            <w:tcW w:w="3685" w:type="dxa"/>
           </w:tcPr>
           <w:p>
             <w:pPr>
@@ -8875,8 +8754,8 @@
         </w:tc>
         <w:tc>
           <w:tcPr>
-            <w:tcW w:w="3871" w:type="dxa"/>
-            <w:vMerge/>
+            <w:tcW w:w="4297" w:type="dxa"/>
+            <w:shd w:val="clear" w:color="auto" w:fill="auto"/>
           </w:tcPr>
           <w:p>
             <w:pPr>
@@ -8895,8 +8774,17 @@
     <w:p>
       <w:pPr>
         <w:pStyle w:val="Ttulo2"/>
+        <w:numPr>
+          <w:ilvl w:val="0"/>
+          <w:numId w:val="0"/>
+        </w:numPr>
       </w:pPr>
       <w:bookmarkStart w:id="12" w:name="_Toc224719816"/>
+    </w:p>
+    <w:p>
+      <w:pPr>
+        <w:pStyle w:val="Ttulo2"/>
+      </w:pPr>
       <w:r>
         <w:t>Fuentes de agua y su conservación</w:t>
       </w:r>
@@ -8913,25 +8801,79 @@
     </w:p>
     <w:p>
       <w:pPr>
+        <w:spacing w:before="0" w:after="0"/>
+        <w:ind w:firstLine="708"/>
+      </w:pPr>
+    </w:p>
+    <w:p>
+      <w:pPr>
+        <w:spacing w:before="0" w:after="0"/>
+        <w:ind w:firstLine="708"/>
+      </w:pPr>
+    </w:p>
+    <w:p>
+      <w:pPr>
+        <w:spacing w:before="0" w:after="0"/>
+        <w:ind w:firstLine="708"/>
+      </w:pPr>
+    </w:p>
+    <w:p>
+      <w:pPr>
+        <w:spacing w:before="0" w:after="0"/>
+        <w:ind w:firstLine="708"/>
+      </w:pPr>
+    </w:p>
+    <w:p>
+      <w:pPr>
+        <w:spacing w:before="0" w:after="0"/>
+        <w:ind w:firstLine="708"/>
+      </w:pPr>
+    </w:p>
+    <w:p>
+      <w:pPr>
+        <w:spacing w:before="0" w:after="0"/>
+        <w:ind w:firstLine="708"/>
+      </w:pPr>
+    </w:p>
+    <w:p>
+      <w:pPr>
+        <w:spacing w:before="0" w:after="0"/>
+        <w:ind w:firstLine="708"/>
+      </w:pPr>
+    </w:p>
+    <w:p>
+      <w:pPr>
+        <w:spacing w:before="0" w:after="0"/>
+        <w:ind w:firstLine="708"/>
+      </w:pPr>
+    </w:p>
+    <w:p>
+      <w:pPr>
         <w:pStyle w:val="Figura"/>
       </w:pPr>
       <w:r>
         <w:lastRenderedPageBreak/>
-        <w:t>Figura 1. Ciclo hidrológico</w:t>
+        <w:t xml:space="preserve">Figura 1. </w:t>
+      </w:r>
+      <w:r>
+        <w:rPr>
+          <w:b w:val="0"/>
+          <w:bCs w:val="0"/>
+        </w:rPr>
+        <w:t>Ciclo hidrológico</w:t>
       </w:r>
     </w:p>
     <w:p>
       <w:pPr>
         <w:pStyle w:val="Figura"/>
-        <w:jc w:val="center"/>
       </w:pPr>
       <w:r>
         <w:rPr>
           <w:noProof/>
         </w:rPr>
         <w:drawing>
-          <wp:inline distT="0" distB="0" distL="0" distR="0" wp14:anchorId="0A0E2FB8" wp14:editId="3B7E8AA2">
-            <wp:extent cx="3721635" cy="2667000"/>
+          <wp:inline distT="0" distB="0" distL="0" distR="0" wp14:anchorId="0A0E2FB8" wp14:editId="433B7DEF">
+            <wp:extent cx="4157599" cy="2979420"/>
             <wp:effectExtent l="0" t="0" r="0" b="0"/>
             <wp:docPr id="467118489" name="Imagen 15" descr="Representa el ciclo hidrológico, describiendo el movimiento continuo del agua entre la superficie terrestre y la atmósfera. Se integran procesos como la evaporación desde cuerpos de agua, la transpiración de las plantas, la condensación en la atmósfera y la posterior precipitación sobre el territorio. Finalmente, el agua se acumula en ríos, lagos y océanos, cerrando el ciclo y evidenciando la dinámica permanente del recurso hídrico en los ecosistemas. "/>
             <wp:cNvGraphicFramePr>
@@ -8962,7 +8904,7 @@
                   <pic:spPr bwMode="auto">
                     <a:xfrm>
                       <a:off x="0" y="0"/>
-                      <a:ext cx="3732763" cy="2674974"/>
+                      <a:ext cx="4175291" cy="2992099"/>
                     </a:xfrm>
                     <a:prstGeom prst="rect">
                       <a:avLst/>
@@ -9101,6 +9043,7 @@
           <w:b/>
           <w:bCs/>
         </w:rPr>
+        <w:lastRenderedPageBreak/>
         <w:t xml:space="preserve">Pluviales: </w:t>
       </w:r>
       <w:r>
@@ -9126,7 +9069,6 @@
           <w:b/>
           <w:bCs/>
         </w:rPr>
-        <w:lastRenderedPageBreak/>
         <w:t xml:space="preserve">Nacimientos o manantiales: </w:t>
       </w:r>
       <w:r>
@@ -9260,6 +9202,12 @@
       <w:r>
         <w:t>La contaminación del agua por fertilizantes, plaguicidas o residuos pecuarios afecta no solo la producción, sino también la salud humana y la biodiversidad.</w:t>
       </w:r>
+    </w:p>
+    <w:p>
+      <w:pPr>
+        <w:spacing w:before="0" w:after="0"/>
+        <w:ind w:firstLine="708"/>
+      </w:pPr>
     </w:p>
     <w:tbl>
       <w:tblPr>
@@ -9391,10 +9339,9 @@
           </w:p>
           <w:p>
             <w:pPr>
-              <w:numPr>
-                <w:ilvl w:val="0"/>
-                <w:numId w:val="80"/>
-              </w:numPr>
+              <w:tabs>
+                <w:tab w:val="num" w:pos="720"/>
+              </w:tabs>
               <w:spacing w:before="0" w:after="0"/>
             </w:pPr>
             <w:r>
@@ -9409,29 +9356,17 @@
           </w:p>
           <w:p>
             <w:pPr>
-              <w:numPr>
-                <w:ilvl w:val="0"/>
-                <w:numId w:val="81"/>
-              </w:numPr>
               <w:spacing w:before="0" w:after="0"/>
             </w:pPr>
             <w:r>
               <w:rPr>
                 <w:lang w:val="es-MX"/>
               </w:rPr>
+              <w:lastRenderedPageBreak/>
               <w:t>Posee más de 48 000 humedales, con biodiversidad ribereña fundamental para poblaciones y ecosistemas. </w:t>
             </w:r>
             <w:r>
-              <w:t> </w:t>
-            </w:r>
-          </w:p>
-          <w:p>
-            <w:pPr>
-              <w:spacing w:before="0" w:after="0"/>
-            </w:pPr>
-            <w:r>
-              <w:lastRenderedPageBreak/>
-              <w:t> </w:t>
+              <w:t>  </w:t>
             </w:r>
             <w:r>
               <w:rPr>
@@ -9442,13 +9377,8 @@
             <w:r>
               <w:t> </w:t>
             </w:r>
-          </w:p>
-          <w:p>
-            <w:pPr>
-              <w:spacing w:before="0" w:after="0"/>
-            </w:pPr>
             <w:r>
-              <w:t> </w:t>
+              <w:t xml:space="preserve"> </w:t>
             </w:r>
             <w:r>
               <w:rPr>
@@ -9523,11 +9453,42 @@
           <w:bCs/>
         </w:rPr>
       </w:pPr>
-      <w:r>
-        <w:rPr>
-          <w:b/>
-          <w:bCs/>
-        </w:rPr>
+    </w:p>
+    <w:p>
+      <w:pPr>
+        <w:spacing w:before="0" w:after="0"/>
+        <w:ind w:firstLine="708"/>
+        <w:rPr>
+          <w:b/>
+          <w:bCs/>
+        </w:rPr>
+      </w:pPr>
+    </w:p>
+    <w:p>
+      <w:pPr>
+        <w:spacing w:before="0" w:after="0"/>
+        <w:ind w:firstLine="708"/>
+        <w:rPr>
+          <w:b/>
+          <w:bCs/>
+        </w:rPr>
+      </w:pPr>
+    </w:p>
+    <w:p>
+      <w:pPr>
+        <w:spacing w:before="0" w:after="0"/>
+        <w:ind w:firstLine="708"/>
+        <w:rPr>
+          <w:b/>
+          <w:bCs/>
+        </w:rPr>
+      </w:pPr>
+      <w:r>
+        <w:rPr>
+          <w:b/>
+          <w:bCs/>
+        </w:rPr>
+        <w:lastRenderedPageBreak/>
         <w:t>Sistemas de riego y uso eficiente del recurso hídrico</w:t>
       </w:r>
     </w:p>
@@ -9537,10 +9498,7 @@
         <w:ind w:firstLine="708"/>
       </w:pPr>
       <w:r>
-        <w:t>Los sistemas de riego permiten suministrar agua a los cultivos cuando la lluvia no es suficiente. Un uso eficiente del recurso hídrico es clave para garantizar la producción agrícola sin desperdiciar agua ni dañar las fuentes naturales</w:t>
-      </w:r>
-      <w:r>
-        <w:t>.</w:t>
+        <w:t>Los sistemas de riego permiten suministrar agua a los cultivos cuando la lluvia no es suficiente. Un uso eficiente del recurso hídrico es clave para garantizar la producción agrícola sin desperdiciar agua ni dañar las fuentes naturales.</w:t>
       </w:r>
     </w:p>
     <w:p>
@@ -9561,7 +9519,6 @@
           <w:b/>
           <w:bCs/>
         </w:rPr>
-        <w:lastRenderedPageBreak/>
         <w:t>Sistemas de riego</w:t>
       </w:r>
     </w:p>
@@ -9758,6 +9715,7 @@
         <w:ind w:left="1701"/>
       </w:pPr>
       <w:r>
+        <w:lastRenderedPageBreak/>
         <w:t>Reparar fugas y mantener en buen estado la infraestructura.</w:t>
       </w:r>
     </w:p>
@@ -9795,7 +9753,6 @@
         <w:ind w:firstLine="708"/>
       </w:pPr>
       <w:r>
-        <w:lastRenderedPageBreak/>
         <w:t>El uso eficiente del agua reduce costos de producción, mejora la productividad y contribuye a la sostenibilidad ambiental.</w:t>
       </w:r>
     </w:p>
@@ -10837,8 +10794,6 @@
       </w:pPr>
       <w:r>
         <w:tab/>
-      </w:r>
-      <w:r>
         <w:t>La conservación ambiental en el sector agropecuario se fundamenta en principios que orientan la producción hacia el equilibrio entre lo económico, lo social y lo ambiental.</w:t>
       </w:r>
     </w:p>
@@ -12813,6 +12768,27 @@
                 <w:bCs/>
               </w:rPr>
             </w:pPr>
+            <w:r>
+              <w:rPr>
+                <w:b/>
+                <w:bCs/>
+              </w:rPr>
+              <w:t>María</w:t>
+            </w:r>
+            <w:r>
+              <w:rPr>
+                <w:b/>
+                <w:bCs/>
+              </w:rPr>
+              <w:t xml:space="preserve"> Alejandra Vera Briceño</w:t>
+            </w:r>
+            <w:r>
+              <w:rPr>
+                <w:b/>
+                <w:bCs/>
+              </w:rPr>
+              <w:tab/>
+            </w:r>
           </w:p>
         </w:tc>
         <w:tc>
@@ -12825,7 +12801,13 @@
               <w:spacing w:before="0" w:after="0" w:line="360" w:lineRule="auto"/>
             </w:pPr>
             <w:r>
-              <w:t>Animador y productor audiovisual</w:t>
+              <w:t>Animador</w:t>
+            </w:r>
+            <w:r>
+              <w:t>a</w:t>
+            </w:r>
+            <w:r>
+              <w:t xml:space="preserve"> y productor audiovisual</w:t>
             </w:r>
           </w:p>
         </w:tc>
@@ -24279,6 +24261,7 @@
   <w:style w:type="character" w:default="1" w:styleId="Fuentedeprrafopredeter">
     <w:name w:val="Default Paragraph Font"/>
     <w:uiPriority w:val="1"/>
+    <w:semiHidden/>
     <w:unhideWhenUsed/>
   </w:style>
   <w:style w:type="table" w:default="1" w:styleId="Tablanormal">
@@ -24405,10 +24388,11 @@
     <w:link w:val="FiguraCar"/>
     <w:autoRedefine/>
     <w:qFormat/>
-    <w:rsid w:val="00187C71"/>
+    <w:rsid w:val="00123E74"/>
     <w:pPr>
       <w:spacing w:before="0" w:after="0"/>
       <w:ind w:firstLine="0"/>
+      <w:jc w:val="center"/>
     </w:pPr>
     <w:rPr>
       <w:rFonts w:cs="Times New Roman (Cuerpo en alfa"/>
@@ -24423,7 +24407,7 @@
   <w:style w:type="character" w:customStyle="1" w:styleId="FiguraCar">
     <w:name w:val="Figura Car"/>
     <w:link w:val="Figura"/>
-    <w:rsid w:val="00187C71"/>
+    <w:rsid w:val="00123E74"/>
     <w:rPr>
       <w:rFonts w:cs="Times New Roman (Cuerpo en alfa"/>
       <w:b/>
@@ -25729,7 +25713,7 @@
 </file>
 
 <file path=customXml/itemProps1.xml><?xml version="1.0" encoding="utf-8"?>
-<ds:datastoreItem xmlns:ds="http://schemas.openxmlformats.org/officeDocument/2006/customXml" ds:itemID="{F0E9DCCE-7933-434D-9549-00C7CDAB4DFA}"/>
+<ds:datastoreItem xmlns:ds="http://schemas.openxmlformats.org/officeDocument/2006/customXml" ds:itemID="{E8237B13-71BD-455E-B6C5-F37C3C253954}"/>
 </file>
 
 <file path=customXml/itemProps2.xml><?xml version="1.0" encoding="utf-8"?>

--- a/fuentes/CF1_72310003_DU.docx
+++ b/fuentes/CF1_72310003_DU.docx
@@ -1,6 +1,6 @@
 
 <file path=word/document.xml><?xml version="1.0" encoding="utf-8"?>
-<w:document xmlns:wpc="http://schemas.microsoft.com/office/word/2010/wordprocessingCanvas" xmlns:cx="http://schemas.microsoft.com/office/drawing/2014/chartex" xmlns:cx1="http://schemas.microsoft.com/office/drawing/2015/9/8/chartex" xmlns:cx2="http://schemas.microsoft.com/office/drawing/2015/10/21/chartex" xmlns:cx3="http://schemas.microsoft.com/office/drawing/2016/5/9/chartex" xmlns:cx4="http://schemas.microsoft.com/office/drawing/2016/5/10/chartex" xmlns:cx5="http://schemas.microsoft.com/office/drawing/2016/5/11/chartex" xmlns:cx6="http://schemas.microsoft.com/office/drawing/2016/5/12/chartex" xmlns:cx7="http://schemas.microsoft.com/office/drawing/2016/5/13/chartex" xmlns:cx8="http://schemas.microsoft.com/office/drawing/2016/5/14/chartex" xmlns:mc="http://schemas.openxmlformats.org/markup-compatibility/2006" xmlns:aink="http://schemas.microsoft.com/office/drawing/2016/ink" xmlns:am3d="http://schemas.microsoft.com/office/drawing/2017/model3d" xmlns:o="urn:schemas-microsoft-com:office:office" xmlns:r="http://schemas.openxmlformats.org/officeDocument/2006/relationships" xmlns:m="http://schemas.openxmlformats.org/officeDocument/2006/math" xmlns:v="urn:schemas-microsoft-com:vml" xmlns:wp14="http://schemas.microsoft.com/office/word/2010/wordprocessingDrawing" xmlns:wp="http://schemas.openxmlformats.org/drawingml/2006/wordprocessingDrawing" xmlns:w10="urn:schemas-microsoft-com:office:word" xmlns:w="http://schemas.openxmlformats.org/wordprocessingml/2006/main" xmlns:w14="http://schemas.microsoft.com/office/word/2010/wordml" xmlns:w15="http://schemas.microsoft.com/office/word/2012/wordml" xmlns:w16cex="http://schemas.microsoft.com/office/word/2018/wordml/cex" xmlns:w16cid="http://schemas.microsoft.com/office/word/2016/wordml/cid" xmlns:w16="http://schemas.microsoft.com/office/word/2018/wordml" xmlns:w16sdtdh="http://schemas.microsoft.com/office/word/2020/wordml/sdtdatahash" xmlns:w16se="http://schemas.microsoft.com/office/word/2015/wordml/symex" xmlns:wpg="http://schemas.microsoft.com/office/word/2010/wordprocessingGroup" xmlns:wpi="http://schemas.microsoft.com/office/word/2010/wordprocessingInk" xmlns:wne="http://schemas.microsoft.com/office/word/2006/wordml" xmlns:wps="http://schemas.microsoft.com/office/word/2010/wordprocessingShape" mc:Ignorable="w14 w15 w16se w16cid w16 w16cex w16sdtdh wp14">
+<w:document xmlns:wpc="http://schemas.microsoft.com/office/word/2010/wordprocessingCanvas" xmlns:cx="http://schemas.microsoft.com/office/drawing/2014/chartex" xmlns:cx1="http://schemas.microsoft.com/office/drawing/2015/9/8/chartex" xmlns:cx2="http://schemas.microsoft.com/office/drawing/2015/10/21/chartex" xmlns:cx3="http://schemas.microsoft.com/office/drawing/2016/5/9/chartex" xmlns:cx4="http://schemas.microsoft.com/office/drawing/2016/5/10/chartex" xmlns:cx5="http://schemas.microsoft.com/office/drawing/2016/5/11/chartex" xmlns:cx6="http://schemas.microsoft.com/office/drawing/2016/5/12/chartex" xmlns:cx7="http://schemas.microsoft.com/office/drawing/2016/5/13/chartex" xmlns:cx8="http://schemas.microsoft.com/office/drawing/2016/5/14/chartex" xmlns:mc="http://schemas.openxmlformats.org/markup-compatibility/2006" xmlns:aink="http://schemas.microsoft.com/office/drawing/2016/ink" xmlns:am3d="http://schemas.microsoft.com/office/drawing/2017/model3d" xmlns:o="urn:schemas-microsoft-com:office:office" xmlns:oel="http://schemas.microsoft.com/office/2019/extlst" xmlns:r="http://schemas.openxmlformats.org/officeDocument/2006/relationships" xmlns:m="http://schemas.openxmlformats.org/officeDocument/2006/math" xmlns:v="urn:schemas-microsoft-com:vml" xmlns:wp14="http://schemas.microsoft.com/office/word/2010/wordprocessingDrawing" xmlns:wp="http://schemas.openxmlformats.org/drawingml/2006/wordprocessingDrawing" xmlns:w10="urn:schemas-microsoft-com:office:word" xmlns:w="http://schemas.openxmlformats.org/wordprocessingml/2006/main" xmlns:w14="http://schemas.microsoft.com/office/word/2010/wordml" xmlns:w15="http://schemas.microsoft.com/office/word/2012/wordml" xmlns:w16cex="http://schemas.microsoft.com/office/word/2018/wordml/cex" xmlns:w16cid="http://schemas.microsoft.com/office/word/2016/wordml/cid" xmlns:w16="http://schemas.microsoft.com/office/word/2018/wordml" xmlns:w16du="http://schemas.microsoft.com/office/word/2023/wordml/word16du" xmlns:w16sdtdh="http://schemas.microsoft.com/office/word/2020/wordml/sdtdatahash" xmlns:w16sdtfl="http://schemas.microsoft.com/office/word/2024/wordml/sdtformatlock" xmlns:w16se="http://schemas.microsoft.com/office/word/2015/wordml/symex" xmlns:wpg="http://schemas.microsoft.com/office/word/2010/wordprocessingGroup" xmlns:wpi="http://schemas.microsoft.com/office/word/2010/wordprocessingInk" xmlns:wne="http://schemas.microsoft.com/office/word/2006/wordml" xmlns:wps="http://schemas.microsoft.com/office/word/2010/wordprocessingShape" mc:Ignorable="w14 w15 w16se w16cid w16 w16cex w16sdtdh w16sdtfl w16du wp14">
   <w:body>
     <w:p>
       <w:pPr>
@@ -225,7 +225,7 @@
               </wp:anchor>
             </w:drawing>
           </mc:Choice>
-          <mc:Fallback xmlns:w16sdtfl="http://schemas.microsoft.com/office/word/2024/wordml/sdtformatlock" xmlns:w16du="http://schemas.microsoft.com/office/word/2023/wordml/word16du" xmlns:oel="http://schemas.microsoft.com/office/2019/extlst">
+          <mc:Fallback>
             <w:pict>
               <v:rect w14:anchorId="35E8CAF5" id="Rectángulo 18" o:spid="_x0000_s1026" style="position:absolute;margin-left:-55.7pt;margin-top:29pt;width:613.85pt;height:204pt;z-index:-251662336;visibility:visible;mso-wrap-style:square;mso-width-percent:0;mso-height-percent:0;mso-wrap-distance-left:9pt;mso-wrap-distance-top:0;mso-wrap-distance-right:9pt;mso-wrap-distance-bottom:0;mso-position-horizontal:absolute;mso-position-horizontal-relative:text;mso-position-vertical:absolute;mso-position-vertical-relative:text;mso-width-percent:0;mso-height-percent:0;mso-width-relative:page;mso-height-relative:margin;v-text-anchor:middle" o:gfxdata="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" fillcolor="#00314d" stroked="f" strokeweight="1pt"/>
             </w:pict>
@@ -2207,6 +2207,7 @@
     <w:p>
       <w:pPr>
         <w:pStyle w:val="Titulosgenerales"/>
+        <w:ind w:left="282" w:firstLine="426"/>
       </w:pPr>
       <w:r>
         <w:rPr>
@@ -2466,6 +2467,16 @@
     <w:p>
       <w:pPr>
         <w:spacing w:before="0" w:after="0"/>
+        <w:ind w:firstLine="708"/>
+        <w:rPr>
+          <w:rFonts w:cs="Calibri"/>
+          <w:lang w:eastAsia="es-CO"/>
+        </w:rPr>
+      </w:pPr>
+    </w:p>
+    <w:p>
+      <w:pPr>
+        <w:spacing w:before="0" w:after="0"/>
         <w:ind w:firstLine="360"/>
         <w:rPr>
           <w:rFonts w:cs="Calibri"/>
@@ -2557,6 +2568,23 @@
         </w:rPr>
         <w:t xml:space="preserve"> </w:t>
       </w:r>
+    </w:p>
+    <w:p>
+      <w:pPr>
+        <w:pStyle w:val="Prrafodelista"/>
+        <w:numPr>
+          <w:ilvl w:val="0"/>
+          <w:numId w:val="30"/>
+        </w:numPr>
+        <w:spacing w:before="0" w:after="0"/>
+        <w:ind w:left="1843"/>
+        <w:rPr>
+          <w:rFonts w:cs="Calibri"/>
+          <w:b/>
+          <w:bCs/>
+          <w:lang w:eastAsia="es-CO"/>
+        </w:rPr>
+      </w:pPr>
       <w:r>
         <w:rPr>
           <w:rFonts w:cs="Calibri"/>
@@ -2571,6 +2599,23 @@
         </w:rPr>
         <w:t xml:space="preserve">  </w:t>
       </w:r>
+    </w:p>
+    <w:p>
+      <w:pPr>
+        <w:pStyle w:val="Prrafodelista"/>
+        <w:numPr>
+          <w:ilvl w:val="0"/>
+          <w:numId w:val="30"/>
+        </w:numPr>
+        <w:spacing w:before="0" w:after="0"/>
+        <w:ind w:left="1843"/>
+        <w:rPr>
+          <w:rFonts w:cs="Calibri"/>
+          <w:b/>
+          <w:bCs/>
+          <w:lang w:eastAsia="es-CO"/>
+        </w:rPr>
+      </w:pPr>
       <w:r>
         <w:rPr>
           <w:rFonts w:cs="Calibri"/>
@@ -2589,6 +2634,8 @@
         <w:spacing w:before="0" w:after="0"/>
         <w:rPr>
           <w:rFonts w:cs="Calibri"/>
+          <w:b/>
+          <w:bCs/>
           <w:lang w:eastAsia="es-CO"/>
         </w:rPr>
       </w:pPr>
@@ -2610,6 +2657,21 @@
         </w:rPr>
         <w:t xml:space="preserve">. </w:t>
       </w:r>
+    </w:p>
+    <w:p>
+      <w:pPr>
+        <w:pStyle w:val="Prrafodelista"/>
+        <w:numPr>
+          <w:ilvl w:val="0"/>
+          <w:numId w:val="30"/>
+        </w:numPr>
+        <w:spacing w:before="0" w:after="0"/>
+        <w:ind w:left="1843"/>
+        <w:rPr>
+          <w:rFonts w:cs="Calibri"/>
+          <w:lang w:eastAsia="es-CO"/>
+        </w:rPr>
+      </w:pPr>
       <w:r>
         <w:rPr>
           <w:rFonts w:cs="Calibri"/>
@@ -2624,6 +2686,21 @@
         </w:rPr>
         <w:t xml:space="preserve"> </w:t>
       </w:r>
+    </w:p>
+    <w:p>
+      <w:pPr>
+        <w:pStyle w:val="Prrafodelista"/>
+        <w:numPr>
+          <w:ilvl w:val="0"/>
+          <w:numId w:val="30"/>
+        </w:numPr>
+        <w:spacing w:before="0" w:after="0"/>
+        <w:ind w:left="1843"/>
+        <w:rPr>
+          <w:rFonts w:cs="Calibri"/>
+          <w:lang w:eastAsia="es-CO"/>
+        </w:rPr>
+      </w:pPr>
       <w:r>
         <w:rPr>
           <w:rFonts w:cs="Calibri"/>
@@ -2652,6 +2729,7 @@
           <w:bCs/>
           <w:lang w:eastAsia="es-CO"/>
         </w:rPr>
+        <w:lastRenderedPageBreak/>
         <w:t>Década de 1960. Impulso internacional</w:t>
       </w:r>
       <w:r>
@@ -2668,12 +2746,43 @@
         </w:rPr>
         <w:t xml:space="preserve"> </w:t>
       </w:r>
-      <w:r>
-        <w:rPr>
-          <w:rFonts w:cs="Calibri"/>
-          <w:lang w:eastAsia="es-CO"/>
-        </w:rPr>
-        <w:t>La Fundación Rockefeller respalda programas de investigación agrícola.</w:t>
+    </w:p>
+    <w:p>
+      <w:pPr>
+        <w:pStyle w:val="Prrafodelista"/>
+        <w:numPr>
+          <w:ilvl w:val="0"/>
+          <w:numId w:val="30"/>
+        </w:numPr>
+        <w:spacing w:before="0" w:after="0"/>
+        <w:ind w:left="1843"/>
+        <w:rPr>
+          <w:rFonts w:cs="Calibri"/>
+          <w:lang w:eastAsia="es-CO"/>
+        </w:rPr>
+      </w:pPr>
+      <w:r>
+        <w:rPr>
+          <w:rFonts w:cs="Calibri"/>
+          <w:lang w:eastAsia="es-CO"/>
+        </w:rPr>
+        <w:t xml:space="preserve">La </w:t>
+      </w:r>
+      <w:r>
+        <w:rPr>
+          <w:rFonts w:cs="Calibri"/>
+          <w:b/>
+          <w:bCs/>
+          <w:lang w:eastAsia="es-CO"/>
+        </w:rPr>
+        <w:t>Fundación Rockefeller</w:t>
+      </w:r>
+      <w:r>
+        <w:rPr>
+          <w:rFonts w:cs="Calibri"/>
+          <w:lang w:eastAsia="es-CO"/>
+        </w:rPr>
+        <w:t xml:space="preserve"> respalda programas de investigación agrícola.</w:t>
       </w:r>
       <w:r>
         <w:rPr>
@@ -2682,12 +2791,43 @@
         </w:rPr>
         <w:t xml:space="preserve"> </w:t>
       </w:r>
-      <w:r>
-        <w:rPr>
-          <w:rFonts w:cs="Calibri"/>
-          <w:lang w:eastAsia="es-CO"/>
-        </w:rPr>
-        <w:t>Organismos multilaterales como el Banco Mundial promueven la transferencia tecnológica hacia países en desarrollo.</w:t>
+    </w:p>
+    <w:p>
+      <w:pPr>
+        <w:pStyle w:val="Prrafodelista"/>
+        <w:numPr>
+          <w:ilvl w:val="0"/>
+          <w:numId w:val="30"/>
+        </w:numPr>
+        <w:spacing w:before="0" w:after="0"/>
+        <w:ind w:left="1843"/>
+        <w:rPr>
+          <w:rFonts w:cs="Calibri"/>
+          <w:lang w:eastAsia="es-CO"/>
+        </w:rPr>
+      </w:pPr>
+      <w:r>
+        <w:rPr>
+          <w:rFonts w:cs="Calibri"/>
+          <w:lang w:eastAsia="es-CO"/>
+        </w:rPr>
+        <w:t xml:space="preserve">Organismos multilaterales como el </w:t>
+      </w:r>
+      <w:r>
+        <w:rPr>
+          <w:rFonts w:cs="Calibri"/>
+          <w:b/>
+          <w:bCs/>
+          <w:lang w:eastAsia="es-CO"/>
+        </w:rPr>
+        <w:t>Banco Mundial</w:t>
+      </w:r>
+      <w:r>
+        <w:rPr>
+          <w:rFonts w:cs="Calibri"/>
+          <w:lang w:eastAsia="es-CO"/>
+        </w:rPr>
+        <w:t xml:space="preserve"> promueven la transferencia tecnológica hacia países en desarrollo.</w:t>
       </w:r>
     </w:p>
     <w:p>
@@ -2710,273 +2850,957 @@
           <w:bCs/>
           <w:lang w:eastAsia="es-CO"/>
         </w:rPr>
+        <w:t>1960–1970. Expansión global</w:t>
+      </w:r>
+      <w:r>
+        <w:rPr>
+          <w:rFonts w:cs="Calibri"/>
+          <w:lang w:eastAsia="es-CO"/>
+        </w:rPr>
+        <w:t>.</w:t>
+      </w:r>
+      <w:r>
+        <w:rPr>
+          <w:rFonts w:cs="Calibri"/>
+          <w:lang w:eastAsia="es-CO"/>
+        </w:rPr>
+        <w:t xml:space="preserve"> </w:t>
+      </w:r>
+    </w:p>
+    <w:p>
+      <w:pPr>
+        <w:pStyle w:val="Prrafodelista"/>
+        <w:numPr>
+          <w:ilvl w:val="0"/>
+          <w:numId w:val="30"/>
+        </w:numPr>
+        <w:spacing w:before="0" w:after="0"/>
+        <w:ind w:left="1843"/>
+        <w:rPr>
+          <w:rFonts w:cs="Calibri"/>
+          <w:lang w:eastAsia="es-CO"/>
+        </w:rPr>
+      </w:pPr>
+      <w:r>
+        <w:rPr>
+          <w:rFonts w:cs="Calibri"/>
+          <w:lang w:eastAsia="es-CO"/>
+        </w:rPr>
+        <w:t>El modelo se expande hacia Asia y América Latina.</w:t>
+      </w:r>
+      <w:r>
+        <w:rPr>
+          <w:rFonts w:cs="Calibri"/>
+          <w:lang w:eastAsia="es-CO"/>
+        </w:rPr>
+        <w:t xml:space="preserve"> </w:t>
+      </w:r>
+    </w:p>
+    <w:p>
+      <w:pPr>
+        <w:pStyle w:val="Prrafodelista"/>
+        <w:numPr>
+          <w:ilvl w:val="0"/>
+          <w:numId w:val="30"/>
+        </w:numPr>
+        <w:spacing w:before="0" w:after="0"/>
+        <w:ind w:left="1843"/>
+        <w:rPr>
+          <w:rFonts w:cs="Calibri"/>
+          <w:lang w:eastAsia="es-CO"/>
+        </w:rPr>
+      </w:pPr>
+      <w:r>
+        <w:rPr>
+          <w:rFonts w:cs="Calibri"/>
+          <w:lang w:eastAsia="es-CO"/>
+        </w:rPr>
+        <w:t>Se incorporan semillas híbridas, fertilizantes químicos, pesticidas, mecanización agrícola y riego intensivo.</w:t>
+      </w:r>
+    </w:p>
+    <w:p>
+      <w:pPr>
+        <w:spacing w:before="0" w:after="0"/>
+        <w:ind w:firstLine="708"/>
+        <w:rPr>
+          <w:rFonts w:cs="Calibri"/>
+          <w:lang w:eastAsia="es-CO"/>
+        </w:rPr>
+      </w:pPr>
+      <w:r>
+        <w:rPr>
+          <w:rFonts w:cs="Calibri"/>
+          <w:lang w:eastAsia="es-CO"/>
+        </w:rPr>
+        <w:t>La revolución verde priorizó el aumento de la productividad por hectárea como principal indicador de éxito agrícola.</w:t>
+      </w:r>
+    </w:p>
+    <w:p>
+      <w:pPr>
+        <w:spacing w:before="0" w:after="0"/>
+        <w:ind w:firstLine="708"/>
+        <w:rPr>
+          <w:rFonts w:cs="Calibri"/>
+          <w:lang w:eastAsia="es-CO"/>
+        </w:rPr>
+      </w:pPr>
+    </w:p>
+    <w:p>
+      <w:pPr>
+        <w:pStyle w:val="Ttulo2"/>
+      </w:pPr>
+      <w:bookmarkStart w:id="3" w:name="_Toc230111078"/>
+      <w:r>
+        <w:t>Principales características</w:t>
+      </w:r>
+      <w:bookmarkEnd w:id="3"/>
+    </w:p>
+    <w:p>
+      <w:pPr>
+        <w:spacing w:before="0" w:after="0"/>
+        <w:rPr>
+          <w:rFonts w:cs="Calibri"/>
+          <w:bCs/>
+        </w:rPr>
+      </w:pPr>
+      <w:r>
+        <w:rPr>
+          <w:rFonts w:cs="Calibri"/>
+          <w:bCs/>
+        </w:rPr>
+        <w:t>La revolución verde se caracterizó por la implementación de un modelo agrícola intensivo basado en la modernización tecnológica y la estandarización de los sistemas productivos.</w:t>
+      </w:r>
+    </w:p>
+    <w:p>
+      <w:pPr>
+        <w:spacing w:before="0" w:after="0"/>
+        <w:rPr>
+          <w:rFonts w:cs="Calibri"/>
+          <w:bCs/>
+        </w:rPr>
+      </w:pPr>
+      <w:r>
+        <w:rPr>
+          <w:rFonts w:cs="Calibri"/>
+          <w:bCs/>
+        </w:rPr>
+        <w:t>Sus principales características son:</w:t>
+      </w:r>
+    </w:p>
+    <w:p>
+      <w:pPr>
+        <w:pStyle w:val="Prrafodelista"/>
+        <w:numPr>
+          <w:ilvl w:val="0"/>
+          <w:numId w:val="5"/>
+        </w:numPr>
+        <w:spacing w:before="0" w:after="0"/>
+        <w:rPr>
+          <w:rFonts w:cs="Calibri"/>
+          <w:b/>
+          <w:bCs/>
+        </w:rPr>
+      </w:pPr>
+      <w:r>
+        <w:rPr>
+          <w:rFonts w:cs="Calibri"/>
+          <w:b/>
+          <w:bCs/>
+        </w:rPr>
+        <w:t>Uso de semillas mejoradas de alto rendimiento</w:t>
+      </w:r>
+    </w:p>
+    <w:p>
+      <w:pPr>
+        <w:spacing w:before="0" w:after="0"/>
+        <w:ind w:left="1080" w:firstLine="0"/>
+        <w:rPr>
+          <w:rFonts w:cs="Calibri"/>
+          <w:bCs/>
+        </w:rPr>
+      </w:pPr>
+      <w:r>
+        <w:rPr>
+          <w:rFonts w:cs="Calibri"/>
+          <w:bCs/>
+        </w:rPr>
+        <w:t>Se desarrollaron variedades híbridas y posteriormente variedades genéticamente mejoradas capaces de producir mayores volúmenes por hectárea, especialmente en cultivos como trigo, arroz y maíz.</w:t>
+      </w:r>
+    </w:p>
+    <w:p>
+      <w:pPr>
+        <w:pStyle w:val="Prrafodelista"/>
+        <w:numPr>
+          <w:ilvl w:val="0"/>
+          <w:numId w:val="5"/>
+        </w:numPr>
+        <w:spacing w:before="0" w:after="0"/>
+        <w:rPr>
+          <w:rFonts w:cs="Calibri"/>
+          <w:b/>
+          <w:bCs/>
+        </w:rPr>
+      </w:pPr>
+      <w:r>
+        <w:rPr>
+          <w:rFonts w:cs="Calibri"/>
+          <w:b/>
+          <w:bCs/>
+        </w:rPr>
+        <w:t>Dependencia de insumos químicos</w:t>
+      </w:r>
+    </w:p>
+    <w:p>
+      <w:pPr>
+        <w:pStyle w:val="Prrafodelista"/>
+        <w:spacing w:before="0" w:after="0"/>
+        <w:ind w:left="1080" w:firstLine="0"/>
+        <w:rPr>
+          <w:rFonts w:cs="Calibri"/>
+        </w:rPr>
+      </w:pPr>
+      <w:r>
+        <w:rPr>
+          <w:rFonts w:cs="Calibri"/>
+        </w:rPr>
+        <w:t>El modelo promovió el uso masivo de fertilizantes sintéticos, herbicidas e insecticidas para maximizar la productividad y controlar plagas y enfermedades.</w:t>
+      </w:r>
+    </w:p>
+    <w:p>
+      <w:pPr>
+        <w:pStyle w:val="Prrafodelista"/>
+        <w:numPr>
+          <w:ilvl w:val="0"/>
+          <w:numId w:val="5"/>
+        </w:numPr>
+        <w:spacing w:before="0" w:after="0"/>
+        <w:rPr>
+          <w:rFonts w:cs="Calibri"/>
+          <w:b/>
+          <w:bCs/>
+        </w:rPr>
+      </w:pPr>
+      <w:r>
+        <w:rPr>
+          <w:rFonts w:cs="Calibri"/>
+          <w:b/>
+          <w:bCs/>
+        </w:rPr>
         <w:lastRenderedPageBreak/>
-        <w:t>1960–1970. Expansión global</w:t>
-      </w:r>
-      <w:r>
-        <w:rPr>
-          <w:rFonts w:cs="Calibri"/>
-          <w:lang w:eastAsia="es-CO"/>
+        <w:t>Mecanización agrícola</w:t>
+      </w:r>
+    </w:p>
+    <w:p>
+      <w:pPr>
+        <w:pStyle w:val="Prrafodelista"/>
+        <w:spacing w:before="0" w:after="0"/>
+        <w:ind w:left="1080" w:firstLine="0"/>
+        <w:rPr>
+          <w:rFonts w:cs="Calibri"/>
+        </w:rPr>
+      </w:pPr>
+      <w:r>
+        <w:rPr>
+          <w:rFonts w:cs="Calibri"/>
+        </w:rPr>
+        <w:t>Se incorporó maquinaria pesada para la preparación del suelo, siembra y cosecha, reduciendo la mano de obra y aumentando la escala de producción.</w:t>
+      </w:r>
+    </w:p>
+    <w:p>
+      <w:pPr>
+        <w:pStyle w:val="Prrafodelista"/>
+        <w:numPr>
+          <w:ilvl w:val="0"/>
+          <w:numId w:val="5"/>
+        </w:numPr>
+        <w:spacing w:before="0" w:after="0"/>
+        <w:rPr>
+          <w:rFonts w:cs="Calibri"/>
+          <w:b/>
+          <w:bCs/>
+        </w:rPr>
+      </w:pPr>
+      <w:r>
+        <w:rPr>
+          <w:rFonts w:cs="Calibri"/>
+          <w:b/>
+          <w:bCs/>
+        </w:rPr>
+        <w:t>Riego tecnificado</w:t>
+      </w:r>
+    </w:p>
+    <w:p>
+      <w:pPr>
+        <w:pStyle w:val="Prrafodelista"/>
+        <w:spacing w:before="0" w:after="0"/>
+        <w:ind w:left="1080" w:firstLine="0"/>
+        <w:rPr>
+          <w:rFonts w:cs="Calibri"/>
+        </w:rPr>
+      </w:pPr>
+      <w:r>
+        <w:rPr>
+          <w:rFonts w:cs="Calibri"/>
+        </w:rPr>
+        <w:t>Se impulsaron grandes sistemas de irrigación para garantizar la disponibilidad de agua durante todo el ciclo productivo.</w:t>
+      </w:r>
+    </w:p>
+    <w:p>
+      <w:pPr>
+        <w:pStyle w:val="Prrafodelista"/>
+        <w:numPr>
+          <w:ilvl w:val="0"/>
+          <w:numId w:val="5"/>
+        </w:numPr>
+        <w:spacing w:before="0" w:after="0"/>
+        <w:rPr>
+          <w:rFonts w:cs="Calibri"/>
+          <w:b/>
+          <w:bCs/>
+        </w:rPr>
+      </w:pPr>
+      <w:r>
+        <w:rPr>
+          <w:rFonts w:cs="Calibri"/>
+          <w:b/>
+          <w:bCs/>
+        </w:rPr>
+        <w:t>Especialización y monocultivo</w:t>
+      </w:r>
+    </w:p>
+    <w:p>
+      <w:pPr>
+        <w:pStyle w:val="Prrafodelista"/>
+        <w:spacing w:before="0" w:after="0"/>
+        <w:ind w:left="1080" w:firstLine="0"/>
+        <w:rPr>
+          <w:rFonts w:cs="Calibri"/>
+        </w:rPr>
+      </w:pPr>
+      <w:r>
+        <w:rPr>
+          <w:rFonts w:cs="Calibri"/>
+        </w:rPr>
+        <w:t>Se priorizó la siembra de una sola especie en grandes extensiones, favoreciendo la eficiencia productiva, pero reduciendo la diversidad agrícola.</w:t>
+      </w:r>
+    </w:p>
+    <w:p>
+      <w:pPr>
+        <w:pStyle w:val="Prrafodelista"/>
+        <w:numPr>
+          <w:ilvl w:val="0"/>
+          <w:numId w:val="5"/>
+        </w:numPr>
+        <w:spacing w:before="0" w:after="0"/>
+        <w:rPr>
+          <w:rFonts w:cs="Calibri"/>
+          <w:b/>
+          <w:bCs/>
+        </w:rPr>
+      </w:pPr>
+      <w:r>
+        <w:rPr>
+          <w:rFonts w:cs="Calibri"/>
+          <w:b/>
+          <w:bCs/>
+        </w:rPr>
+        <w:t>Integración al mercado global</w:t>
+      </w:r>
+    </w:p>
+    <w:p>
+      <w:pPr>
+        <w:pStyle w:val="Prrafodelista"/>
+        <w:spacing w:before="0" w:after="0"/>
+        <w:ind w:left="1080" w:firstLine="0"/>
+        <w:rPr>
+          <w:rFonts w:cs="Calibri"/>
+        </w:rPr>
+      </w:pPr>
+      <w:r>
+        <w:rPr>
+          <w:rFonts w:cs="Calibri"/>
+        </w:rPr>
+        <w:t>La producción se orientó hacia mercados nacionales e internacionales, fortaleciendo cadenas agroindustriales.</w:t>
+      </w:r>
+    </w:p>
+    <w:p>
+      <w:pPr>
+        <w:spacing w:before="0" w:after="0"/>
+        <w:rPr>
+          <w:rFonts w:cs="Calibri"/>
+          <w:bCs/>
+        </w:rPr>
+      </w:pPr>
+      <w:r>
+        <w:rPr>
+          <w:rFonts w:cs="Calibri"/>
+          <w:bCs/>
+        </w:rPr>
+        <w:t>Estas características consolidaron un modelo productivo altamente dependiente de capital e insumos externos.</w:t>
+      </w:r>
+    </w:p>
+    <w:p>
+      <w:pPr>
+        <w:spacing w:before="0" w:after="0"/>
+        <w:rPr>
+          <w:rFonts w:cs="Calibri"/>
+          <w:bCs/>
+        </w:rPr>
+      </w:pPr>
+    </w:p>
+    <w:p>
+      <w:pPr>
+        <w:pStyle w:val="Ttulo2"/>
+      </w:pPr>
+      <w:bookmarkStart w:id="4" w:name="_Toc230111079"/>
+      <w:r>
+        <w:t>Logros productivos y problemáticas ambientales</w:t>
+      </w:r>
+      <w:bookmarkEnd w:id="4"/>
+    </w:p>
+    <w:p>
+      <w:pPr>
+        <w:spacing w:before="0" w:after="0"/>
+        <w:ind w:firstLine="567"/>
+        <w:rPr>
+          <w:rFonts w:cs="Calibri"/>
+          <w:lang w:eastAsia="es-CO"/>
+        </w:rPr>
+      </w:pPr>
+      <w:r>
+        <w:rPr>
+          <w:rFonts w:cs="Calibri"/>
+          <w:lang w:eastAsia="es-CO"/>
+        </w:rPr>
+        <w:t>Desde el punto de vista productivo, la revolución verde generó resultados significativos, entre ellos:</w:t>
+      </w:r>
+    </w:p>
+    <w:p>
+      <w:pPr>
+        <w:pStyle w:val="Prrafodelista"/>
+        <w:numPr>
+          <w:ilvl w:val="0"/>
+          <w:numId w:val="7"/>
+        </w:numPr>
+        <w:spacing w:before="0" w:after="0"/>
+        <w:ind w:left="993"/>
+        <w:rPr>
+          <w:b/>
+          <w:bCs/>
+        </w:rPr>
+      </w:pPr>
+      <w:r>
+        <w:rPr>
+          <w:b/>
+          <w:bCs/>
+        </w:rPr>
+        <w:t>Incremento en rendimientos agrícolas</w:t>
+      </w:r>
+      <w:r>
+        <w:rPr>
+          <w:b/>
+          <w:bCs/>
         </w:rPr>
         <w:t>.</w:t>
       </w:r>
-      <w:r>
-        <w:rPr>
-          <w:rFonts w:cs="Calibri"/>
-          <w:lang w:eastAsia="es-CO"/>
-        </w:rPr>
-        <w:t xml:space="preserve"> </w:t>
-      </w:r>
-      <w:r>
-        <w:rPr>
-          <w:rFonts w:cs="Calibri"/>
-          <w:lang w:eastAsia="es-CO"/>
-        </w:rPr>
-        <w:t>El modelo se expande hacia Asia y América Latina.</w:t>
-      </w:r>
-      <w:r>
-        <w:rPr>
-          <w:rFonts w:cs="Calibri"/>
-          <w:lang w:eastAsia="es-CO"/>
-        </w:rPr>
-        <w:t xml:space="preserve"> </w:t>
-      </w:r>
-      <w:r>
-        <w:rPr>
-          <w:rFonts w:cs="Calibri"/>
-          <w:lang w:eastAsia="es-CO"/>
-        </w:rPr>
-        <w:t>Se incorporan semillas híbridas, fertilizantes químicos, pesticidas, mecanización agrícola y riego intensivo.</w:t>
-      </w:r>
-    </w:p>
-    <w:p>
-      <w:pPr>
-        <w:spacing w:before="0" w:after="0"/>
-        <w:ind w:firstLine="708"/>
-        <w:rPr>
-          <w:rFonts w:cs="Calibri"/>
-          <w:lang w:eastAsia="es-CO"/>
-        </w:rPr>
-      </w:pPr>
-      <w:r>
-        <w:rPr>
-          <w:rFonts w:cs="Calibri"/>
-          <w:lang w:eastAsia="es-CO"/>
-        </w:rPr>
-        <w:t>La revolución verde priorizó el aumento de la productividad por hectárea como principal indicador de éxito agrícola.</w:t>
-      </w:r>
+    </w:p>
+    <w:p>
+      <w:pPr>
+        <w:pStyle w:val="Prrafodelista"/>
+        <w:spacing w:before="0" w:after="0"/>
+        <w:ind w:left="993" w:firstLine="0"/>
+        <w:rPr>
+          <w:b/>
+          <w:bCs/>
+        </w:rPr>
+      </w:pPr>
+      <w:r>
+        <w:t>Los rendimientos de cereales como trigo y arroz aumentaron considerablemente, contribuyendo a reducir el riesgo inmediato de hambrunas en varios países.</w:t>
+      </w:r>
+    </w:p>
+    <w:p>
+      <w:pPr>
+        <w:pStyle w:val="Prrafodelista"/>
+        <w:numPr>
+          <w:ilvl w:val="0"/>
+          <w:numId w:val="7"/>
+        </w:numPr>
+        <w:spacing w:before="0" w:after="0"/>
+        <w:ind w:left="993"/>
+        <w:rPr>
+          <w:b/>
+          <w:bCs/>
+        </w:rPr>
+      </w:pPr>
+      <w:r>
+        <w:rPr>
+          <w:b/>
+          <w:bCs/>
+        </w:rPr>
+        <w:t>Disminución de precios relativos de alimentos.</w:t>
+      </w:r>
+    </w:p>
+    <w:p>
+      <w:pPr>
+        <w:pStyle w:val="Prrafodelista"/>
+        <w:spacing w:before="0" w:after="0"/>
+        <w:ind w:left="993" w:firstLine="0"/>
+      </w:pPr>
+      <w:r>
+        <w:lastRenderedPageBreak/>
+        <w:t>El aumento de la oferta permitió estabilizar mercados y mejorar la disponibilidad alimentaria.</w:t>
+      </w:r>
+    </w:p>
+    <w:p>
+      <w:pPr>
+        <w:pStyle w:val="Prrafodelista"/>
+        <w:numPr>
+          <w:ilvl w:val="0"/>
+          <w:numId w:val="7"/>
+        </w:numPr>
+        <w:spacing w:before="0" w:after="0"/>
+        <w:ind w:left="993"/>
+        <w:rPr>
+          <w:b/>
+          <w:bCs/>
+        </w:rPr>
+      </w:pPr>
+      <w:r>
+        <w:rPr>
+          <w:b/>
+          <w:bCs/>
+        </w:rPr>
+        <w:t>Modernización tecnológica.</w:t>
+      </w:r>
+    </w:p>
+    <w:p>
+      <w:pPr>
+        <w:pStyle w:val="Prrafodelista"/>
+        <w:spacing w:before="0" w:after="0"/>
+        <w:ind w:left="993" w:firstLine="0"/>
+      </w:pPr>
+      <w:r>
+        <w:t>Se fortaleció la investigación agrícola y la transferencia tecnológica en numerosos países en desarrollo.</w:t>
+      </w:r>
+    </w:p>
+    <w:p>
+      <w:pPr>
+        <w:pStyle w:val="Prrafodelista"/>
+        <w:numPr>
+          <w:ilvl w:val="0"/>
+          <w:numId w:val="7"/>
+        </w:numPr>
+        <w:spacing w:before="0" w:after="0"/>
+        <w:ind w:left="993"/>
+        <w:rPr>
+          <w:b/>
+          <w:bCs/>
+        </w:rPr>
+      </w:pPr>
+      <w:r>
+        <w:rPr>
+          <w:b/>
+          <w:bCs/>
+        </w:rPr>
+        <w:t>Impulso a la agroindustria.</w:t>
+      </w:r>
+    </w:p>
+    <w:p>
+      <w:pPr>
+        <w:pStyle w:val="Prrafodelista"/>
+        <w:spacing w:before="0" w:after="0"/>
+        <w:ind w:left="993" w:firstLine="0"/>
+      </w:pPr>
+      <w:r>
+        <w:t>Se consolidaron cadenas productivas y sistemas de comercialización más estructurados.</w:t>
+      </w:r>
+    </w:p>
+    <w:p>
+      <w:pPr>
+        <w:spacing w:before="0" w:after="0"/>
+      </w:pPr>
+      <w:r>
+        <w:t>Sin embargo, estos logros estuvieron acompañados de impactos no previstos que afectaron la sostenibilidad a largo plazo.</w:t>
+      </w:r>
+    </w:p>
+    <w:p>
+      <w:pPr>
+        <w:spacing w:before="0" w:after="0"/>
+      </w:pPr>
+      <w:r>
+        <w:rPr>
+          <w:rFonts w:cs="Calibri"/>
+          <w:b/>
+          <w:bCs/>
+        </w:rPr>
+        <w:t>Problemáticas ambientales</w:t>
+      </w:r>
+    </w:p>
+    <w:p>
+      <w:pPr>
+        <w:spacing w:before="0" w:after="0"/>
+      </w:pPr>
+      <w:r>
+        <w:rPr>
+          <w:rFonts w:cs="Calibri"/>
+        </w:rPr>
+        <w:t xml:space="preserve">El modelo de la revolución verde generó múltiples impactos ambientales derivados del uso intensivo de recursos naturales y agroquímicos, algunos de ellos fueron: </w:t>
+      </w:r>
+    </w:p>
+    <w:p>
+      <w:pPr>
+        <w:pStyle w:val="Prrafodelista"/>
+        <w:numPr>
+          <w:ilvl w:val="0"/>
+          <w:numId w:val="8"/>
+        </w:numPr>
+        <w:spacing w:before="0" w:after="0"/>
+        <w:ind w:left="567" w:hanging="283"/>
+        <w:rPr>
+          <w:rFonts w:cs="Calibri"/>
+        </w:rPr>
+      </w:pPr>
+      <w:r>
+        <w:rPr>
+          <w:rFonts w:cs="Calibri"/>
+          <w:b/>
+          <w:bCs/>
+        </w:rPr>
+        <w:t xml:space="preserve">Degradación del suelo: </w:t>
+      </w:r>
+      <w:r>
+        <w:rPr>
+          <w:rFonts w:cs="Calibri"/>
+        </w:rPr>
+        <w:t>el uso continuo de fertilizantes sintéticos alteró la estructura biológica del suelo, reduciendo su materia orgánica y biodiversidad microbiana.</w:t>
+      </w:r>
+    </w:p>
+    <w:p>
+      <w:pPr>
+        <w:pStyle w:val="Prrafodelista"/>
+        <w:numPr>
+          <w:ilvl w:val="0"/>
+          <w:numId w:val="8"/>
+        </w:numPr>
+        <w:spacing w:before="0" w:after="0"/>
+        <w:ind w:left="567" w:hanging="283"/>
+        <w:rPr>
+          <w:rFonts w:cs="Calibri"/>
+        </w:rPr>
+      </w:pPr>
+      <w:r>
+        <w:rPr>
+          <w:rFonts w:cs="Calibri"/>
+          <w:b/>
+          <w:bCs/>
+        </w:rPr>
+        <w:t>Contaminación de fuentes hídricas:</w:t>
+      </w:r>
+      <w:r>
+        <w:rPr>
+          <w:rFonts w:cs="Calibri"/>
+        </w:rPr>
+        <w:t xml:space="preserve"> el escurrimiento de nitratos y fosfatos provenientes de fertilizantes generó eutrofización en ríos y lagos.</w:t>
+      </w:r>
+    </w:p>
+    <w:p>
+      <w:pPr>
+        <w:pStyle w:val="Prrafodelista"/>
+        <w:numPr>
+          <w:ilvl w:val="0"/>
+          <w:numId w:val="8"/>
+        </w:numPr>
+        <w:spacing w:before="0" w:after="0"/>
+        <w:ind w:left="567" w:hanging="283"/>
+        <w:rPr>
+          <w:rFonts w:cs="Calibri"/>
+        </w:rPr>
+      </w:pPr>
+      <w:r>
+        <w:rPr>
+          <w:rFonts w:cs="Calibri"/>
+          <w:b/>
+          <w:bCs/>
+        </w:rPr>
+        <w:t>Pérdida de biodiversidad:</w:t>
+      </w:r>
+      <w:r>
+        <w:rPr>
+          <w:rFonts w:cs="Calibri"/>
+        </w:rPr>
+        <w:t xml:space="preserve"> la sustitución de variedades tradicionales por monocultivos redujo la diversidad genética agrícola.</w:t>
+      </w:r>
+    </w:p>
+    <w:p>
+      <w:pPr>
+        <w:pStyle w:val="Prrafodelista"/>
+        <w:numPr>
+          <w:ilvl w:val="0"/>
+          <w:numId w:val="8"/>
+        </w:numPr>
+        <w:spacing w:before="0" w:after="0"/>
+        <w:ind w:left="567" w:hanging="283"/>
+        <w:rPr>
+          <w:rFonts w:cs="Calibri"/>
+        </w:rPr>
+      </w:pPr>
+      <w:r>
+        <w:rPr>
+          <w:rFonts w:cs="Calibri"/>
+          <w:b/>
+          <w:bCs/>
+        </w:rPr>
+        <w:t>Dependencia energética:</w:t>
+      </w:r>
+      <w:r>
+        <w:rPr>
+          <w:rFonts w:cs="Calibri"/>
+        </w:rPr>
+        <w:t xml:space="preserve"> la producción intensiva aumentó el consumo de combustibles fósiles, contribuyendo a la emisión de gases de efecto invernadero.</w:t>
+      </w:r>
+    </w:p>
+    <w:p>
+      <w:pPr>
+        <w:pStyle w:val="Prrafodelista"/>
+        <w:numPr>
+          <w:ilvl w:val="0"/>
+          <w:numId w:val="8"/>
+        </w:numPr>
+        <w:spacing w:before="0" w:after="0"/>
+        <w:ind w:left="567" w:hanging="283"/>
+        <w:rPr>
+          <w:rFonts w:cs="Calibri"/>
+        </w:rPr>
+      </w:pPr>
+      <w:r>
+        <w:rPr>
+          <w:rFonts w:cs="Calibri"/>
+          <w:b/>
+          <w:bCs/>
+        </w:rPr>
+        <w:lastRenderedPageBreak/>
+        <w:t>Salinización y desertificación:</w:t>
+      </w:r>
+      <w:r>
+        <w:rPr>
+          <w:rFonts w:cs="Calibri"/>
+        </w:rPr>
+        <w:t xml:space="preserve"> e</w:t>
+      </w:r>
+      <w:r>
+        <w:rPr>
+          <w:rFonts w:cs="Calibri"/>
+        </w:rPr>
+        <w:t>n zonas con riego intensivo, el manejo inadecuado provocó acumulación de sales y degradación irreversible del suelo.</w:t>
+      </w:r>
+    </w:p>
+    <w:p>
+      <w:pPr>
+        <w:spacing w:before="0" w:after="0"/>
+      </w:pPr>
+      <w:r>
+        <w:t>La productividad a corto plazo no consideró la capacidad de carga ecológica de los ecosistemas.</w:t>
+      </w:r>
+    </w:p>
+    <w:p>
+      <w:pPr>
+        <w:spacing w:before="0" w:after="0"/>
+      </w:pPr>
     </w:p>
     <w:p>
       <w:pPr>
         <w:pStyle w:val="Ttulo2"/>
       </w:pPr>
-      <w:bookmarkStart w:id="3" w:name="_Toc230111078"/>
-      <w:r>
-        <w:t>Principales características</w:t>
-      </w:r>
-      <w:bookmarkEnd w:id="3"/>
-    </w:p>
-    <w:p>
-      <w:pPr>
-        <w:spacing w:before="0" w:after="0"/>
-        <w:rPr>
-          <w:rFonts w:cs="Calibri"/>
-          <w:bCs/>
-        </w:rPr>
-      </w:pPr>
-      <w:r>
-        <w:rPr>
-          <w:rFonts w:cs="Calibri"/>
-          <w:bCs/>
-        </w:rPr>
-        <w:t>La revolución verde se caracterizó por la implementación de un modelo agrícola intensivo basado en la modernización tecnológica y la estandarización de los sistemas productivos.</w:t>
-      </w:r>
-    </w:p>
-    <w:p>
-      <w:pPr>
-        <w:spacing w:before="0" w:after="0"/>
-        <w:rPr>
-          <w:rFonts w:cs="Calibri"/>
-          <w:bCs/>
-        </w:rPr>
-      </w:pPr>
-      <w:r>
-        <w:rPr>
-          <w:rFonts w:cs="Calibri"/>
-          <w:bCs/>
-        </w:rPr>
-        <w:t>Sus principales características son:</w:t>
-      </w:r>
-    </w:p>
-    <w:p>
-      <w:pPr>
-        <w:pStyle w:val="Prrafodelista"/>
-        <w:numPr>
-          <w:ilvl w:val="0"/>
-          <w:numId w:val="5"/>
-        </w:numPr>
-        <w:spacing w:before="0" w:after="0"/>
-        <w:rPr>
-          <w:rFonts w:cs="Calibri"/>
-          <w:b/>
-          <w:bCs/>
-        </w:rPr>
-      </w:pPr>
-      <w:r>
-        <w:rPr>
-          <w:rFonts w:cs="Calibri"/>
-          <w:b/>
-          <w:bCs/>
-        </w:rPr>
-        <w:t>Uso de semillas mejoradas de alto rendimiento</w:t>
-      </w:r>
-    </w:p>
-    <w:p>
-      <w:pPr>
-        <w:spacing w:before="0" w:after="0"/>
-        <w:ind w:left="1080" w:firstLine="0"/>
-        <w:rPr>
-          <w:rFonts w:cs="Calibri"/>
-          <w:bCs/>
-        </w:rPr>
-      </w:pPr>
-      <w:r>
-        <w:rPr>
-          <w:rFonts w:cs="Calibri"/>
-          <w:bCs/>
-        </w:rPr>
-        <w:t>Se desarrollaron variedades híbridas y posteriormente variedades genéticamente mejoradas capaces de producir mayores volúmenes por hectárea, especialmente en cultivos como trigo, arroz y maíz.</w:t>
-      </w:r>
-    </w:p>
-    <w:p>
-      <w:pPr>
-        <w:pStyle w:val="Prrafodelista"/>
-        <w:numPr>
-          <w:ilvl w:val="0"/>
-          <w:numId w:val="5"/>
-        </w:numPr>
-        <w:spacing w:before="0" w:after="0"/>
-        <w:rPr>
-          <w:rFonts w:cs="Calibri"/>
-          <w:b/>
-          <w:bCs/>
-        </w:rPr>
-      </w:pPr>
-      <w:r>
-        <w:rPr>
-          <w:rFonts w:cs="Calibri"/>
-          <w:b/>
-          <w:bCs/>
-        </w:rPr>
-        <w:t>Dependencia de insumos químicos</w:t>
-      </w:r>
-    </w:p>
-    <w:p>
-      <w:pPr>
-        <w:pStyle w:val="Prrafodelista"/>
-        <w:spacing w:before="0" w:after="0"/>
-        <w:ind w:left="1080" w:firstLine="0"/>
-        <w:rPr>
-          <w:rFonts w:cs="Calibri"/>
-        </w:rPr>
-      </w:pPr>
-      <w:r>
-        <w:rPr>
-          <w:rFonts w:cs="Calibri"/>
-        </w:rPr>
-        <w:t>El modelo promovió el uso masivo de fertilizantes sintéticos, herbicidas e insecticidas para maximizar la productividad y controlar plagas y enfermedades.</w:t>
-      </w:r>
-    </w:p>
-    <w:p>
-      <w:pPr>
-        <w:pStyle w:val="Prrafodelista"/>
-        <w:numPr>
-          <w:ilvl w:val="0"/>
-          <w:numId w:val="5"/>
-        </w:numPr>
-        <w:spacing w:before="0" w:after="0"/>
-        <w:rPr>
-          <w:rFonts w:cs="Calibri"/>
-          <w:b/>
-          <w:bCs/>
-        </w:rPr>
-      </w:pPr>
-      <w:r>
-        <w:rPr>
-          <w:rFonts w:cs="Calibri"/>
-          <w:b/>
-          <w:bCs/>
-        </w:rPr>
-        <w:t>Mecanización agrícola</w:t>
-      </w:r>
-    </w:p>
-    <w:p>
-      <w:pPr>
-        <w:pStyle w:val="Prrafodelista"/>
-        <w:spacing w:before="0" w:after="0"/>
-        <w:ind w:left="1080" w:firstLine="0"/>
-        <w:rPr>
-          <w:rFonts w:cs="Calibri"/>
-        </w:rPr>
-      </w:pPr>
-      <w:r>
-        <w:rPr>
-          <w:rFonts w:cs="Calibri"/>
-        </w:rPr>
-        <w:t>Se incorporó maquinaria pesada para la preparación del suelo, siembra y cosecha, reduciendo la mano de obra y aumentando la escala de producción.</w:t>
-      </w:r>
-    </w:p>
-    <w:p>
-      <w:pPr>
-        <w:pStyle w:val="Prrafodelista"/>
-        <w:numPr>
-          <w:ilvl w:val="0"/>
-          <w:numId w:val="5"/>
-        </w:numPr>
-        <w:spacing w:before="0" w:after="0"/>
-        <w:rPr>
-          <w:rFonts w:cs="Calibri"/>
-          <w:b/>
-          <w:bCs/>
-        </w:rPr>
-      </w:pPr>
-      <w:r>
-        <w:rPr>
-          <w:rFonts w:cs="Calibri"/>
-          <w:b/>
-          <w:bCs/>
-        </w:rPr>
-        <w:t>Riego tecnificado</w:t>
-      </w:r>
-    </w:p>
-    <w:p>
-      <w:pPr>
-        <w:pStyle w:val="Prrafodelista"/>
-        <w:spacing w:before="0" w:after="0"/>
-        <w:ind w:left="1080" w:firstLine="0"/>
-        <w:rPr>
-          <w:rFonts w:cs="Calibri"/>
-        </w:rPr>
-      </w:pPr>
-      <w:r>
-        <w:rPr>
-          <w:rFonts w:cs="Calibri"/>
-        </w:rPr>
-        <w:t>Se impulsaron grandes sistemas de irrigación para garantizar la disponibilidad de agua durante todo el ciclo productivo.</w:t>
-      </w:r>
-    </w:p>
-    <w:p>
-      <w:pPr>
-        <w:pStyle w:val="Prrafodelista"/>
-        <w:numPr>
-          <w:ilvl w:val="0"/>
-          <w:numId w:val="5"/>
-        </w:numPr>
-        <w:spacing w:before="0" w:after="0"/>
-        <w:rPr>
-          <w:rFonts w:cs="Calibri"/>
-          <w:b/>
-          <w:bCs/>
+      <w:bookmarkStart w:id="5" w:name="_Toc230111080"/>
+      <w:r>
+        <w:t>Impactos y cuestionamientos al modelo agrícola convencional</w:t>
+      </w:r>
+      <w:bookmarkEnd w:id="5"/>
+    </w:p>
+    <w:p>
+      <w:pPr>
+        <w:spacing w:before="0" w:after="0"/>
+        <w:ind w:firstLine="567"/>
+        <w:rPr>
+          <w:rFonts w:cs="Calibri"/>
+        </w:rPr>
+      </w:pPr>
+      <w:r>
+        <w:rPr>
+          <w:rFonts w:cs="Calibri"/>
+        </w:rPr>
+        <w:t>El análisis del modelo agrícola convencional requiere una mirada integral que permita comprender no solo sus resultados productivos, sino también sus efectos sociales y económicos, así como los cuestionamientos que han surgido frente a su sostenibilidad.</w:t>
+      </w:r>
+    </w:p>
+    <w:p>
+      <w:pPr>
+        <w:spacing w:before="0" w:after="0"/>
+        <w:ind w:firstLine="567"/>
+        <w:rPr>
+          <w:rFonts w:cs="Calibri"/>
+        </w:rPr>
+      </w:pPr>
+      <w:r>
+        <w:rPr>
+          <w:rFonts w:cs="Calibri"/>
+        </w:rPr>
+        <w:t>Resulta pertinente examinar tanto sus impactos estructurales como las principales críticas formuladas desde enfoques alternativos de desarrollo rural.</w:t>
+      </w:r>
+    </w:p>
+    <w:p>
+      <w:pPr>
+        <w:spacing w:before="0" w:after="0"/>
+        <w:ind w:firstLine="567"/>
+        <w:rPr>
+          <w:rFonts w:cs="Calibri"/>
+          <w:b/>
+          <w:bCs/>
+          <w:lang w:eastAsia="es-CO"/>
+        </w:rPr>
+      </w:pPr>
+    </w:p>
+    <w:p>
+      <w:pPr>
+        <w:spacing w:before="0" w:after="0"/>
+        <w:ind w:firstLine="567"/>
+        <w:rPr>
+          <w:rFonts w:cs="Calibri"/>
+          <w:b/>
+          <w:bCs/>
+          <w:lang w:eastAsia="es-CO"/>
+        </w:rPr>
+      </w:pPr>
+      <w:r>
+        <w:rPr>
+          <w:rFonts w:cs="Calibri"/>
+          <w:b/>
+          <w:bCs/>
+          <w:lang w:eastAsia="es-CO"/>
+        </w:rPr>
+        <w:t>I</w:t>
+      </w:r>
+      <w:r>
+        <w:rPr>
+          <w:rFonts w:cs="Calibri"/>
+          <w:b/>
+          <w:bCs/>
+          <w:lang w:eastAsia="es-CO"/>
+        </w:rPr>
+        <w:t>mpactos sociales y económicos</w:t>
+      </w:r>
+    </w:p>
+    <w:p>
+      <w:pPr>
+        <w:spacing w:before="0" w:after="0"/>
+        <w:ind w:firstLine="567"/>
+        <w:rPr>
+          <w:rFonts w:cs="Calibri"/>
+          <w:lang w:eastAsia="es-CO"/>
+        </w:rPr>
+      </w:pPr>
+      <w:r>
+        <w:rPr>
+          <w:rFonts w:cs="Calibri"/>
+          <w:lang w:eastAsia="es-CO"/>
+        </w:rPr>
+        <w:t>Aunque la revolución verde incrementó la producción de alimentos, sus beneficios no se distribuyeron equitativamente, por ejemplo:</w:t>
+      </w:r>
+    </w:p>
+    <w:p>
+      <w:pPr>
+        <w:pStyle w:val="Prrafodelista"/>
+        <w:numPr>
+          <w:ilvl w:val="0"/>
+          <w:numId w:val="8"/>
+        </w:numPr>
+        <w:spacing w:before="0" w:after="0"/>
+        <w:ind w:left="851" w:hanging="283"/>
+        <w:rPr>
+          <w:rFonts w:cs="Calibri"/>
+        </w:rPr>
+      </w:pPr>
+      <w:r>
+        <w:rPr>
+          <w:rFonts w:cs="Calibri"/>
+          <w:b/>
+          <w:bCs/>
+        </w:rPr>
+        <w:t>Concentración de la tierra:</w:t>
+      </w:r>
+      <w:r>
+        <w:rPr>
+          <w:rFonts w:cs="Calibri"/>
+        </w:rPr>
+        <w:t xml:space="preserve"> los pequeños productores tuvieron dificultades para acceder a créditos, semillas mejoradas y maquinaria, favoreciendo a grandes propietarios.</w:t>
+      </w:r>
+    </w:p>
+    <w:p>
+      <w:pPr>
+        <w:pStyle w:val="Prrafodelista"/>
+        <w:numPr>
+          <w:ilvl w:val="0"/>
+          <w:numId w:val="8"/>
+        </w:numPr>
+        <w:spacing w:before="0" w:after="0"/>
+        <w:ind w:left="851" w:hanging="283"/>
+        <w:rPr>
+          <w:rFonts w:cs="Calibri"/>
+        </w:rPr>
+      </w:pPr>
+      <w:r>
+        <w:rPr>
+          <w:rFonts w:cs="Calibri"/>
+          <w:b/>
+          <w:bCs/>
+        </w:rPr>
+        <w:t>Endeudamiento campesino:</w:t>
+      </w:r>
+      <w:r>
+        <w:rPr>
+          <w:rFonts w:cs="Calibri"/>
+        </w:rPr>
+        <w:t xml:space="preserve"> la dependencia de insumos externos generó altos costos de producción.</w:t>
+      </w:r>
+    </w:p>
+    <w:p>
+      <w:pPr>
+        <w:pStyle w:val="Prrafodelista"/>
+        <w:numPr>
+          <w:ilvl w:val="0"/>
+          <w:numId w:val="8"/>
+        </w:numPr>
+        <w:spacing w:before="0" w:after="0"/>
+        <w:ind w:left="851" w:hanging="283"/>
+        <w:rPr>
+          <w:rFonts w:cs="Calibri"/>
+        </w:rPr>
+      </w:pPr>
+      <w:r>
+        <w:rPr>
+          <w:rFonts w:cs="Calibri"/>
+          <w:b/>
+          <w:bCs/>
+        </w:rPr>
+        <w:t>Desplazamiento rural:</w:t>
+      </w:r>
+      <w:r>
+        <w:rPr>
+          <w:rFonts w:cs="Calibri"/>
+        </w:rPr>
+        <w:t xml:space="preserve"> la mecanización redujo la demanda de mano de obra, impulsando migraciones hacia zonas urbanas.</w:t>
+      </w:r>
+    </w:p>
+    <w:p>
+      <w:pPr>
+        <w:pStyle w:val="Prrafodelista"/>
+        <w:numPr>
+          <w:ilvl w:val="0"/>
+          <w:numId w:val="8"/>
+        </w:numPr>
+        <w:spacing w:before="0" w:after="0"/>
+        <w:ind w:left="851" w:hanging="283"/>
+        <w:rPr>
+          <w:rFonts w:cs="Calibri"/>
         </w:rPr>
       </w:pPr>
       <w:r>
@@ -2986,89 +3810,42 @@
           <w:bCs/>
         </w:rPr>
         <w:lastRenderedPageBreak/>
-        <w:t>Especialización y monocultivo</w:t>
-      </w:r>
-    </w:p>
-    <w:p>
-      <w:pPr>
-        <w:pStyle w:val="Prrafodelista"/>
-        <w:spacing w:before="0" w:after="0"/>
-        <w:ind w:left="1080" w:firstLine="0"/>
-        <w:rPr>
-          <w:rFonts w:cs="Calibri"/>
-        </w:rPr>
-      </w:pPr>
-      <w:r>
-        <w:rPr>
-          <w:rFonts w:cs="Calibri"/>
-        </w:rPr>
-        <w:t>Se priorizó la siembra de una sola especie en grandes extensiones, favoreciendo la eficiencia productiva, pero reduciendo la diversidad agrícola.</w:t>
-      </w:r>
-    </w:p>
-    <w:p>
-      <w:pPr>
-        <w:pStyle w:val="Prrafodelista"/>
-        <w:numPr>
-          <w:ilvl w:val="0"/>
-          <w:numId w:val="5"/>
-        </w:numPr>
-        <w:spacing w:before="0" w:after="0"/>
-        <w:rPr>
-          <w:rFonts w:cs="Calibri"/>
-          <w:b/>
-          <w:bCs/>
-        </w:rPr>
-      </w:pPr>
-      <w:r>
-        <w:rPr>
-          <w:rFonts w:cs="Calibri"/>
-          <w:b/>
-          <w:bCs/>
-        </w:rPr>
-        <w:t>Integración al mercado global</w:t>
-      </w:r>
-    </w:p>
-    <w:p>
-      <w:pPr>
-        <w:pStyle w:val="Prrafodelista"/>
-        <w:spacing w:before="0" w:after="0"/>
-        <w:ind w:left="1080" w:firstLine="0"/>
-        <w:rPr>
-          <w:rFonts w:cs="Calibri"/>
-        </w:rPr>
-      </w:pPr>
-      <w:r>
-        <w:rPr>
-          <w:rFonts w:cs="Calibri"/>
-        </w:rPr>
-        <w:t>La producción se orientó hacia mercados nacionales e internacionales, fortaleciendo cadenas agroindustriales.</w:t>
-      </w:r>
-    </w:p>
-    <w:p>
-      <w:pPr>
-        <w:spacing w:before="0" w:after="0"/>
-        <w:rPr>
-          <w:rFonts w:cs="Calibri"/>
-          <w:bCs/>
-        </w:rPr>
-      </w:pPr>
-      <w:r>
-        <w:rPr>
-          <w:rFonts w:cs="Calibri"/>
-          <w:bCs/>
-        </w:rPr>
-        <w:t>Estas características consolidaron un modelo productivo altamente dependiente de capital e insumos externos.</w:t>
-      </w:r>
-    </w:p>
-    <w:p>
-      <w:pPr>
-        <w:pStyle w:val="Ttulo2"/>
-      </w:pPr>
-      <w:bookmarkStart w:id="4" w:name="_Toc230111079"/>
-      <w:r>
-        <w:t>Logros productivos y problemáticas ambientales</w:t>
-      </w:r>
-      <w:bookmarkEnd w:id="4"/>
+        <w:t>Pérdida de saberes tradicionales:</w:t>
+      </w:r>
+      <w:r>
+        <w:rPr>
+          <w:rFonts w:cs="Calibri"/>
+        </w:rPr>
+        <w:t xml:space="preserve"> el modelo técnico reemplazó prácticas agrícolas ancestrales.</w:t>
+      </w:r>
+    </w:p>
+    <w:p>
+      <w:pPr>
+        <w:pStyle w:val="Prrafodelista"/>
+        <w:numPr>
+          <w:ilvl w:val="0"/>
+          <w:numId w:val="8"/>
+        </w:numPr>
+        <w:spacing w:before="0" w:after="0"/>
+        <w:ind w:left="851" w:hanging="283"/>
+        <w:rPr>
+          <w:rFonts w:cs="Calibri"/>
+        </w:rPr>
+      </w:pPr>
+      <w:r>
+        <w:rPr>
+          <w:rFonts w:cs="Calibri"/>
+          <w:b/>
+          <w:bCs/>
+        </w:rPr>
+        <w:t>Aumento de desigualdad:</w:t>
+      </w:r>
+      <w:r>
+        <w:rPr>
+          <w:rFonts w:cs="Calibri"/>
+        </w:rPr>
+        <w:t xml:space="preserve"> se amplió la brecha entre agricultura empresarial y agricultura campesina.</w:t>
+      </w:r>
     </w:p>
     <w:p>
       <w:pPr>
@@ -3076,187 +3853,48 @@
         <w:ind w:firstLine="567"/>
         <w:rPr>
           <w:rFonts w:cs="Calibri"/>
-          <w:lang w:eastAsia="es-CO"/>
-        </w:rPr>
-      </w:pPr>
-      <w:r>
-        <w:rPr>
-          <w:rFonts w:cs="Calibri"/>
-          <w:lang w:eastAsia="es-CO"/>
-        </w:rPr>
-        <w:t>Desde el punto de vista productivo, la revolución verde generó resultados significativos, entre ellos:</w:t>
-      </w:r>
-    </w:p>
-    <w:p>
-      <w:pPr>
-        <w:pStyle w:val="Prrafodelista"/>
-        <w:numPr>
-          <w:ilvl w:val="0"/>
-          <w:numId w:val="7"/>
-        </w:numPr>
-        <w:spacing w:before="0" w:after="0"/>
-        <w:ind w:left="993"/>
-        <w:rPr>
-          <w:b/>
-          <w:bCs/>
-        </w:rPr>
-      </w:pPr>
-      <w:r>
-        <w:rPr>
-          <w:b/>
-          <w:bCs/>
-        </w:rPr>
-        <w:t>Incremento en rendimientos agrícolas</w:t>
-      </w:r>
-      <w:r>
-        <w:rPr>
-          <w:b/>
-          <w:bCs/>
-        </w:rPr>
-        <w:t>.</w:t>
-      </w:r>
-    </w:p>
-    <w:p>
-      <w:pPr>
-        <w:pStyle w:val="Prrafodelista"/>
-        <w:spacing w:before="0" w:after="0"/>
-        <w:ind w:left="993" w:firstLine="0"/>
-        <w:rPr>
-          <w:b/>
-          <w:bCs/>
-        </w:rPr>
-      </w:pPr>
-      <w:r>
-        <w:t>Los rendimientos de cereales como trigo y arroz aumentaron considerablemente, contribuyendo a reducir el riesgo inmediato de hambrunas en varios países.</w:t>
-      </w:r>
-    </w:p>
-    <w:p>
-      <w:pPr>
-        <w:pStyle w:val="Prrafodelista"/>
-        <w:numPr>
-          <w:ilvl w:val="0"/>
-          <w:numId w:val="7"/>
-        </w:numPr>
-        <w:spacing w:before="0" w:after="0"/>
-        <w:ind w:left="993"/>
-        <w:rPr>
-          <w:b/>
-          <w:bCs/>
-        </w:rPr>
-      </w:pPr>
-      <w:r>
-        <w:rPr>
-          <w:b/>
-          <w:bCs/>
-        </w:rPr>
-        <w:t>Disminución de precios relativos de alimentos.</w:t>
-      </w:r>
-    </w:p>
-    <w:p>
-      <w:pPr>
-        <w:pStyle w:val="Prrafodelista"/>
-        <w:spacing w:before="0" w:after="0"/>
-        <w:ind w:left="993" w:firstLine="0"/>
-      </w:pPr>
-      <w:r>
-        <w:t>El aumento de la oferta permitió estabilizar mercados y mejorar la disponibilidad alimentaria.</w:t>
-      </w:r>
-    </w:p>
-    <w:p>
-      <w:pPr>
-        <w:pStyle w:val="Prrafodelista"/>
-        <w:numPr>
-          <w:ilvl w:val="0"/>
-          <w:numId w:val="7"/>
-        </w:numPr>
-        <w:spacing w:before="0" w:after="0"/>
-        <w:ind w:left="993"/>
-        <w:rPr>
-          <w:b/>
-          <w:bCs/>
-        </w:rPr>
-      </w:pPr>
-      <w:r>
-        <w:rPr>
-          <w:b/>
-          <w:bCs/>
-        </w:rPr>
-        <w:t>Modernización tecnológica.</w:t>
-      </w:r>
-    </w:p>
-    <w:p>
-      <w:pPr>
-        <w:pStyle w:val="Prrafodelista"/>
-        <w:spacing w:before="0" w:after="0"/>
-        <w:ind w:left="993" w:firstLine="0"/>
-      </w:pPr>
-      <w:r>
-        <w:t>Se fortaleció la investigación agrícola y la transferencia tecnológica en numerosos países en desarrollo.</w:t>
-      </w:r>
-    </w:p>
-    <w:p>
-      <w:pPr>
-        <w:pStyle w:val="Prrafodelista"/>
-        <w:numPr>
-          <w:ilvl w:val="0"/>
-          <w:numId w:val="7"/>
-        </w:numPr>
-        <w:spacing w:before="0" w:after="0"/>
-        <w:ind w:left="993"/>
-        <w:rPr>
-          <w:b/>
-          <w:bCs/>
-        </w:rPr>
-      </w:pPr>
-      <w:r>
-        <w:rPr>
-          <w:b/>
-          <w:bCs/>
-        </w:rPr>
-        <w:t>Impulso a la agroindustria.</w:t>
-      </w:r>
-    </w:p>
-    <w:p>
-      <w:pPr>
-        <w:pStyle w:val="Prrafodelista"/>
-        <w:spacing w:before="0" w:after="0"/>
-        <w:ind w:left="993" w:firstLine="0"/>
-      </w:pPr>
-      <w:r>
-        <w:t>Se consolidaron cadenas productivas y sistemas de comercialización más estructurados.</w:t>
-      </w:r>
-    </w:p>
-    <w:p>
-      <w:pPr>
-        <w:spacing w:before="0" w:after="0"/>
-      </w:pPr>
-      <w:r>
-        <w:lastRenderedPageBreak/>
-        <w:t>Sin embargo, estos logros estuvieron acompañados de impactos no previstos que afectaron la sostenibilidad a largo plazo.</w:t>
-      </w:r>
-    </w:p>
-    <w:p>
-      <w:pPr>
-        <w:spacing w:before="0" w:after="0"/>
-      </w:pPr>
-      <w:r>
-        <w:rPr>
-          <w:rFonts w:cs="Calibri"/>
-          <w:b/>
-          <w:bCs/>
-        </w:rPr>
-        <w:t>Problemáticas ambientales</w:t>
-      </w:r>
-    </w:p>
-    <w:p>
-      <w:pPr>
-        <w:spacing w:before="0" w:after="0"/>
-      </w:pPr>
-      <w:r>
-        <w:rPr>
-          <w:rFonts w:cs="Calibri"/>
-        </w:rPr>
-        <w:t xml:space="preserve">El modelo de la revolución verde generó múltiples impactos ambientales derivados del uso intensivo de recursos naturales y agroquímicos, algunos de ellos fueron: </w:t>
+          <w:b/>
+          <w:bCs/>
+          <w:lang w:eastAsia="es-CO"/>
+        </w:rPr>
+      </w:pPr>
+    </w:p>
+    <w:p>
+      <w:pPr>
+        <w:spacing w:before="0" w:after="0"/>
+        <w:ind w:firstLine="567"/>
+        <w:rPr>
+          <w:rFonts w:cs="Calibri"/>
+          <w:b/>
+          <w:bCs/>
+          <w:lang w:eastAsia="es-CO"/>
+        </w:rPr>
+      </w:pPr>
+      <w:r>
+        <w:rPr>
+          <w:rFonts w:cs="Calibri"/>
+          <w:b/>
+          <w:bCs/>
+          <w:lang w:eastAsia="es-CO"/>
+        </w:rPr>
+        <w:t>Críticas al modelo convencional</w:t>
+      </w:r>
+    </w:p>
+    <w:p>
+      <w:pPr>
+        <w:spacing w:before="0" w:after="0"/>
+        <w:ind w:firstLine="567"/>
+        <w:rPr>
+          <w:rFonts w:cs="Calibri"/>
+          <w:lang w:eastAsia="es-CO"/>
+        </w:rPr>
+      </w:pPr>
+      <w:r>
+        <w:rPr>
+          <w:rFonts w:cs="Calibri"/>
+          <w:lang w:eastAsia="es-CO"/>
+        </w:rPr>
+        <w:t>Diversos movimientos sociales, académicos y ambientales comenzaron a cuestionar el modelo convencional debido principalmente a:</w:t>
       </w:r>
     </w:p>
     <w:p>
@@ -3267,24 +3905,16 @@
           <w:numId w:val="8"/>
         </w:numPr>
         <w:spacing w:before="0" w:after="0"/>
-        <w:ind w:left="567" w:hanging="283"/>
-        <w:rPr>
-          <w:rFonts w:cs="Calibri"/>
-        </w:rPr>
-      </w:pPr>
-      <w:r>
-        <w:rPr>
-          <w:rFonts w:cs="Calibri"/>
-          <w:b/>
-          <w:bCs/>
-        </w:rPr>
-        <w:t xml:space="preserve">Degradación del suelo: </w:t>
-      </w:r>
-      <w:r>
-        <w:rPr>
-          <w:rFonts w:cs="Calibri"/>
-        </w:rPr>
-        <w:t>el uso continuo de fertilizantes sintéticos alteró la estructura biológica del suelo, reduciendo su materia orgánica y biodiversidad microbiana.</w:t>
+        <w:ind w:left="851" w:hanging="283"/>
+        <w:rPr>
+          <w:rFonts w:cs="Calibri"/>
+        </w:rPr>
+      </w:pPr>
+      <w:r>
+        <w:rPr>
+          <w:rFonts w:cs="Calibri"/>
+        </w:rPr>
+        <w:t>Su enfoque exclusivamente productivista.</w:t>
       </w:r>
     </w:p>
     <w:p>
@@ -3295,24 +3925,16 @@
           <w:numId w:val="8"/>
         </w:numPr>
         <w:spacing w:before="0" w:after="0"/>
-        <w:ind w:left="567" w:hanging="283"/>
-        <w:rPr>
-          <w:rFonts w:cs="Calibri"/>
-        </w:rPr>
-      </w:pPr>
-      <w:r>
-        <w:rPr>
-          <w:rFonts w:cs="Calibri"/>
-          <w:b/>
-          <w:bCs/>
-        </w:rPr>
-        <w:t>Contaminación de fuentes hídricas:</w:t>
-      </w:r>
-      <w:r>
-        <w:rPr>
-          <w:rFonts w:cs="Calibri"/>
-        </w:rPr>
-        <w:t xml:space="preserve"> el escurrimiento de nitratos y fosfatos provenientes de fertilizantes generó eutrofización en ríos y lagos.</w:t>
+        <w:ind w:left="851" w:hanging="283"/>
+        <w:rPr>
+          <w:rFonts w:cs="Calibri"/>
+        </w:rPr>
+      </w:pPr>
+      <w:r>
+        <w:rPr>
+          <w:rFonts w:cs="Calibri"/>
+        </w:rPr>
+        <w:t>La pérdida de autonomía de los agricultores.</w:t>
       </w:r>
     </w:p>
     <w:p>
@@ -3323,24 +3945,16 @@
           <w:numId w:val="8"/>
         </w:numPr>
         <w:spacing w:before="0" w:after="0"/>
-        <w:ind w:left="567" w:hanging="283"/>
-        <w:rPr>
-          <w:rFonts w:cs="Calibri"/>
-        </w:rPr>
-      </w:pPr>
-      <w:r>
-        <w:rPr>
-          <w:rFonts w:cs="Calibri"/>
-          <w:b/>
-          <w:bCs/>
-        </w:rPr>
-        <w:t>Pérdida de biodiversidad:</w:t>
-      </w:r>
-      <w:r>
-        <w:rPr>
-          <w:rFonts w:cs="Calibri"/>
-        </w:rPr>
-        <w:t xml:space="preserve"> la sustitución de variedades tradicionales por monocultivos redujo la diversidad genética agrícola.</w:t>
+        <w:ind w:left="851" w:hanging="283"/>
+        <w:rPr>
+          <w:rFonts w:cs="Calibri"/>
+        </w:rPr>
+      </w:pPr>
+      <w:r>
+        <w:rPr>
+          <w:rFonts w:cs="Calibri"/>
+        </w:rPr>
+        <w:t>La degradación ambiental acumulativa.</w:t>
       </w:r>
     </w:p>
     <w:p>
@@ -3351,77 +3965,17 @@
           <w:numId w:val="8"/>
         </w:numPr>
         <w:spacing w:before="0" w:after="0"/>
-        <w:ind w:left="567" w:hanging="283"/>
-        <w:rPr>
-          <w:rFonts w:cs="Calibri"/>
-        </w:rPr>
-      </w:pPr>
-      <w:r>
-        <w:rPr>
-          <w:rFonts w:cs="Calibri"/>
-          <w:b/>
-          <w:bCs/>
-        </w:rPr>
-        <w:t>Dependencia energética:</w:t>
-      </w:r>
-      <w:r>
-        <w:rPr>
-          <w:rFonts w:cs="Calibri"/>
-        </w:rPr>
-        <w:t xml:space="preserve"> la producción intensiva aumentó el consumo de combustibles fósiles, contribuyendo a la emisión de gases de efecto invernadero.</w:t>
-      </w:r>
-    </w:p>
-    <w:p>
-      <w:pPr>
-        <w:pStyle w:val="Prrafodelista"/>
-        <w:numPr>
-          <w:ilvl w:val="0"/>
-          <w:numId w:val="8"/>
-        </w:numPr>
-        <w:spacing w:before="0" w:after="0"/>
-        <w:ind w:left="567" w:hanging="283"/>
-        <w:rPr>
-          <w:rFonts w:cs="Calibri"/>
-        </w:rPr>
-      </w:pPr>
-      <w:r>
-        <w:rPr>
-          <w:rFonts w:cs="Calibri"/>
-          <w:b/>
-          <w:bCs/>
-        </w:rPr>
-        <w:t>Salinización y desertificación:</w:t>
-      </w:r>
-      <w:r>
-        <w:rPr>
-          <w:rFonts w:cs="Calibri"/>
-        </w:rPr>
-        <w:t xml:space="preserve"> e</w:t>
-      </w:r>
-      <w:r>
-        <w:rPr>
-          <w:rFonts w:cs="Calibri"/>
-        </w:rPr>
-        <w:t>n zonas con riego intensivo, el manejo inadecuado provocó acumulación de sales y degradación irreversible del suelo.</w:t>
-      </w:r>
-    </w:p>
-    <w:p>
-      <w:pPr>
-        <w:spacing w:before="0" w:after="0"/>
-      </w:pPr>
-      <w:r>
-        <w:t>La productividad a corto plazo no consideró la capacidad de carga ecológica de los ecosistemas.</w:t>
-      </w:r>
-    </w:p>
-    <w:p>
-      <w:pPr>
-        <w:pStyle w:val="Ttulo2"/>
-      </w:pPr>
-      <w:bookmarkStart w:id="5" w:name="_Toc230111080"/>
-      <w:r>
-        <w:t>Impactos y cuestionamientos al modelo agrícola convencional</w:t>
-      </w:r>
-      <w:bookmarkEnd w:id="5"/>
+        <w:ind w:left="851" w:hanging="283"/>
+        <w:rPr>
+          <w:rFonts w:cs="Calibri"/>
+        </w:rPr>
+      </w:pPr>
+      <w:r>
+        <w:rPr>
+          <w:rFonts w:cs="Calibri"/>
+        </w:rPr>
+        <w:t>La homogenización cultural y agrícola.</w:t>
+      </w:r>
     </w:p>
     <w:p>
       <w:pPr>
@@ -3429,367 +3983,6 @@
         <w:ind w:firstLine="567"/>
         <w:rPr>
           <w:rFonts w:cs="Calibri"/>
-        </w:rPr>
-      </w:pPr>
-      <w:r>
-        <w:rPr>
-          <w:rFonts w:cs="Calibri"/>
-        </w:rPr>
-        <w:t>El análisis del modelo agrícola convencional requiere una mirada integral que permita comprender no solo sus resultados productivos, sino también sus efectos sociales y económicos, así como los cuestionamientos que han surgido frente a su sostenibilidad.</w:t>
-      </w:r>
-    </w:p>
-    <w:p>
-      <w:pPr>
-        <w:spacing w:before="0" w:after="0"/>
-        <w:ind w:firstLine="567"/>
-        <w:rPr>
-          <w:rFonts w:cs="Calibri"/>
-        </w:rPr>
-      </w:pPr>
-      <w:r>
-        <w:rPr>
-          <w:rFonts w:cs="Calibri"/>
-        </w:rPr>
-        <w:lastRenderedPageBreak/>
-        <w:t>Resulta pertinente examinar tanto sus impactos estructurales como las principales críticas formuladas desde enfoques alternativos de desarrollo rural.</w:t>
-      </w:r>
-    </w:p>
-    <w:p>
-      <w:pPr>
-        <w:spacing w:before="0" w:after="0"/>
-        <w:ind w:firstLine="567"/>
-        <w:rPr>
-          <w:rFonts w:cs="Calibri"/>
-          <w:b/>
-          <w:bCs/>
-          <w:lang w:eastAsia="es-CO"/>
-        </w:rPr>
-      </w:pPr>
-    </w:p>
-    <w:p>
-      <w:pPr>
-        <w:spacing w:before="0" w:after="0"/>
-        <w:ind w:firstLine="567"/>
-        <w:rPr>
-          <w:rFonts w:cs="Calibri"/>
-          <w:b/>
-          <w:bCs/>
-          <w:lang w:eastAsia="es-CO"/>
-        </w:rPr>
-      </w:pPr>
-      <w:r>
-        <w:rPr>
-          <w:rFonts w:cs="Calibri"/>
-          <w:b/>
-          <w:bCs/>
-          <w:lang w:eastAsia="es-CO"/>
-        </w:rPr>
-        <w:t>I</w:t>
-      </w:r>
-      <w:r>
-        <w:rPr>
-          <w:rFonts w:cs="Calibri"/>
-          <w:b/>
-          <w:bCs/>
-          <w:lang w:eastAsia="es-CO"/>
-        </w:rPr>
-        <w:t>mpactos sociales y económicos</w:t>
-      </w:r>
-    </w:p>
-    <w:p>
-      <w:pPr>
-        <w:spacing w:before="0" w:after="0"/>
-        <w:ind w:firstLine="567"/>
-        <w:rPr>
-          <w:rFonts w:cs="Calibri"/>
-          <w:lang w:eastAsia="es-CO"/>
-        </w:rPr>
-      </w:pPr>
-      <w:r>
-        <w:rPr>
-          <w:rFonts w:cs="Calibri"/>
-          <w:lang w:eastAsia="es-CO"/>
-        </w:rPr>
-        <w:t>Aunque la revolución verde incrementó la producción de alimentos, sus beneficios no se distribuyeron equitativamente, por ejemplo:</w:t>
-      </w:r>
-    </w:p>
-    <w:p>
-      <w:pPr>
-        <w:pStyle w:val="Prrafodelista"/>
-        <w:numPr>
-          <w:ilvl w:val="0"/>
-          <w:numId w:val="8"/>
-        </w:numPr>
-        <w:spacing w:before="0" w:after="0"/>
-        <w:ind w:left="851" w:hanging="283"/>
-        <w:rPr>
-          <w:rFonts w:cs="Calibri"/>
-        </w:rPr>
-      </w:pPr>
-      <w:r>
-        <w:rPr>
-          <w:rFonts w:cs="Calibri"/>
-          <w:b/>
-          <w:bCs/>
-        </w:rPr>
-        <w:t>Concentración de la tierra:</w:t>
-      </w:r>
-      <w:r>
-        <w:rPr>
-          <w:rFonts w:cs="Calibri"/>
-        </w:rPr>
-        <w:t xml:space="preserve"> los pequeños productores tuvieron dificultades para acceder a créditos, semillas mejoradas y maquinaria, favoreciendo a grandes propietarios.</w:t>
-      </w:r>
-    </w:p>
-    <w:p>
-      <w:pPr>
-        <w:pStyle w:val="Prrafodelista"/>
-        <w:numPr>
-          <w:ilvl w:val="0"/>
-          <w:numId w:val="8"/>
-        </w:numPr>
-        <w:spacing w:before="0" w:after="0"/>
-        <w:ind w:left="851" w:hanging="283"/>
-        <w:rPr>
-          <w:rFonts w:cs="Calibri"/>
-        </w:rPr>
-      </w:pPr>
-      <w:r>
-        <w:rPr>
-          <w:rFonts w:cs="Calibri"/>
-          <w:b/>
-          <w:bCs/>
-        </w:rPr>
-        <w:t>Endeudamiento campesino:</w:t>
-      </w:r>
-      <w:r>
-        <w:rPr>
-          <w:rFonts w:cs="Calibri"/>
-        </w:rPr>
-        <w:t xml:space="preserve"> la dependencia de insumos externos generó altos costos de producción.</w:t>
-      </w:r>
-    </w:p>
-    <w:p>
-      <w:pPr>
-        <w:pStyle w:val="Prrafodelista"/>
-        <w:numPr>
-          <w:ilvl w:val="0"/>
-          <w:numId w:val="8"/>
-        </w:numPr>
-        <w:spacing w:before="0" w:after="0"/>
-        <w:ind w:left="851" w:hanging="283"/>
-        <w:rPr>
-          <w:rFonts w:cs="Calibri"/>
-        </w:rPr>
-      </w:pPr>
-      <w:r>
-        <w:rPr>
-          <w:rFonts w:cs="Calibri"/>
-          <w:b/>
-          <w:bCs/>
-        </w:rPr>
-        <w:t>Desplazamiento rural:</w:t>
-      </w:r>
-      <w:r>
-        <w:rPr>
-          <w:rFonts w:cs="Calibri"/>
-        </w:rPr>
-        <w:t xml:space="preserve"> la mecanización redujo la demanda de mano de obra, impulsando migraciones hacia zonas urbanas.</w:t>
-      </w:r>
-    </w:p>
-    <w:p>
-      <w:pPr>
-        <w:pStyle w:val="Prrafodelista"/>
-        <w:numPr>
-          <w:ilvl w:val="0"/>
-          <w:numId w:val="8"/>
-        </w:numPr>
-        <w:spacing w:before="0" w:after="0"/>
-        <w:ind w:left="851" w:hanging="283"/>
-        <w:rPr>
-          <w:rFonts w:cs="Calibri"/>
-        </w:rPr>
-      </w:pPr>
-      <w:r>
-        <w:rPr>
-          <w:rFonts w:cs="Calibri"/>
-          <w:b/>
-          <w:bCs/>
-        </w:rPr>
-        <w:t>Pérdida de saberes tradicionales:</w:t>
-      </w:r>
-      <w:r>
-        <w:rPr>
-          <w:rFonts w:cs="Calibri"/>
-        </w:rPr>
-        <w:t xml:space="preserve"> el modelo técnico reemplazó prácticas agrícolas ancestrales.</w:t>
-      </w:r>
-    </w:p>
-    <w:p>
-      <w:pPr>
-        <w:pStyle w:val="Prrafodelista"/>
-        <w:numPr>
-          <w:ilvl w:val="0"/>
-          <w:numId w:val="8"/>
-        </w:numPr>
-        <w:spacing w:before="0" w:after="0"/>
-        <w:ind w:left="851" w:hanging="283"/>
-        <w:rPr>
-          <w:rFonts w:cs="Calibri"/>
-        </w:rPr>
-      </w:pPr>
-      <w:r>
-        <w:rPr>
-          <w:rFonts w:cs="Calibri"/>
-          <w:b/>
-          <w:bCs/>
-        </w:rPr>
-        <w:t>Aumento de desigualdad:</w:t>
-      </w:r>
-      <w:r>
-        <w:rPr>
-          <w:rFonts w:cs="Calibri"/>
-        </w:rPr>
-        <w:t xml:space="preserve"> se amplió la brecha entre agricultura empresarial y agricultura campesina.</w:t>
-      </w:r>
-    </w:p>
-    <w:p>
-      <w:pPr>
-        <w:spacing w:before="0" w:after="0"/>
-        <w:ind w:firstLine="567"/>
-        <w:rPr>
-          <w:rFonts w:cs="Calibri"/>
-          <w:b/>
-          <w:bCs/>
-          <w:lang w:eastAsia="es-CO"/>
-        </w:rPr>
-      </w:pPr>
-    </w:p>
-    <w:p>
-      <w:pPr>
-        <w:spacing w:before="0" w:after="0"/>
-        <w:ind w:firstLine="567"/>
-        <w:rPr>
-          <w:rFonts w:cs="Calibri"/>
-          <w:b/>
-          <w:bCs/>
-          <w:lang w:eastAsia="es-CO"/>
-        </w:rPr>
-      </w:pPr>
-      <w:r>
-        <w:rPr>
-          <w:rFonts w:cs="Calibri"/>
-          <w:b/>
-          <w:bCs/>
-          <w:lang w:eastAsia="es-CO"/>
-        </w:rPr>
-        <w:t>Críticas al modelo convencional</w:t>
-      </w:r>
-    </w:p>
-    <w:p>
-      <w:pPr>
-        <w:spacing w:before="0" w:after="0"/>
-        <w:ind w:firstLine="567"/>
-        <w:rPr>
-          <w:rFonts w:cs="Calibri"/>
-          <w:lang w:eastAsia="es-CO"/>
-        </w:rPr>
-      </w:pPr>
-      <w:r>
-        <w:rPr>
-          <w:rFonts w:cs="Calibri"/>
-          <w:lang w:eastAsia="es-CO"/>
-        </w:rPr>
-        <w:t>Diversos movimientos sociales, académicos y ambientales comenzaron a cuestionar el modelo convencional debido principalmente a:</w:t>
-      </w:r>
-    </w:p>
-    <w:p>
-      <w:pPr>
-        <w:pStyle w:val="Prrafodelista"/>
-        <w:numPr>
-          <w:ilvl w:val="0"/>
-          <w:numId w:val="8"/>
-        </w:numPr>
-        <w:spacing w:before="0" w:after="0"/>
-        <w:ind w:left="851" w:hanging="283"/>
-        <w:rPr>
-          <w:rFonts w:cs="Calibri"/>
-        </w:rPr>
-      </w:pPr>
-      <w:r>
-        <w:rPr>
-          <w:rFonts w:cs="Calibri"/>
-        </w:rPr>
-        <w:t>Su enfoque exclusivamente productivista.</w:t>
-      </w:r>
-    </w:p>
-    <w:p>
-      <w:pPr>
-        <w:pStyle w:val="Prrafodelista"/>
-        <w:numPr>
-          <w:ilvl w:val="0"/>
-          <w:numId w:val="8"/>
-        </w:numPr>
-        <w:spacing w:before="0" w:after="0"/>
-        <w:ind w:left="851" w:hanging="283"/>
-        <w:rPr>
-          <w:rFonts w:cs="Calibri"/>
-        </w:rPr>
-      </w:pPr>
-      <w:r>
-        <w:rPr>
-          <w:rFonts w:cs="Calibri"/>
-        </w:rPr>
-        <w:t>La pérdida de autonomía de los agricultores.</w:t>
-      </w:r>
-    </w:p>
-    <w:p>
-      <w:pPr>
-        <w:pStyle w:val="Prrafodelista"/>
-        <w:numPr>
-          <w:ilvl w:val="0"/>
-          <w:numId w:val="8"/>
-        </w:numPr>
-        <w:spacing w:before="0" w:after="0"/>
-        <w:ind w:left="851" w:hanging="283"/>
-        <w:rPr>
-          <w:rFonts w:cs="Calibri"/>
-        </w:rPr>
-      </w:pPr>
-      <w:r>
-        <w:rPr>
-          <w:rFonts w:cs="Calibri"/>
-        </w:rPr>
-        <w:t>La degradación ambiental acumulativa.</w:t>
-      </w:r>
-    </w:p>
-    <w:p>
-      <w:pPr>
-        <w:pStyle w:val="Prrafodelista"/>
-        <w:numPr>
-          <w:ilvl w:val="0"/>
-          <w:numId w:val="8"/>
-        </w:numPr>
-        <w:spacing w:before="0" w:after="0"/>
-        <w:ind w:left="851" w:hanging="283"/>
-        <w:rPr>
-          <w:rFonts w:cs="Calibri"/>
-        </w:rPr>
-      </w:pPr>
-      <w:r>
-        <w:rPr>
-          <w:rFonts w:cs="Calibri"/>
-        </w:rPr>
-        <w:lastRenderedPageBreak/>
-        <w:t>La homogenización cultural y agrícola.</w:t>
-      </w:r>
-    </w:p>
-    <w:p>
-      <w:pPr>
-        <w:spacing w:before="0" w:after="0"/>
-        <w:ind w:firstLine="567"/>
-        <w:rPr>
-          <w:rFonts w:cs="Calibri"/>
           <w:lang w:eastAsia="es-CO"/>
         </w:rPr>
       </w:pPr>
@@ -3800,105 +3993,6 @@
         </w:rPr>
         <w:t>Estos cuestionamientos dieron origen a enfoques alternativos como la agroecología, la agricultura orgánica y los movimientos de soberanía alimentaria impulsados por organizaciones como “La Vía Campesina”.</w:t>
       </w:r>
-    </w:p>
-    <w:p>
-      <w:pPr>
-        <w:spacing w:before="0" w:after="0"/>
-        <w:rPr>
-          <w:rFonts w:cs="Calibri"/>
-          <w:lang w:eastAsia="es-CO"/>
-        </w:rPr>
-      </w:pPr>
-    </w:p>
-    <w:p>
-      <w:pPr>
-        <w:spacing w:before="0" w:after="0"/>
-        <w:rPr>
-          <w:rFonts w:cs="Calibri"/>
-          <w:lang w:eastAsia="es-CO"/>
-        </w:rPr>
-      </w:pPr>
-    </w:p>
-    <w:p>
-      <w:pPr>
-        <w:spacing w:before="0" w:after="0"/>
-        <w:rPr>
-          <w:rFonts w:cs="Calibri"/>
-          <w:lang w:eastAsia="es-CO"/>
-        </w:rPr>
-      </w:pPr>
-    </w:p>
-    <w:p>
-      <w:pPr>
-        <w:spacing w:before="0" w:after="0"/>
-        <w:rPr>
-          <w:rFonts w:cs="Calibri"/>
-          <w:lang w:eastAsia="es-CO"/>
-        </w:rPr>
-      </w:pPr>
-    </w:p>
-    <w:p>
-      <w:pPr>
-        <w:spacing w:before="0" w:after="0"/>
-        <w:rPr>
-          <w:rFonts w:cs="Calibri"/>
-          <w:lang w:eastAsia="es-CO"/>
-        </w:rPr>
-      </w:pPr>
-    </w:p>
-    <w:p>
-      <w:pPr>
-        <w:spacing w:before="0" w:after="0"/>
-        <w:rPr>
-          <w:rFonts w:cs="Calibri"/>
-          <w:lang w:eastAsia="es-CO"/>
-        </w:rPr>
-      </w:pPr>
-    </w:p>
-    <w:p>
-      <w:pPr>
-        <w:spacing w:before="0" w:after="0"/>
-        <w:rPr>
-          <w:rFonts w:cs="Calibri"/>
-          <w:lang w:eastAsia="es-CO"/>
-        </w:rPr>
-      </w:pPr>
-    </w:p>
-    <w:p>
-      <w:pPr>
-        <w:spacing w:before="0" w:after="0"/>
-        <w:rPr>
-          <w:rFonts w:cs="Calibri"/>
-          <w:lang w:eastAsia="es-CO"/>
-        </w:rPr>
-      </w:pPr>
-    </w:p>
-    <w:p>
-      <w:pPr>
-        <w:spacing w:before="0" w:after="0"/>
-        <w:rPr>
-          <w:rFonts w:cs="Calibri"/>
-          <w:lang w:eastAsia="es-CO"/>
-        </w:rPr>
-      </w:pPr>
-    </w:p>
-    <w:p>
-      <w:pPr>
-        <w:spacing w:before="0" w:after="0"/>
-        <w:rPr>
-          <w:rFonts w:cs="Calibri"/>
-          <w:lang w:eastAsia="es-CO"/>
-        </w:rPr>
-      </w:pPr>
-    </w:p>
-    <w:p>
-      <w:pPr>
-        <w:spacing w:before="0" w:after="0"/>
-        <w:rPr>
-          <w:rFonts w:cs="Calibri"/>
-          <w:lang w:eastAsia="es-CO"/>
-        </w:rPr>
-      </w:pPr>
     </w:p>
     <w:p>
       <w:pPr>
@@ -4369,6 +4463,16 @@
     </w:p>
     <w:p>
       <w:pPr>
+        <w:spacing w:before="0" w:after="0"/>
+        <w:ind w:left="708" w:firstLine="708"/>
+        <w:rPr>
+          <w:rFonts w:cs="Calibri"/>
+          <w:lang w:eastAsia="es-CO"/>
+        </w:rPr>
+      </w:pPr>
+    </w:p>
+    <w:p>
+      <w:pPr>
         <w:pStyle w:val="Prrafodelista"/>
         <w:numPr>
           <w:ilvl w:val="0"/>
@@ -4394,6 +4498,7 @@
     </w:p>
     <w:p>
       <w:pPr>
+        <w:spacing w:before="0" w:after="0"/>
         <w:ind w:firstLine="708"/>
         <w:rPr>
           <w:rFonts w:cs="Calibri"/>
@@ -4700,6 +4805,7 @@
           <w:rFonts w:cs="Calibri"/>
           <w:lang w:eastAsia="es-CO"/>
         </w:rPr>
+        <w:lastRenderedPageBreak/>
         <w:t>Reciclaje de biomasa.</w:t>
       </w:r>
     </w:p>
@@ -4720,68 +4826,449 @@
           <w:rFonts w:cs="Calibri"/>
           <w:lang w:eastAsia="es-CO"/>
         </w:rPr>
+        <w:t>Conservación del suelo.</w:t>
+      </w:r>
+    </w:p>
+    <w:p>
+      <w:pPr>
+        <w:pStyle w:val="Prrafodelista"/>
+        <w:numPr>
+          <w:ilvl w:val="0"/>
+          <w:numId w:val="11"/>
+        </w:numPr>
+        <w:rPr>
+          <w:rFonts w:cs="Calibri"/>
+          <w:lang w:eastAsia="es-CO"/>
+        </w:rPr>
+      </w:pPr>
+      <w:r>
+        <w:rPr>
+          <w:rFonts w:cs="Calibri"/>
+          <w:lang w:eastAsia="es-CO"/>
+        </w:rPr>
+        <w:t>Regulación natural de plagas.</w:t>
+      </w:r>
+    </w:p>
+    <w:p>
+      <w:pPr>
+        <w:pStyle w:val="Prrafodelista"/>
+        <w:numPr>
+          <w:ilvl w:val="0"/>
+          <w:numId w:val="11"/>
+        </w:numPr>
+        <w:rPr>
+          <w:rFonts w:cs="Calibri"/>
+          <w:lang w:eastAsia="es-CO"/>
+        </w:rPr>
+      </w:pPr>
+      <w:r>
+        <w:rPr>
+          <w:rFonts w:cs="Calibri"/>
+          <w:lang w:eastAsia="es-CO"/>
+        </w:rPr>
+        <w:t>Optimización del uso del agua.</w:t>
+      </w:r>
+    </w:p>
+    <w:p>
+      <w:pPr>
+        <w:pStyle w:val="Prrafodelista"/>
+        <w:numPr>
+          <w:ilvl w:val="0"/>
+          <w:numId w:val="11"/>
+        </w:numPr>
+        <w:rPr>
+          <w:rFonts w:cs="Calibri"/>
+          <w:lang w:eastAsia="es-CO"/>
+        </w:rPr>
+      </w:pPr>
+      <w:r>
+        <w:rPr>
+          <w:rFonts w:cs="Calibri"/>
+          <w:lang w:eastAsia="es-CO"/>
+        </w:rPr>
+        <w:t>Resiliencia climática.</w:t>
+      </w:r>
+    </w:p>
+    <w:p>
+      <w:pPr>
+        <w:ind w:firstLine="708"/>
+        <w:rPr>
+          <w:rFonts w:cs="Calibri"/>
+          <w:lang w:eastAsia="es-CO"/>
+        </w:rPr>
+      </w:pPr>
+      <w:r>
+        <w:rPr>
+          <w:rFonts w:cs="Calibri"/>
+          <w:lang w:eastAsia="es-CO"/>
+        </w:rPr>
+        <w:t>La biodiversidad es la base funcional del agroecosistema agroecológico.</w:t>
+      </w:r>
+    </w:p>
+    <w:p>
+      <w:pPr>
+        <w:pStyle w:val="Prrafodelista"/>
+        <w:numPr>
+          <w:ilvl w:val="0"/>
+          <w:numId w:val="9"/>
+        </w:numPr>
+        <w:spacing w:before="0" w:after="0"/>
+        <w:rPr>
+          <w:rFonts w:cs="Calibri"/>
+          <w:b/>
+          <w:bCs/>
+          <w:lang w:eastAsia="es-CO"/>
+        </w:rPr>
+      </w:pPr>
+      <w:r>
+        <w:rPr>
+          <w:rFonts w:cs="Calibri"/>
+          <w:b/>
+          <w:bCs/>
+          <w:lang w:eastAsia="es-CO"/>
+        </w:rPr>
+        <w:t>Dimensión social y política de la agroecología</w:t>
+      </w:r>
+    </w:p>
+    <w:p>
+      <w:pPr>
+        <w:ind w:firstLine="708"/>
+        <w:rPr>
+          <w:rFonts w:cs="Calibri"/>
+          <w:lang w:eastAsia="es-CO"/>
+        </w:rPr>
+      </w:pPr>
+      <w:r>
+        <w:rPr>
+          <w:rFonts w:cs="Calibri"/>
+          <w:lang w:eastAsia="es-CO"/>
+        </w:rPr>
+        <w:t>La agroecología no se limita a una propuesta técnica de producción sostenible, sino que incorpora una dimensión social y política orientada a transformar las relaciones de poder dentro de los sistemas alimentarios.</w:t>
+      </w:r>
+    </w:p>
+    <w:p>
+      <w:pPr>
+        <w:ind w:firstLine="708"/>
+        <w:rPr>
+          <w:rFonts w:cs="Calibri"/>
+          <w:lang w:eastAsia="es-CO"/>
+        </w:rPr>
+      </w:pPr>
+      <w:r>
+        <w:rPr>
+          <w:rFonts w:cs="Calibri"/>
+          <w:lang w:eastAsia="es-CO"/>
+        </w:rPr>
+        <w:t>En este sentido, la agroecología promueve:</w:t>
+      </w:r>
+    </w:p>
+    <w:p>
+      <w:pPr>
+        <w:pStyle w:val="Prrafodelista"/>
+        <w:numPr>
+          <w:ilvl w:val="0"/>
+          <w:numId w:val="12"/>
+        </w:numPr>
+        <w:spacing w:before="0" w:after="0"/>
+        <w:ind w:left="1134"/>
+        <w:rPr>
+          <w:rFonts w:cs="Calibri"/>
+          <w:b/>
+          <w:bCs/>
+          <w:lang w:eastAsia="es-CO"/>
+        </w:rPr>
+      </w:pPr>
+      <w:r>
+        <w:rPr>
+          <w:rFonts w:cs="Calibri"/>
+          <w:b/>
+          <w:bCs/>
+          <w:lang w:eastAsia="es-CO"/>
+        </w:rPr>
+        <w:t>Soberanía alimentaria</w:t>
+      </w:r>
+      <w:r>
+        <w:rPr>
+          <w:rFonts w:cs="Calibri"/>
+          <w:b/>
+          <w:bCs/>
+          <w:lang w:eastAsia="es-CO"/>
+        </w:rPr>
+        <w:t xml:space="preserve">: </w:t>
+      </w:r>
+      <w:r>
+        <w:rPr>
+          <w:rFonts w:cs="Calibri"/>
+          <w:lang w:eastAsia="es-CO"/>
+        </w:rPr>
+        <w:t>d</w:t>
+      </w:r>
+      <w:r>
+        <w:rPr>
+          <w:rFonts w:cs="Calibri"/>
+          <w:lang w:eastAsia="es-CO"/>
+        </w:rPr>
+        <w:t>efiende el derecho de los pueblos a decidir qué producir, cómo producir y para quién producir, priorizando mercados locales y alimentación saludable.</w:t>
+      </w:r>
+    </w:p>
+    <w:p>
+      <w:pPr>
+        <w:pStyle w:val="Prrafodelista"/>
+        <w:numPr>
+          <w:ilvl w:val="0"/>
+          <w:numId w:val="12"/>
+        </w:numPr>
+        <w:spacing w:before="0" w:after="0"/>
+        <w:ind w:left="1134"/>
+        <w:rPr>
+          <w:rFonts w:cs="Calibri"/>
+          <w:b/>
+          <w:bCs/>
+          <w:lang w:eastAsia="es-CO"/>
+        </w:rPr>
+      </w:pPr>
+      <w:r>
+        <w:rPr>
+          <w:rFonts w:cs="Calibri"/>
+          <w:b/>
+          <w:bCs/>
+          <w:lang w:eastAsia="es-CO"/>
+        </w:rPr>
+        <w:t>Justicia social</w:t>
+      </w:r>
+      <w:r>
+        <w:rPr>
+          <w:rFonts w:cs="Calibri"/>
+          <w:b/>
+          <w:bCs/>
+          <w:lang w:eastAsia="es-CO"/>
+        </w:rPr>
+        <w:t xml:space="preserve">: </w:t>
+      </w:r>
+      <w:r>
+        <w:rPr>
+          <w:rFonts w:cs="Calibri"/>
+          <w:lang w:eastAsia="es-CO"/>
+        </w:rPr>
+        <w:t>b</w:t>
+      </w:r>
+      <w:r>
+        <w:rPr>
+          <w:rFonts w:cs="Calibri"/>
+          <w:lang w:eastAsia="es-CO"/>
+        </w:rPr>
+        <w:t>usca reducir desigualdades estructurales en el acceso a la tierra, el agua, las semillas y los recursos productivos.</w:t>
+      </w:r>
+    </w:p>
+    <w:p>
+      <w:pPr>
+        <w:pStyle w:val="Prrafodelista"/>
+        <w:numPr>
+          <w:ilvl w:val="0"/>
+          <w:numId w:val="12"/>
+        </w:numPr>
+        <w:spacing w:before="0" w:after="0"/>
+        <w:ind w:left="1134"/>
+        <w:rPr>
+          <w:rFonts w:cs="Calibri"/>
+          <w:b/>
+          <w:bCs/>
+          <w:lang w:eastAsia="es-CO"/>
+        </w:rPr>
+      </w:pPr>
+      <w:r>
+        <w:rPr>
+          <w:rFonts w:cs="Calibri"/>
+          <w:b/>
+          <w:bCs/>
+          <w:lang w:eastAsia="es-CO"/>
+        </w:rPr>
+        <w:t>Autonomía campesina</w:t>
+      </w:r>
+      <w:r>
+        <w:rPr>
+          <w:rFonts w:cs="Calibri"/>
+          <w:b/>
+          <w:bCs/>
+          <w:lang w:eastAsia="es-CO"/>
+        </w:rPr>
+        <w:t xml:space="preserve">: </w:t>
+      </w:r>
+      <w:r>
+        <w:rPr>
+          <w:rFonts w:cs="Calibri"/>
+          <w:lang w:eastAsia="es-CO"/>
+        </w:rPr>
+        <w:t>d</w:t>
+      </w:r>
+      <w:r>
+        <w:rPr>
+          <w:rFonts w:cs="Calibri"/>
+          <w:lang w:eastAsia="es-CO"/>
+        </w:rPr>
+        <w:t>isminuye la dependencia de insumos externos y fortalece la capacidad organizativa rural.</w:t>
+      </w:r>
+      <w:r>
+        <w:rPr>
+          <w:rFonts w:cs="Calibri"/>
+          <w:b/>
+          <w:bCs/>
+          <w:lang w:eastAsia="es-CO"/>
+        </w:rPr>
+        <w:t xml:space="preserve"> </w:t>
+      </w:r>
+    </w:p>
+    <w:p>
+      <w:pPr>
+        <w:pStyle w:val="Prrafodelista"/>
+        <w:numPr>
+          <w:ilvl w:val="0"/>
+          <w:numId w:val="12"/>
+        </w:numPr>
+        <w:spacing w:before="0" w:after="0"/>
+        <w:ind w:left="1134"/>
+        <w:rPr>
+          <w:rFonts w:cs="Calibri"/>
+          <w:b/>
+          <w:bCs/>
+          <w:lang w:eastAsia="es-CO"/>
+        </w:rPr>
+      </w:pPr>
+      <w:r>
+        <w:rPr>
+          <w:rFonts w:cs="Calibri"/>
+          <w:b/>
+          <w:bCs/>
+          <w:lang w:eastAsia="es-CO"/>
+        </w:rPr>
+        <w:t>Participación comunitaria</w:t>
+      </w:r>
+      <w:r>
+        <w:rPr>
+          <w:rFonts w:cs="Calibri"/>
+          <w:b/>
+          <w:bCs/>
+          <w:lang w:eastAsia="es-CO"/>
+        </w:rPr>
+        <w:t>:</w:t>
+      </w:r>
+      <w:r>
+        <w:rPr>
+          <w:rFonts w:cs="Calibri"/>
+          <w:lang w:eastAsia="es-CO"/>
+        </w:rPr>
+        <w:t xml:space="preserve"> i</w:t>
+      </w:r>
+      <w:r>
+        <w:rPr>
+          <w:rFonts w:cs="Calibri"/>
+          <w:lang w:eastAsia="es-CO"/>
+        </w:rPr>
+        <w:t>nvolucra a comunidades rurales en procesos de planificación y toma de decisiones</w:t>
+      </w:r>
+      <w:r>
+        <w:rPr>
+          <w:rFonts w:cs="Calibri"/>
+          <w:lang w:eastAsia="es-CO"/>
+        </w:rPr>
+        <w:t>.</w:t>
+      </w:r>
+    </w:p>
+    <w:p>
+      <w:pPr>
+        <w:pStyle w:val="Prrafodelista"/>
+        <w:numPr>
+          <w:ilvl w:val="0"/>
+          <w:numId w:val="12"/>
+        </w:numPr>
+        <w:spacing w:before="0" w:after="0"/>
+        <w:ind w:left="1134"/>
+        <w:rPr>
+          <w:rFonts w:cs="Calibri"/>
+          <w:b/>
+          <w:bCs/>
+          <w:lang w:eastAsia="es-CO"/>
+        </w:rPr>
+      </w:pPr>
+      <w:r>
+        <w:rPr>
+          <w:rFonts w:cs="Calibri"/>
+          <w:b/>
+          <w:bCs/>
+          <w:lang w:eastAsia="es-CO"/>
+        </w:rPr>
+        <w:t>Equidad de género</w:t>
+      </w:r>
+      <w:r>
+        <w:rPr>
+          <w:rFonts w:cs="Calibri"/>
+          <w:b/>
+          <w:bCs/>
+          <w:lang w:eastAsia="es-CO"/>
+        </w:rPr>
+        <w:t>:</w:t>
+      </w:r>
+      <w:r>
+        <w:rPr>
+          <w:rFonts w:cs="Calibri"/>
+          <w:lang w:eastAsia="es-CO"/>
+        </w:rPr>
+        <w:t xml:space="preserve"> r</w:t>
+      </w:r>
+      <w:r>
+        <w:rPr>
+          <w:rFonts w:cs="Calibri"/>
+          <w:lang w:eastAsia="es-CO"/>
+        </w:rPr>
+        <w:t>econoce el papel fundamental de las mujeres rurales en la producción de alimentos y conservación de semillas.</w:t>
+      </w:r>
+    </w:p>
+    <w:p>
+      <w:pPr>
+        <w:ind w:firstLine="708"/>
+        <w:rPr>
+          <w:rFonts w:cs="Calibri"/>
+          <w:lang w:eastAsia="es-CO"/>
+        </w:rPr>
+      </w:pPr>
+      <w:r>
+        <w:rPr>
+          <w:rFonts w:cs="Calibri"/>
+          <w:lang w:eastAsia="es-CO"/>
+        </w:rPr>
         <w:lastRenderedPageBreak/>
-        <w:t>Conservación del suelo.</w:t>
-      </w:r>
-    </w:p>
-    <w:p>
-      <w:pPr>
-        <w:pStyle w:val="Prrafodelista"/>
-        <w:numPr>
-          <w:ilvl w:val="0"/>
-          <w:numId w:val="11"/>
-        </w:numPr>
-        <w:rPr>
-          <w:rFonts w:cs="Calibri"/>
-          <w:lang w:eastAsia="es-CO"/>
-        </w:rPr>
-      </w:pPr>
-      <w:r>
-        <w:rPr>
-          <w:rFonts w:cs="Calibri"/>
-          <w:lang w:eastAsia="es-CO"/>
-        </w:rPr>
-        <w:t>Regulación natural de plagas.</w:t>
-      </w:r>
-    </w:p>
-    <w:p>
-      <w:pPr>
-        <w:pStyle w:val="Prrafodelista"/>
-        <w:numPr>
-          <w:ilvl w:val="0"/>
-          <w:numId w:val="11"/>
-        </w:numPr>
-        <w:rPr>
-          <w:rFonts w:cs="Calibri"/>
-          <w:lang w:eastAsia="es-CO"/>
-        </w:rPr>
-      </w:pPr>
-      <w:r>
-        <w:rPr>
-          <w:rFonts w:cs="Calibri"/>
-          <w:lang w:eastAsia="es-CO"/>
-        </w:rPr>
-        <w:t>Optimización del uso del agua.</w:t>
-      </w:r>
-    </w:p>
-    <w:p>
-      <w:pPr>
-        <w:pStyle w:val="Prrafodelista"/>
-        <w:numPr>
-          <w:ilvl w:val="0"/>
-          <w:numId w:val="11"/>
-        </w:numPr>
-        <w:rPr>
-          <w:rFonts w:cs="Calibri"/>
-          <w:lang w:eastAsia="es-CO"/>
-        </w:rPr>
-      </w:pPr>
-      <w:r>
-        <w:rPr>
-          <w:rFonts w:cs="Calibri"/>
-          <w:lang w:eastAsia="es-CO"/>
-        </w:rPr>
-        <w:t>Resiliencia climática.</w:t>
+        <w:t>La agroecología se configura como un enfoque transformador que articula ecología, economía y justicia social</w:t>
+      </w:r>
+      <w:r>
+        <w:rPr>
+          <w:rFonts w:cs="Calibri"/>
+          <w:lang w:eastAsia="es-CO"/>
+        </w:rPr>
+        <w:t>.</w:t>
+      </w:r>
+    </w:p>
+    <w:p>
+      <w:pPr>
+        <w:pStyle w:val="Prrafodelista"/>
+        <w:numPr>
+          <w:ilvl w:val="0"/>
+          <w:numId w:val="9"/>
+        </w:numPr>
+        <w:rPr>
+          <w:rFonts w:cs="Calibri"/>
+          <w:b/>
+          <w:bCs/>
+          <w:lang w:eastAsia="es-CO"/>
+        </w:rPr>
+      </w:pPr>
+      <w:r>
+        <w:rPr>
+          <w:rFonts w:cs="Calibri"/>
+          <w:b/>
+          <w:bCs/>
+          <w:lang w:eastAsia="es-CO"/>
+        </w:rPr>
+        <w:t>Agroecología como ciencia, práctica y movimiento</w:t>
       </w:r>
     </w:p>
     <w:p>
@@ -4797,32 +5284,139 @@
           <w:rFonts w:cs="Calibri"/>
           <w:lang w:eastAsia="es-CO"/>
         </w:rPr>
-        <w:t>La biodiversidad es la base funcional del agroecosistema agroecológico.</w:t>
-      </w:r>
-    </w:p>
-    <w:p>
-      <w:pPr>
-        <w:pStyle w:val="Prrafodelista"/>
-        <w:numPr>
-          <w:ilvl w:val="0"/>
-          <w:numId w:val="9"/>
-        </w:numPr>
-        <w:spacing w:before="0" w:after="0"/>
-        <w:rPr>
-          <w:rFonts w:cs="Calibri"/>
-          <w:b/>
-          <w:bCs/>
-          <w:lang w:eastAsia="es-CO"/>
-        </w:rPr>
-      </w:pPr>
-      <w:r>
-        <w:rPr>
-          <w:rFonts w:cs="Calibri"/>
-          <w:b/>
-          <w:bCs/>
-          <w:lang w:eastAsia="es-CO"/>
-        </w:rPr>
-        <w:t>Dimensión social y política de la agroecología</w:t>
+        <w:t>La agroecología se entiende desde una perspectiva integral que abarca su dimensión científica, su aplicación práctica en el campo y su carácter de movimiento social transformador. Esta triple óptica permite articular conocimiento académico, saberes tradicionales y acción colectiva en favor de sistemas alimentarios sostenibles.</w:t>
+      </w:r>
+    </w:p>
+    <w:p>
+      <w:pPr>
+        <w:pStyle w:val="Prrafodelista"/>
+        <w:numPr>
+          <w:ilvl w:val="0"/>
+          <w:numId w:val="12"/>
+        </w:numPr>
+        <w:spacing w:before="0" w:after="0"/>
+        <w:ind w:left="1134"/>
+        <w:rPr>
+          <w:rFonts w:cs="Calibri"/>
+          <w:b/>
+          <w:bCs/>
+          <w:lang w:eastAsia="es-CO"/>
+        </w:rPr>
+      </w:pPr>
+      <w:r>
+        <w:rPr>
+          <w:rFonts w:cs="Calibri"/>
+          <w:b/>
+          <w:bCs/>
+          <w:lang w:eastAsia="es-CO"/>
+        </w:rPr>
+        <w:t>Como ciencia</w:t>
+      </w:r>
+    </w:p>
+    <w:p>
+      <w:pPr>
+        <w:pStyle w:val="Prrafodelista"/>
+        <w:spacing w:before="0" w:after="0"/>
+        <w:ind w:left="1134" w:firstLine="0"/>
+        <w:rPr>
+          <w:rFonts w:cs="Calibri"/>
+          <w:lang w:eastAsia="es-CO"/>
+        </w:rPr>
+      </w:pPr>
+      <w:r>
+        <w:rPr>
+          <w:rFonts w:cs="Calibri"/>
+          <w:lang w:eastAsia="es-CO"/>
+        </w:rPr>
+        <w:t>Estudia los agroecosistemas desde principios ecológicos, analizando interacciones entre suelo, plantas, animales, clima y seres humanos.</w:t>
+      </w:r>
+    </w:p>
+    <w:p>
+      <w:pPr>
+        <w:pStyle w:val="Prrafodelista"/>
+        <w:numPr>
+          <w:ilvl w:val="0"/>
+          <w:numId w:val="12"/>
+        </w:numPr>
+        <w:spacing w:before="0" w:after="0"/>
+        <w:ind w:left="1134"/>
+        <w:rPr>
+          <w:rFonts w:cs="Calibri"/>
+          <w:b/>
+          <w:bCs/>
+          <w:lang w:eastAsia="es-CO"/>
+        </w:rPr>
+      </w:pPr>
+      <w:r>
+        <w:rPr>
+          <w:rFonts w:cs="Calibri"/>
+          <w:b/>
+          <w:bCs/>
+          <w:lang w:eastAsia="es-CO"/>
+        </w:rPr>
+        <w:t>Como práctica</w:t>
+      </w:r>
+    </w:p>
+    <w:p>
+      <w:pPr>
+        <w:pStyle w:val="Prrafodelista"/>
+        <w:spacing w:before="0" w:after="0"/>
+        <w:ind w:left="1134" w:firstLine="0"/>
+        <w:rPr>
+          <w:rFonts w:cs="Calibri"/>
+          <w:lang w:eastAsia="es-CO"/>
+        </w:rPr>
+      </w:pPr>
+      <w:r>
+        <w:rPr>
+          <w:rFonts w:cs="Calibri"/>
+          <w:lang w:eastAsia="es-CO"/>
+        </w:rPr>
+        <w:t>Se materializa en técnicas como policultivos, sistemas agroforestales, manejo integrado de plagas, uso de abonos orgánicos y conservación de semillas nativas.</w:t>
+      </w:r>
+    </w:p>
+    <w:p>
+      <w:pPr>
+        <w:pStyle w:val="Prrafodelista"/>
+        <w:numPr>
+          <w:ilvl w:val="0"/>
+          <w:numId w:val="12"/>
+        </w:numPr>
+        <w:spacing w:before="0" w:after="0"/>
+        <w:ind w:left="1134"/>
+        <w:rPr>
+          <w:rFonts w:cs="Calibri"/>
+          <w:b/>
+          <w:bCs/>
+          <w:lang w:eastAsia="es-CO"/>
+        </w:rPr>
+      </w:pPr>
+      <w:r>
+        <w:rPr>
+          <w:rFonts w:cs="Calibri"/>
+          <w:b/>
+          <w:bCs/>
+          <w:lang w:eastAsia="es-CO"/>
+        </w:rPr>
+        <w:t>Como movimiento social</w:t>
+      </w:r>
+    </w:p>
+    <w:p>
+      <w:pPr>
+        <w:pStyle w:val="Prrafodelista"/>
+        <w:spacing w:before="0" w:after="0"/>
+        <w:ind w:left="1134" w:firstLine="0"/>
+        <w:rPr>
+          <w:rFonts w:cs="Calibri"/>
+          <w:lang w:eastAsia="es-CO"/>
+        </w:rPr>
+      </w:pPr>
+      <w:r>
+        <w:rPr>
+          <w:rFonts w:cs="Calibri"/>
+          <w:lang w:eastAsia="es-CO"/>
+        </w:rPr>
+        <w:t>Es impulsada por organizaciones campesinas que promueven la defensa del territorio, la biodiversidad y la soberanía alimentaria.</w:t>
       </w:r>
     </w:p>
     <w:p>
@@ -4838,519 +5432,8 @@
           <w:rFonts w:cs="Calibri"/>
           <w:lang w:eastAsia="es-CO"/>
         </w:rPr>
-        <w:t>La agroecología no se limita a una propuesta técnica de producción sostenible, sino que incorpora una dimensión social y política orientada a transformar las relaciones de poder dentro de los sistemas alimentarios.</w:t>
-      </w:r>
-    </w:p>
-    <w:p>
-      <w:pPr>
-        <w:ind w:firstLine="708"/>
-        <w:rPr>
-          <w:rFonts w:cs="Calibri"/>
-          <w:lang w:eastAsia="es-CO"/>
-        </w:rPr>
-      </w:pPr>
-      <w:r>
-        <w:rPr>
-          <w:rFonts w:cs="Calibri"/>
-          <w:lang w:eastAsia="es-CO"/>
-        </w:rPr>
-        <w:t>En este sentido, la agroecología promueve:</w:t>
-      </w:r>
-    </w:p>
-    <w:p>
-      <w:pPr>
-        <w:pStyle w:val="Prrafodelista"/>
-        <w:numPr>
-          <w:ilvl w:val="0"/>
-          <w:numId w:val="12"/>
-        </w:numPr>
-        <w:spacing w:before="0" w:after="0"/>
-        <w:ind w:left="1134"/>
-        <w:rPr>
-          <w:rFonts w:cs="Calibri"/>
-          <w:b/>
-          <w:bCs/>
-          <w:lang w:eastAsia="es-CO"/>
-        </w:rPr>
-      </w:pPr>
-      <w:r>
-        <w:rPr>
-          <w:rFonts w:cs="Calibri"/>
-          <w:b/>
-          <w:bCs/>
-          <w:lang w:eastAsia="es-CO"/>
-        </w:rPr>
-        <w:t>Soberanía alimentaria</w:t>
-      </w:r>
-      <w:r>
-        <w:rPr>
-          <w:rFonts w:cs="Calibri"/>
-          <w:b/>
-          <w:bCs/>
-          <w:lang w:eastAsia="es-CO"/>
-        </w:rPr>
-        <w:t xml:space="preserve">: </w:t>
-      </w:r>
-      <w:r>
-        <w:rPr>
-          <w:rFonts w:cs="Calibri"/>
-          <w:lang w:eastAsia="es-CO"/>
-        </w:rPr>
-        <w:t>d</w:t>
-      </w:r>
-      <w:r>
-        <w:rPr>
-          <w:rFonts w:cs="Calibri"/>
-          <w:lang w:eastAsia="es-CO"/>
-        </w:rPr>
-        <w:t>efiende el derecho de los pueblos a decidir qué producir, cómo producir y para quién producir, priorizando mercados locales y alimentación saludable.</w:t>
-      </w:r>
-    </w:p>
-    <w:p>
-      <w:pPr>
-        <w:pStyle w:val="Prrafodelista"/>
-        <w:numPr>
-          <w:ilvl w:val="0"/>
-          <w:numId w:val="12"/>
-        </w:numPr>
-        <w:spacing w:before="0" w:after="0"/>
-        <w:ind w:left="1134"/>
-        <w:rPr>
-          <w:rFonts w:cs="Calibri"/>
-          <w:b/>
-          <w:bCs/>
-          <w:lang w:eastAsia="es-CO"/>
-        </w:rPr>
-      </w:pPr>
-      <w:r>
-        <w:rPr>
-          <w:rFonts w:cs="Calibri"/>
-          <w:b/>
-          <w:bCs/>
-          <w:lang w:eastAsia="es-CO"/>
-        </w:rPr>
-        <w:t>Justicia social</w:t>
-      </w:r>
-      <w:r>
-        <w:rPr>
-          <w:rFonts w:cs="Calibri"/>
-          <w:b/>
-          <w:bCs/>
-          <w:lang w:eastAsia="es-CO"/>
-        </w:rPr>
-        <w:t xml:space="preserve">: </w:t>
-      </w:r>
-      <w:r>
-        <w:rPr>
-          <w:rFonts w:cs="Calibri"/>
-          <w:lang w:eastAsia="es-CO"/>
-        </w:rPr>
-        <w:t>b</w:t>
-      </w:r>
-      <w:r>
-        <w:rPr>
-          <w:rFonts w:cs="Calibri"/>
-          <w:lang w:eastAsia="es-CO"/>
-        </w:rPr>
-        <w:t>usca reducir desigualdades estructurales en el acceso a la tierra, el agua, las semillas y los recursos productivos.</w:t>
-      </w:r>
-    </w:p>
-    <w:p>
-      <w:pPr>
-        <w:pStyle w:val="Prrafodelista"/>
-        <w:numPr>
-          <w:ilvl w:val="0"/>
-          <w:numId w:val="12"/>
-        </w:numPr>
-        <w:spacing w:before="0" w:after="0"/>
-        <w:ind w:left="1134"/>
-        <w:rPr>
-          <w:rFonts w:cs="Calibri"/>
-          <w:b/>
-          <w:bCs/>
-          <w:lang w:eastAsia="es-CO"/>
-        </w:rPr>
-      </w:pPr>
-      <w:r>
-        <w:rPr>
-          <w:rFonts w:cs="Calibri"/>
-          <w:b/>
-          <w:bCs/>
-          <w:lang w:eastAsia="es-CO"/>
-        </w:rPr>
-        <w:t>Autonomía campesina</w:t>
-      </w:r>
-      <w:r>
-        <w:rPr>
-          <w:rFonts w:cs="Calibri"/>
-          <w:b/>
-          <w:bCs/>
-          <w:lang w:eastAsia="es-CO"/>
-        </w:rPr>
-        <w:t xml:space="preserve">: </w:t>
-      </w:r>
-      <w:r>
-        <w:rPr>
-          <w:rFonts w:cs="Calibri"/>
-          <w:lang w:eastAsia="es-CO"/>
-        </w:rPr>
-        <w:t>d</w:t>
-      </w:r>
-      <w:r>
-        <w:rPr>
-          <w:rFonts w:cs="Calibri"/>
-          <w:lang w:eastAsia="es-CO"/>
-        </w:rPr>
-        <w:t>isminuye la dependencia de insumos externos y fortalece la capacidad organizativa rural.</w:t>
-      </w:r>
-      <w:r>
-        <w:rPr>
-          <w:rFonts w:cs="Calibri"/>
-          <w:b/>
-          <w:bCs/>
-          <w:lang w:eastAsia="es-CO"/>
-        </w:rPr>
-        <w:t xml:space="preserve"> </w:t>
-      </w:r>
-    </w:p>
-    <w:p>
-      <w:pPr>
-        <w:pStyle w:val="Prrafodelista"/>
-        <w:numPr>
-          <w:ilvl w:val="0"/>
-          <w:numId w:val="12"/>
-        </w:numPr>
-        <w:spacing w:before="0" w:after="0"/>
-        <w:ind w:left="1134"/>
-        <w:rPr>
-          <w:rFonts w:cs="Calibri"/>
-          <w:b/>
-          <w:bCs/>
-          <w:lang w:eastAsia="es-CO"/>
-        </w:rPr>
-      </w:pPr>
-      <w:r>
-        <w:rPr>
-          <w:rFonts w:cs="Calibri"/>
-          <w:b/>
-          <w:bCs/>
-          <w:lang w:eastAsia="es-CO"/>
-        </w:rPr>
-        <w:t>Participación comunitaria</w:t>
-      </w:r>
-      <w:r>
-        <w:rPr>
-          <w:rFonts w:cs="Calibri"/>
-          <w:b/>
-          <w:bCs/>
-          <w:lang w:eastAsia="es-CO"/>
-        </w:rPr>
-        <w:t>:</w:t>
-      </w:r>
-      <w:r>
-        <w:rPr>
-          <w:rFonts w:cs="Calibri"/>
-          <w:lang w:eastAsia="es-CO"/>
-        </w:rPr>
-        <w:t xml:space="preserve"> i</w:t>
-      </w:r>
-      <w:r>
-        <w:rPr>
-          <w:rFonts w:cs="Calibri"/>
-          <w:lang w:eastAsia="es-CO"/>
-        </w:rPr>
-        <w:t>nvolucra a comunidades rurales en procesos de planificación y toma de decisiones</w:t>
-      </w:r>
-      <w:r>
-        <w:rPr>
-          <w:rFonts w:cs="Calibri"/>
-          <w:lang w:eastAsia="es-CO"/>
-        </w:rPr>
-        <w:t>.</w:t>
-      </w:r>
-    </w:p>
-    <w:p>
-      <w:pPr>
-        <w:pStyle w:val="Prrafodelista"/>
-        <w:numPr>
-          <w:ilvl w:val="0"/>
-          <w:numId w:val="12"/>
-        </w:numPr>
-        <w:spacing w:before="0" w:after="0"/>
-        <w:ind w:left="1134"/>
-        <w:rPr>
-          <w:rFonts w:cs="Calibri"/>
-          <w:b/>
-          <w:bCs/>
-          <w:lang w:eastAsia="es-CO"/>
-        </w:rPr>
-      </w:pPr>
-      <w:r>
-        <w:rPr>
-          <w:rFonts w:cs="Calibri"/>
-          <w:b/>
-          <w:bCs/>
-          <w:lang w:eastAsia="es-CO"/>
-        </w:rPr>
-        <w:t>Equidad de género</w:t>
-      </w:r>
-      <w:r>
-        <w:rPr>
-          <w:rFonts w:cs="Calibri"/>
-          <w:b/>
-          <w:bCs/>
-          <w:lang w:eastAsia="es-CO"/>
-        </w:rPr>
-        <w:t>:</w:t>
-      </w:r>
-      <w:r>
-        <w:rPr>
-          <w:rFonts w:cs="Calibri"/>
-          <w:lang w:eastAsia="es-CO"/>
-        </w:rPr>
-        <w:t xml:space="preserve"> r</w:t>
-      </w:r>
-      <w:r>
-        <w:rPr>
-          <w:rFonts w:cs="Calibri"/>
-          <w:lang w:eastAsia="es-CO"/>
-        </w:rPr>
-        <w:t>econoce el papel fundamental de las mujeres rurales en la producción de alimentos y conservación de semillas.</w:t>
-      </w:r>
-    </w:p>
-    <w:p>
-      <w:pPr>
-        <w:ind w:firstLine="708"/>
-        <w:rPr>
-          <w:rFonts w:cs="Calibri"/>
-          <w:lang w:eastAsia="es-CO"/>
-        </w:rPr>
-      </w:pPr>
-      <w:r>
-        <w:rPr>
-          <w:rFonts w:cs="Calibri"/>
-          <w:lang w:eastAsia="es-CO"/>
-        </w:rPr>
-        <w:t>La agroecología se configura como un enfoque transformador que articula ecología, economía y justicia social</w:t>
-      </w:r>
-      <w:r>
-        <w:rPr>
-          <w:rFonts w:cs="Calibri"/>
-          <w:lang w:eastAsia="es-CO"/>
-        </w:rPr>
-        <w:t>.</w:t>
-      </w:r>
-    </w:p>
-    <w:p>
-      <w:pPr>
-        <w:pStyle w:val="Prrafodelista"/>
-        <w:numPr>
-          <w:ilvl w:val="0"/>
-          <w:numId w:val="9"/>
-        </w:numPr>
-        <w:rPr>
-          <w:rFonts w:cs="Calibri"/>
-          <w:b/>
-          <w:bCs/>
-          <w:lang w:eastAsia="es-CO"/>
-        </w:rPr>
-      </w:pPr>
-      <w:r>
-        <w:rPr>
-          <w:rFonts w:cs="Calibri"/>
-          <w:b/>
-          <w:bCs/>
-          <w:lang w:eastAsia="es-CO"/>
-        </w:rPr>
-        <w:lastRenderedPageBreak/>
-        <w:t>Agroecología como ciencia, práctica y movimiento</w:t>
-      </w:r>
-    </w:p>
-    <w:p>
-      <w:pPr>
-        <w:ind w:firstLine="708"/>
-        <w:rPr>
-          <w:rFonts w:cs="Calibri"/>
-          <w:lang w:eastAsia="es-CO"/>
-        </w:rPr>
-      </w:pPr>
-      <w:r>
-        <w:rPr>
-          <w:rFonts w:cs="Calibri"/>
-          <w:lang w:eastAsia="es-CO"/>
-        </w:rPr>
-        <w:t>La agroecología se entiende desde una perspectiva integral que abarca su dimensión científica, su aplicación práctica en el campo y su carácter de movimiento social transformador. Esta triple óptica permite articular conocimiento académico, saberes tradicionales y acción colectiva en favor de sistemas alimentarios sostenibles.</w:t>
-      </w:r>
-    </w:p>
-    <w:p>
-      <w:pPr>
-        <w:pStyle w:val="Prrafodelista"/>
-        <w:numPr>
-          <w:ilvl w:val="0"/>
-          <w:numId w:val="12"/>
-        </w:numPr>
-        <w:spacing w:before="0" w:after="0"/>
-        <w:ind w:left="1134"/>
-        <w:rPr>
-          <w:rFonts w:cs="Calibri"/>
-          <w:b/>
-          <w:bCs/>
-          <w:lang w:eastAsia="es-CO"/>
-        </w:rPr>
-      </w:pPr>
-      <w:r>
-        <w:rPr>
-          <w:rFonts w:cs="Calibri"/>
-          <w:b/>
-          <w:bCs/>
-          <w:lang w:eastAsia="es-CO"/>
-        </w:rPr>
-        <w:t>Como ciencia</w:t>
-      </w:r>
-    </w:p>
-    <w:p>
-      <w:pPr>
-        <w:pStyle w:val="Prrafodelista"/>
-        <w:spacing w:before="0" w:after="0"/>
-        <w:ind w:left="1134" w:firstLine="0"/>
-        <w:rPr>
-          <w:rFonts w:cs="Calibri"/>
-          <w:lang w:eastAsia="es-CO"/>
-        </w:rPr>
-      </w:pPr>
-      <w:r>
-        <w:rPr>
-          <w:rFonts w:cs="Calibri"/>
-          <w:lang w:eastAsia="es-CO"/>
-        </w:rPr>
-        <w:t>Estudia los agroecosistemas desde principios ecológicos, analizando interacciones entre suelo, plantas, animales, clima y seres humanos.</w:t>
-      </w:r>
-    </w:p>
-    <w:p>
-      <w:pPr>
-        <w:pStyle w:val="Prrafodelista"/>
-        <w:numPr>
-          <w:ilvl w:val="0"/>
-          <w:numId w:val="12"/>
-        </w:numPr>
-        <w:spacing w:before="0" w:after="0"/>
-        <w:ind w:left="1134"/>
-        <w:rPr>
-          <w:rFonts w:cs="Calibri"/>
-          <w:b/>
-          <w:bCs/>
-          <w:lang w:eastAsia="es-CO"/>
-        </w:rPr>
-      </w:pPr>
-      <w:r>
-        <w:rPr>
-          <w:rFonts w:cs="Calibri"/>
-          <w:b/>
-          <w:bCs/>
-          <w:lang w:eastAsia="es-CO"/>
-        </w:rPr>
-        <w:t>Como práctica</w:t>
-      </w:r>
-    </w:p>
-    <w:p>
-      <w:pPr>
-        <w:pStyle w:val="Prrafodelista"/>
-        <w:spacing w:before="0" w:after="0"/>
-        <w:ind w:left="1134" w:firstLine="0"/>
-        <w:rPr>
-          <w:rFonts w:cs="Calibri"/>
-          <w:lang w:eastAsia="es-CO"/>
-        </w:rPr>
-      </w:pPr>
-      <w:r>
-        <w:rPr>
-          <w:rFonts w:cs="Calibri"/>
-          <w:lang w:eastAsia="es-CO"/>
-        </w:rPr>
-        <w:t>Se materializa en técnicas como policultivos, sistemas agroforestales, manejo integrado de plagas, uso de abonos orgánicos y conservación de semillas nativas.</w:t>
-      </w:r>
-    </w:p>
-    <w:p>
-      <w:pPr>
-        <w:pStyle w:val="Prrafodelista"/>
-        <w:numPr>
-          <w:ilvl w:val="0"/>
-          <w:numId w:val="12"/>
-        </w:numPr>
-        <w:spacing w:before="0" w:after="0"/>
-        <w:ind w:left="1134"/>
-        <w:rPr>
-          <w:rFonts w:cs="Calibri"/>
-          <w:b/>
-          <w:bCs/>
-          <w:lang w:eastAsia="es-CO"/>
-        </w:rPr>
-      </w:pPr>
-      <w:r>
-        <w:rPr>
-          <w:rFonts w:cs="Calibri"/>
-          <w:b/>
-          <w:bCs/>
-          <w:lang w:eastAsia="es-CO"/>
-        </w:rPr>
-        <w:t>Como movimiento social</w:t>
-      </w:r>
-    </w:p>
-    <w:p>
-      <w:pPr>
-        <w:pStyle w:val="Prrafodelista"/>
-        <w:spacing w:before="0" w:after="0"/>
-        <w:ind w:left="1134" w:firstLine="0"/>
-        <w:rPr>
-          <w:rFonts w:cs="Calibri"/>
-          <w:lang w:eastAsia="es-CO"/>
-        </w:rPr>
-      </w:pPr>
-      <w:r>
-        <w:rPr>
-          <w:rFonts w:cs="Calibri"/>
-          <w:lang w:eastAsia="es-CO"/>
-        </w:rPr>
-        <w:t>Es impulsada por organizaciones campesinas que promueven la defensa del territorio, la biodiversidad y la soberanía alimentaria.</w:t>
-      </w:r>
-    </w:p>
-    <w:p>
-      <w:pPr>
-        <w:ind w:firstLine="708"/>
-        <w:rPr>
-          <w:rFonts w:cs="Calibri"/>
-          <w:lang w:eastAsia="es-CO"/>
-        </w:rPr>
-      </w:pPr>
-      <w:r>
-        <w:rPr>
-          <w:rFonts w:cs="Calibri"/>
-          <w:lang w:eastAsia="es-CO"/>
-        </w:rPr>
         <w:t>Esta triple dimensión permite integrar conocimiento académico, saber tradicional y acción colectiva.</w:t>
       </w:r>
-    </w:p>
-    <w:p>
-      <w:pPr>
-        <w:ind w:firstLine="708"/>
-        <w:rPr>
-          <w:rFonts w:cs="Calibri"/>
-          <w:b/>
-          <w:bCs/>
-          <w:lang w:eastAsia="es-CO"/>
-        </w:rPr>
-      </w:pPr>
-    </w:p>
-    <w:p>
-      <w:pPr>
-        <w:ind w:firstLine="708"/>
-        <w:rPr>
-          <w:rFonts w:cs="Calibri"/>
-          <w:b/>
-          <w:bCs/>
-          <w:lang w:eastAsia="es-CO"/>
-        </w:rPr>
-      </w:pPr>
     </w:p>
     <w:p>
       <w:pPr>
@@ -6613,23 +6696,30 @@
     <w:p>
       <w:pPr>
         <w:pStyle w:val="Video"/>
-        <w:spacing w:before="0" w:after="0"/>
-        <w:ind w:left="0" w:firstLine="0"/>
+        <w:jc w:val="left"/>
+      </w:pPr>
+      <w:r>
+        <w:t>Producción limpia y gestión ambiental en sistemas agropecuarios</w:t>
+      </w:r>
+    </w:p>
+    <w:p>
+      <w:pPr>
+        <w:spacing w:before="0" w:after="0"/>
+        <w:ind w:firstLine="0"/>
+        <w:jc w:val="center"/>
+        <w:rPr>
+          <w:rFonts w:cs="Calibri"/>
+          <w:lang w:eastAsia="es-CO"/>
+        </w:rPr>
+      </w:pPr>
+      <w:r>
         <w:rPr>
           <w:noProof/>
         </w:rPr>
-      </w:pPr>
-      <w:r>
-        <w:t>Producción limpia y gestión ambiental en sistemas agropecuarios</w:t>
-      </w:r>
-      <w:r>
-        <w:rPr>
-          <w:noProof/>
-        </w:rPr>
         <w:drawing>
-          <wp:inline distT="0" distB="0" distL="0" distR="0" wp14:anchorId="232D8A44" wp14:editId="4F245F52">
-            <wp:extent cx="3986077" cy="2242868"/>
-            <wp:effectExtent l="0" t="0" r="0" b="5080"/>
+          <wp:inline distT="0" distB="0" distL="0" distR="0" wp14:anchorId="232D8A44" wp14:editId="47E987E7">
+            <wp:extent cx="4680000" cy="2633315"/>
+            <wp:effectExtent l="0" t="0" r="6350" b="0"/>
             <wp:docPr id="3" name="Imagen 3">
               <a:extLst xmlns:a="http://schemas.openxmlformats.org/drawingml/2006/main">
                 <a:ext uri="{C183D7F6-B498-43B3-948B-1728B52AA6E4}">
@@ -6671,7 +6761,7 @@
                   <pic:spPr bwMode="auto">
                     <a:xfrm>
                       <a:off x="0" y="0"/>
-                      <a:ext cx="3998749" cy="2249998"/>
+                      <a:ext cx="4680000" cy="2633315"/>
                     </a:xfrm>
                     <a:prstGeom prst="rect">
                       <a:avLst/>
@@ -6785,6 +6875,7 @@
               <w:spacing w:before="0" w:after="0"/>
             </w:pPr>
             <w:r>
+              <w:lastRenderedPageBreak/>
               <w:t> Con el tiempo, el productor observa que el suelo pierde fertilidad, el consumo de agua aumenta y los costos de producción son cada vez más altos. </w:t>
             </w:r>
           </w:p>
@@ -6793,7 +6884,6 @@
               <w:spacing w:before="0" w:after="0"/>
             </w:pPr>
             <w:r>
-              <w:lastRenderedPageBreak/>
               <w:t> A partir de esta situación, se invita al aprendiz a analizar el sistema desde dos enfoques complementarios: la agroecología y la evaluación ambiental. Desde la agroecología, se reflexiona sobre alternativas como la rotación de cultivos, el uso de abonos orgánicos y la conservación de la biodiversidad, comprendiendo cómo estas prácticas fortalecen el equilibrio del agroecosistema.  </w:t>
             </w:r>
           </w:p>
@@ -6945,6 +7035,16 @@
     </w:p>
     <w:p>
       <w:pPr>
+        <w:spacing w:before="0" w:after="0"/>
+        <w:ind w:firstLine="708"/>
+        <w:rPr>
+          <w:rFonts w:cs="Calibri"/>
+          <w:lang w:eastAsia="es-CO"/>
+        </w:rPr>
+      </w:pPr>
+    </w:p>
+    <w:p>
+      <w:pPr>
         <w:pStyle w:val="Prrafodelista"/>
         <w:numPr>
           <w:ilvl w:val="1"/>
@@ -7193,6 +7293,12 @@
     </w:p>
     <w:p>
       <w:pPr>
+        <w:spacing w:before="0" w:after="0"/>
+        <w:ind w:firstLine="708"/>
+      </w:pPr>
+    </w:p>
+    <w:p>
+      <w:pPr>
         <w:pStyle w:val="Ttulo2"/>
       </w:pPr>
       <w:bookmarkStart w:id="9" w:name="_Toc230111084"/>
@@ -7249,6 +7355,12 @@
     </w:p>
     <w:p>
       <w:pPr>
+        <w:spacing w:before="0" w:after="0"/>
+        <w:ind w:firstLine="708"/>
+      </w:pPr>
+    </w:p>
+    <w:p>
+      <w:pPr>
         <w:pStyle w:val="Prrafodelista"/>
         <w:numPr>
           <w:ilvl w:val="1"/>
@@ -7349,6 +7461,12 @@
     </w:p>
     <w:p>
       <w:pPr>
+        <w:spacing w:before="0" w:after="0"/>
+        <w:ind w:firstLine="708"/>
+      </w:pPr>
+    </w:p>
+    <w:p>
+      <w:pPr>
         <w:pStyle w:val="Prrafodelista"/>
         <w:numPr>
           <w:ilvl w:val="1"/>
@@ -7402,6 +7520,7 @@
         <w:ind w:left="993"/>
       </w:pPr>
       <w:r>
+        <w:lastRenderedPageBreak/>
         <w:t>Aplicación indiscriminada de plaguicidas.</w:t>
       </w:r>
     </w:p>
@@ -7430,60 +7549,175 @@
         <w:ind w:left="993"/>
       </w:pPr>
       <w:r>
+        <w:t>Manejo incorrecto de envases y productos agroquímicos.</w:t>
+      </w:r>
+    </w:p>
+    <w:p>
+      <w:pPr>
+        <w:spacing w:before="0" w:after="0"/>
+        <w:ind w:firstLine="708"/>
+      </w:pPr>
+      <w:r>
+        <w:t>La contaminación del suelo puede afectar la calidad de los alimentos, la salud humana y los ecosistemas.</w:t>
+      </w:r>
+    </w:p>
+    <w:p>
+      <w:pPr>
+        <w:spacing w:before="0" w:after="0"/>
+        <w:ind w:firstLine="708"/>
+      </w:pPr>
+      <w:r>
+        <w:t>Por otra parte, la conservación del suelo consiste en aplicar prácticas que mantengan o mejoren su fertilidad, estructura y estabilidad. Implica prevenir la erosión, mejorar la cobertura vegetal y fomentar el equilibrio biológico.</w:t>
+      </w:r>
+    </w:p>
+    <w:p>
+      <w:pPr>
+        <w:spacing w:before="0" w:after="0"/>
+        <w:ind w:firstLine="708"/>
+      </w:pPr>
+      <w:r>
+        <w:t>Conservar el suelo es garantizar la permanencia de la actividad agropecuaria en el tiempo.</w:t>
+      </w:r>
+    </w:p>
+    <w:p>
+      <w:pPr>
+        <w:spacing w:before="0" w:after="0"/>
+        <w:ind w:firstLine="708"/>
+      </w:pPr>
+    </w:p>
+    <w:p>
+      <w:pPr>
+        <w:pStyle w:val="Ttulo2"/>
+      </w:pPr>
+      <w:bookmarkStart w:id="10" w:name="_Toc230111085"/>
+      <w:r>
+        <w:t>Buenas prácticas agrícolas para la protección del suel</w:t>
+      </w:r>
+      <w:r>
+        <w:t>o</w:t>
+      </w:r>
+      <w:bookmarkEnd w:id="10"/>
+    </w:p>
+    <w:p>
+      <w:pPr>
+        <w:spacing w:before="0" w:after="0"/>
+        <w:ind w:firstLine="708"/>
+      </w:pPr>
+      <w:r>
+        <w:rPr>
+          <w:lang w:eastAsia="es-CO"/>
+        </w:rPr>
+        <w:t>Las Buenas Prácticas Agrícolas (BPA) son estrategias técnicas que promueven la sostenibilidad y la protección del recurso suelo. Entre las más importantes se encuentran:</w:t>
+      </w:r>
+    </w:p>
+    <w:p>
+      <w:pPr>
+        <w:pStyle w:val="Prrafodelista"/>
+        <w:numPr>
+          <w:ilvl w:val="0"/>
+          <w:numId w:val="18"/>
+        </w:numPr>
+        <w:spacing w:before="0" w:after="0"/>
+        <w:ind w:left="993"/>
+      </w:pPr>
+      <w:r>
+        <w:rPr>
+          <w:b/>
+          <w:bCs/>
+        </w:rPr>
+        <w:t>Rotación de cultivos:</w:t>
+      </w:r>
+      <w:r>
+        <w:t xml:space="preserve"> alternar diferentes especies vegetales en un mismo terreno para mejorar la fertilidad, reducir plagas y evitar el agotamiento del suelo.</w:t>
+      </w:r>
+    </w:p>
+    <w:p>
+      <w:pPr>
+        <w:pStyle w:val="Prrafodelista"/>
+        <w:numPr>
+          <w:ilvl w:val="0"/>
+          <w:numId w:val="18"/>
+        </w:numPr>
+        <w:spacing w:before="0" w:after="0"/>
+        <w:ind w:left="993"/>
+      </w:pPr>
+      <w:r>
+        <w:rPr>
+          <w:b/>
+          <w:bCs/>
+        </w:rPr>
+        <w:t>Cobertura vegetal permanente:</w:t>
+      </w:r>
+      <w:r>
+        <w:t xml:space="preserve"> mantener residuos de cosecha o cultivos de cobertura que protejan el suelo de la erosión y mejoren la materia orgánica.</w:t>
+      </w:r>
+    </w:p>
+    <w:p>
+      <w:pPr>
+        <w:pStyle w:val="Prrafodelista"/>
+        <w:numPr>
+          <w:ilvl w:val="0"/>
+          <w:numId w:val="18"/>
+        </w:numPr>
+        <w:spacing w:before="0" w:after="0"/>
+        <w:ind w:left="993"/>
+      </w:pPr>
+      <w:r>
+        <w:rPr>
+          <w:b/>
+          <w:bCs/>
+        </w:rPr>
+        <w:t>Labranza mínima o labranza de conservación:</w:t>
+      </w:r>
+      <w:r>
+        <w:t xml:space="preserve"> reducir el movimiento del suelo para conservar su estructura y microorganismos.</w:t>
+      </w:r>
+    </w:p>
+    <w:p>
+      <w:pPr>
+        <w:pStyle w:val="Prrafodelista"/>
+        <w:numPr>
+          <w:ilvl w:val="0"/>
+          <w:numId w:val="18"/>
+        </w:numPr>
+        <w:spacing w:before="0" w:after="0"/>
+        <w:ind w:left="993"/>
+      </w:pPr>
+      <w:r>
+        <w:rPr>
+          <w:b/>
+          <w:bCs/>
+        </w:rPr>
+        <w:t>Uso de abonos orgánicos:</w:t>
+      </w:r>
+      <w:r>
+        <w:t xml:space="preserve"> aplicar compost, estiércol y biofertilizantes que mejoran la fertilidad sin contaminar.</w:t>
+      </w:r>
+    </w:p>
+    <w:p>
+      <w:pPr>
+        <w:pStyle w:val="Prrafodelista"/>
+        <w:numPr>
+          <w:ilvl w:val="0"/>
+          <w:numId w:val="18"/>
+        </w:numPr>
+        <w:spacing w:before="0" w:after="0"/>
+        <w:ind w:left="993"/>
+        <w:rPr>
+          <w:b/>
+          <w:bCs/>
+        </w:rPr>
+      </w:pPr>
+      <w:r>
+        <w:rPr>
+          <w:b/>
+          <w:bCs/>
+        </w:rPr>
         <w:lastRenderedPageBreak/>
-        <w:t>Manejo incorrecto de envases y productos agroquímicos.</w:t>
-      </w:r>
-    </w:p>
-    <w:p>
-      <w:pPr>
-        <w:spacing w:before="0" w:after="0"/>
-        <w:ind w:firstLine="708"/>
-      </w:pPr>
-      <w:r>
-        <w:t>La contaminación del suelo puede afectar la calidad de los alimentos, la salud humana y los ecosistemas.</w:t>
-      </w:r>
-    </w:p>
-    <w:p>
-      <w:pPr>
-        <w:spacing w:before="0" w:after="0"/>
-        <w:ind w:firstLine="708"/>
-      </w:pPr>
-      <w:r>
-        <w:t>Por otra parte, la conservación del suelo consiste en aplicar prácticas que mantengan o mejoren su fertilidad, estructura y estabilidad. Implica prevenir la erosión, mejorar la cobertura vegetal y fomentar el equilibrio biológico.</w:t>
-      </w:r>
-    </w:p>
-    <w:p>
-      <w:pPr>
-        <w:spacing w:before="0" w:after="0"/>
-        <w:ind w:firstLine="708"/>
-      </w:pPr>
-      <w:r>
-        <w:t>Conservar el suelo es garantizar la permanencia de la actividad agropecuaria en el tiempo.</w:t>
-      </w:r>
-    </w:p>
-    <w:p>
-      <w:pPr>
-        <w:pStyle w:val="Ttulo2"/>
-      </w:pPr>
-      <w:bookmarkStart w:id="10" w:name="_Toc230111085"/>
-      <w:r>
-        <w:t>Buenas prácticas agrícolas para la protección del suel</w:t>
-      </w:r>
-      <w:r>
-        <w:t>o</w:t>
-      </w:r>
-      <w:bookmarkEnd w:id="10"/>
-    </w:p>
-    <w:p>
-      <w:pPr>
-        <w:spacing w:before="0" w:after="0"/>
-        <w:ind w:firstLine="708"/>
-      </w:pPr>
-      <w:r>
-        <w:rPr>
-          <w:lang w:eastAsia="es-CO"/>
-        </w:rPr>
-        <w:t>Las Buenas Prácticas Agrícolas (BPA) son estrategias técnicas que promueven la sostenibilidad y la protección del recurso suelo. Entre las más importantes se encuentran:</w:t>
+        <w:t xml:space="preserve">Manejo adecuado del pastoreo: </w:t>
+      </w:r>
+      <w:r>
+        <w:t>implementar rotación de potreros para evitar el sobrepastoreo y la compactación.</w:t>
       </w:r>
     </w:p>
     <w:p>
@@ -7495,126 +7729,16 @@
         </w:numPr>
         <w:spacing w:before="0" w:after="0"/>
         <w:ind w:left="993"/>
-      </w:pPr>
-      <w:r>
-        <w:rPr>
-          <w:b/>
-          <w:bCs/>
-        </w:rPr>
-        <w:t>Rotación de cultivos:</w:t>
-      </w:r>
-      <w:r>
-        <w:t xml:space="preserve"> alternar diferentes especies vegetales en un mismo terreno para mejorar la fertilidad, reducir plagas y evitar el agotamiento del suelo.</w:t>
-      </w:r>
-    </w:p>
-    <w:p>
-      <w:pPr>
-        <w:pStyle w:val="Prrafodelista"/>
-        <w:numPr>
-          <w:ilvl w:val="0"/>
-          <w:numId w:val="18"/>
-        </w:numPr>
-        <w:spacing w:before="0" w:after="0"/>
-        <w:ind w:left="993"/>
-      </w:pPr>
-      <w:r>
-        <w:rPr>
-          <w:b/>
-          <w:bCs/>
-        </w:rPr>
-        <w:t>Cobertura vegetal permanente:</w:t>
-      </w:r>
-      <w:r>
-        <w:t xml:space="preserve"> mantener residuos de cosecha o cultivos de cobertura que protejan el suelo de la erosión y mejoren la materia orgánica.</w:t>
-      </w:r>
-    </w:p>
-    <w:p>
-      <w:pPr>
-        <w:pStyle w:val="Prrafodelista"/>
-        <w:numPr>
-          <w:ilvl w:val="0"/>
-          <w:numId w:val="18"/>
-        </w:numPr>
-        <w:spacing w:before="0" w:after="0"/>
-        <w:ind w:left="993"/>
-      </w:pPr>
-      <w:r>
-        <w:rPr>
-          <w:b/>
-          <w:bCs/>
-        </w:rPr>
-        <w:t>Labranza mínima o labranza de conservación:</w:t>
-      </w:r>
-      <w:r>
-        <w:t xml:space="preserve"> reducir el movimiento del suelo para conservar su estructura y microorganismos.</w:t>
-      </w:r>
-    </w:p>
-    <w:p>
-      <w:pPr>
-        <w:pStyle w:val="Prrafodelista"/>
-        <w:numPr>
-          <w:ilvl w:val="0"/>
-          <w:numId w:val="18"/>
-        </w:numPr>
-        <w:spacing w:before="0" w:after="0"/>
-        <w:ind w:left="993"/>
-      </w:pPr>
-      <w:r>
-        <w:rPr>
-          <w:b/>
-          <w:bCs/>
-        </w:rPr>
-        <w:t>Uso de abonos orgánicos:</w:t>
-      </w:r>
-      <w:r>
-        <w:t xml:space="preserve"> aplicar compost, estiércol y biofertilizantes que mejoran la fertilidad sin contaminar.</w:t>
-      </w:r>
-    </w:p>
-    <w:p>
-      <w:pPr>
-        <w:pStyle w:val="Prrafodelista"/>
-        <w:numPr>
-          <w:ilvl w:val="0"/>
-          <w:numId w:val="18"/>
-        </w:numPr>
-        <w:spacing w:before="0" w:after="0"/>
-        <w:ind w:left="993"/>
-        <w:rPr>
-          <w:b/>
-          <w:bCs/>
-        </w:rPr>
-      </w:pPr>
-      <w:r>
-        <w:rPr>
-          <w:b/>
-          <w:bCs/>
-        </w:rPr>
-        <w:t xml:space="preserve">Manejo adecuado del pastoreo: </w:t>
-      </w:r>
-      <w:r>
-        <w:t>implementar rotación de potreros para evitar el sobrepastoreo y la compactación.</w:t>
-      </w:r>
-    </w:p>
-    <w:p>
-      <w:pPr>
-        <w:pStyle w:val="Prrafodelista"/>
-        <w:numPr>
-          <w:ilvl w:val="0"/>
-          <w:numId w:val="18"/>
-        </w:numPr>
-        <w:spacing w:before="0" w:after="0"/>
-        <w:ind w:left="993"/>
-        <w:rPr>
-          <w:b/>
-          <w:bCs/>
-        </w:rPr>
-      </w:pPr>
-      <w:r>
-        <w:rPr>
-          <w:b/>
-          <w:bCs/>
-        </w:rPr>
-        <w:lastRenderedPageBreak/>
+        <w:rPr>
+          <w:b/>
+          <w:bCs/>
+        </w:rPr>
+      </w:pPr>
+      <w:r>
+        <w:rPr>
+          <w:b/>
+          <w:bCs/>
+        </w:rPr>
         <w:t xml:space="preserve">Siembra en curvas a nivel: </w:t>
       </w:r>
       <w:r>
@@ -7789,8 +7913,8 @@
         <w:tblLook w:val="04A0" w:firstRow="1" w:lastRow="0" w:firstColumn="1" w:lastColumn="0" w:noHBand="0" w:noVBand="1"/>
       </w:tblPr>
       <w:tblGrid>
-        <w:gridCol w:w="1980"/>
-        <w:gridCol w:w="4961"/>
+        <w:gridCol w:w="1696"/>
+        <w:gridCol w:w="5245"/>
         <w:gridCol w:w="3021"/>
       </w:tblGrid>
       <w:tr>
@@ -7800,7 +7924,7 @@
         </w:trPr>
         <w:tc>
           <w:tcPr>
-            <w:tcW w:w="1980" w:type="dxa"/>
+            <w:tcW w:w="1696" w:type="dxa"/>
           </w:tcPr>
           <w:p>
             <w:pPr>
@@ -7824,7 +7948,7 @@
         </w:tc>
         <w:tc>
           <w:tcPr>
-            <w:tcW w:w="4961" w:type="dxa"/>
+            <w:tcW w:w="5245" w:type="dxa"/>
           </w:tcPr>
           <w:p>
             <w:pPr>
@@ -7878,7 +8002,7 @@
         </w:trPr>
         <w:tc>
           <w:tcPr>
-            <w:tcW w:w="1980" w:type="dxa"/>
+            <w:tcW w:w="1696" w:type="dxa"/>
           </w:tcPr>
           <w:p>
             <w:pPr>
@@ -7904,7 +8028,7 @@
         </w:tc>
         <w:tc>
           <w:tcPr>
-            <w:tcW w:w="4961" w:type="dxa"/>
+            <w:tcW w:w="5245" w:type="dxa"/>
           </w:tcPr>
           <w:p>
             <w:pPr>
@@ -8033,7 +8157,7 @@
         </w:trPr>
         <w:tc>
           <w:tcPr>
-            <w:tcW w:w="1980" w:type="dxa"/>
+            <w:tcW w:w="1696" w:type="dxa"/>
           </w:tcPr>
           <w:p>
             <w:pPr>
@@ -8059,7 +8183,7 @@
         </w:tc>
         <w:tc>
           <w:tcPr>
-            <w:tcW w:w="4961" w:type="dxa"/>
+            <w:tcW w:w="5245" w:type="dxa"/>
           </w:tcPr>
           <w:p>
             <w:pPr>
@@ -8181,7 +8305,7 @@
         </w:trPr>
         <w:tc>
           <w:tcPr>
-            <w:tcW w:w="1980" w:type="dxa"/>
+            <w:tcW w:w="1696" w:type="dxa"/>
           </w:tcPr>
           <w:p>
             <w:pPr>
@@ -8208,7 +8332,7 @@
         </w:tc>
         <w:tc>
           <w:tcPr>
-            <w:tcW w:w="4961" w:type="dxa"/>
+            <w:tcW w:w="5245" w:type="dxa"/>
           </w:tcPr>
           <w:p>
             <w:pPr>
@@ -8377,6 +8501,12 @@
     </w:p>
     <w:p>
       <w:pPr>
+        <w:spacing w:before="0" w:after="0"/>
+        <w:ind w:firstLine="708"/>
+      </w:pPr>
+    </w:p>
+    <w:p>
+      <w:pPr>
         <w:pStyle w:val="Figura"/>
       </w:pPr>
       <w:r>
@@ -8400,9 +8530,9 @@
           <w:noProof/>
         </w:rPr>
         <w:drawing>
-          <wp:inline distT="0" distB="0" distL="0" distR="0" wp14:anchorId="0A0E2FB8" wp14:editId="73B332A3">
-            <wp:extent cx="3719946" cy="2665790"/>
-            <wp:effectExtent l="0" t="0" r="0" b="1270"/>
+          <wp:inline distT="0" distB="0" distL="0" distR="0" wp14:anchorId="0A0E2FB8" wp14:editId="1F60E723">
+            <wp:extent cx="4680000" cy="3353776"/>
+            <wp:effectExtent l="0" t="0" r="6350" b="0"/>
             <wp:docPr id="467118489" name="Imagen 15" descr="Representa el ciclo hidrológico, describiendo el movimiento continuo del agua entre la superficie terrestre y la atmósfera. Se integran procesos como la evaporación desde cuerpos de agua, la transpiración de las plantas, la condensación en la atmósfera y la posterior precipitación sobre el territorio. Finalmente, el agua se acumula en ríos, lagos y océanos, cerrando el ciclo y evidenciando la dinámica permanente del recurso hídrico en los ecosistemas. "/>
             <wp:cNvGraphicFramePr>
               <a:graphicFrameLocks xmlns:a="http://schemas.openxmlformats.org/drawingml/2006/main" noChangeAspect="1"/>
@@ -8432,7 +8562,7 @@
                   <pic:spPr bwMode="auto">
                     <a:xfrm>
                       <a:off x="0" y="0"/>
-                      <a:ext cx="3739636" cy="2679900"/>
+                      <a:ext cx="4680000" cy="3353776"/>
                     </a:xfrm>
                     <a:prstGeom prst="rect">
                       <a:avLst/>
@@ -8471,6 +8601,12 @@
       <w:pPr>
         <w:spacing w:before="0" w:after="0"/>
         <w:ind w:firstLine="708"/>
+      </w:pPr>
+    </w:p>
+    <w:p>
+      <w:pPr>
+        <w:spacing w:before="0" w:after="0"/>
+        <w:ind w:firstLine="708"/>
         <w:rPr>
           <w:b/>
           <w:bCs/>
@@ -8521,6 +8657,7 @@
           <w:b/>
           <w:bCs/>
         </w:rPr>
+        <w:lastRenderedPageBreak/>
         <w:t xml:space="preserve">Superficiales: </w:t>
       </w:r>
       <w:r>
@@ -8596,7 +8733,6 @@
           <w:b/>
           <w:bCs/>
         </w:rPr>
-        <w:lastRenderedPageBreak/>
         <w:t xml:space="preserve">Nacimientos o manantiales: </w:t>
       </w:r>
       <w:r>
@@ -8840,29 +8976,19 @@
               <w:ind w:firstLine="0"/>
               <w:rPr>
                 <w:rFonts w:cs="Calibri"/>
+                <w:b/>
+                <w:bCs/>
                 <w:lang w:eastAsia="es-CO"/>
               </w:rPr>
             </w:pPr>
             <w:r>
               <w:rPr>
                 <w:rFonts w:cs="Calibri"/>
+                <w:b/>
+                <w:bCs/>
                 <w:lang w:eastAsia="es-CO"/>
               </w:rPr>
-              <w:t>Colombia es un país de agua. Uno de los territorios con mayor riqueza hídrica del planeta.</w:t>
-            </w:r>
-            <w:r>
-              <w:rPr>
-                <w:rFonts w:cs="Calibri"/>
-                <w:lang w:eastAsia="es-CO"/>
-              </w:rPr>
-              <w:t xml:space="preserve">  </w:t>
-            </w:r>
-            <w:r>
-              <w:rPr>
-                <w:rFonts w:cs="Calibri"/>
-                <w:lang w:eastAsia="es-CO"/>
-              </w:rPr>
-              <w:t>Ríos inmensos, páramos que la guardan, selvas que la multiplican.</w:t>
+              <w:t xml:space="preserve">Mujer </w:t>
             </w:r>
           </w:p>
           <w:p>
@@ -8879,7 +9005,7 @@
                 <w:rFonts w:cs="Calibri"/>
                 <w:lang w:eastAsia="es-CO"/>
               </w:rPr>
-              <w:t>Más de tres mil milímetros de lluvia al año y un sistema hídrico que recorre todo el país.</w:t>
+              <w:t xml:space="preserve">Colombia es un país de agua. Uno de los territorios con mayor riqueza hídrica del planeta. </w:t>
             </w:r>
           </w:p>
           <w:p>
@@ -8888,29 +9014,20 @@
               <w:ind w:firstLine="0"/>
               <w:rPr>
                 <w:rFonts w:cs="Calibri"/>
+                <w:b/>
+                <w:bCs/>
                 <w:lang w:eastAsia="es-CO"/>
               </w:rPr>
             </w:pPr>
             <w:r>
               <w:rPr>
                 <w:rFonts w:cs="Calibri"/>
+                <w:b/>
+                <w:bCs/>
                 <w:lang w:eastAsia="es-CO"/>
               </w:rPr>
-              <w:t>Cinco grandes regiones hidrográficas atraviesan el país: Caribe, Magdalena-Cauca, Orinoco, Amazonas y Pacífico.</w:t>
-            </w:r>
-            <w:r>
-              <w:rPr>
-                <w:rFonts w:cs="Calibri"/>
-                <w:lang w:eastAsia="es-CO"/>
-              </w:rPr>
-              <w:t xml:space="preserve">  </w:t>
-            </w:r>
-            <w:r>
-              <w:rPr>
-                <w:rFonts w:cs="Calibri"/>
-                <w:lang w:eastAsia="es-CO"/>
-              </w:rPr>
-              <w:t>Sistemas que conectan ecosistemas y territorios.</w:t>
+              <w:lastRenderedPageBreak/>
+              <w:t xml:space="preserve">Hombre </w:t>
             </w:r>
           </w:p>
           <w:p>
@@ -8927,22 +9044,7 @@
                 <w:rFonts w:cs="Calibri"/>
                 <w:lang w:eastAsia="es-CO"/>
               </w:rPr>
-              <w:lastRenderedPageBreak/>
-              <w:t>Una enorme diversidad de fuentes como nacimientos en alta montaña, humedales y acuíferos subterráneos.</w:t>
-            </w:r>
-            <w:r>
-              <w:rPr>
-                <w:rFonts w:cs="Calibri"/>
-                <w:lang w:eastAsia="es-CO"/>
-              </w:rPr>
-              <w:t xml:space="preserve">  </w:t>
-            </w:r>
-            <w:r>
-              <w:rPr>
-                <w:rFonts w:cs="Calibri"/>
-                <w:lang w:eastAsia="es-CO"/>
-              </w:rPr>
-              <w:t>Por eso Colombia es considerada una potencia hídrica. Un país donde el agua marca la forma en que vivimos.</w:t>
+              <w:t xml:space="preserve">Ríos inmensos, páramos que la guardan, selvas que la multiplican. </w:t>
             </w:r>
           </w:p>
           <w:p>
@@ -8959,21 +9061,7 @@
                 <w:rFonts w:cs="Calibri"/>
                 <w:lang w:eastAsia="es-CO"/>
               </w:rPr>
-              <w:t>Pero esa abundancia también es un reto. Porque tener mucha agua no significa que siempre esté disponible.</w:t>
-            </w:r>
-            <w:r>
-              <w:rPr>
-                <w:rFonts w:cs="Calibri"/>
-                <w:lang w:eastAsia="es-CO"/>
-              </w:rPr>
-              <w:t xml:space="preserve"> </w:t>
-            </w:r>
-            <w:r>
-              <w:rPr>
-                <w:rFonts w:cs="Calibri"/>
-                <w:lang w:eastAsia="es-CO"/>
-              </w:rPr>
-              <w:t>En varias regiones, especialmente en la zona andina, la presión sobre el recurso es cada vez mayor. Crecimiento urbano, uso desigual y transformación del territorio generan escenarios de escasez.</w:t>
+              <w:t xml:space="preserve">Más de tres mil milímetros de lluvia al año y un sistema hídrico que recorre todo el país. </w:t>
             </w:r>
           </w:p>
           <w:p>
@@ -8982,29 +9070,19 @@
               <w:ind w:firstLine="0"/>
               <w:rPr>
                 <w:rFonts w:cs="Calibri"/>
+                <w:b/>
+                <w:bCs/>
                 <w:lang w:eastAsia="es-CO"/>
               </w:rPr>
             </w:pPr>
             <w:r>
               <w:rPr>
                 <w:rFonts w:cs="Calibri"/>
+                <w:b/>
+                <w:bCs/>
                 <w:lang w:eastAsia="es-CO"/>
               </w:rPr>
-              <w:t>Es una paradoja silenciosa: un país rico en agua, donde millones de personas enfrentan dificultades para acceder a ella.</w:t>
-            </w:r>
-            <w:r>
-              <w:rPr>
-                <w:rFonts w:cs="Calibri"/>
-                <w:lang w:eastAsia="es-CO"/>
-              </w:rPr>
-              <w:t xml:space="preserve"> </w:t>
-            </w:r>
-            <w:r>
-              <w:rPr>
-                <w:rFonts w:cs="Calibri"/>
-                <w:lang w:eastAsia="es-CO"/>
-              </w:rPr>
-              <w:t>A esto se suman nuevas amenazas. La deforestación, la contaminación, la minería ilegal y el cambio climático están alterando los ciclos naturales del agua.</w:t>
+              <w:t xml:space="preserve">Mujer </w:t>
             </w:r>
           </w:p>
           <w:p>
@@ -9021,7 +9099,7 @@
                 <w:rFonts w:cs="Calibri"/>
                 <w:lang w:eastAsia="es-CO"/>
               </w:rPr>
-              <w:t>Cuando se degrada un bosque o se pierde un páramo, no solo desaparece un ecosistema, se debilita el equilibrio hídrico del país.</w:t>
+              <w:t xml:space="preserve">Cinco grandes regiones hidrográficas atraviesan el país:  </w:t>
             </w:r>
           </w:p>
           <w:p>
@@ -9038,21 +9116,7 @@
                 <w:rFonts w:cs="Calibri"/>
                 <w:lang w:eastAsia="es-CO"/>
               </w:rPr>
-              <w:t>Pero frente a este panorama, también hay avances.</w:t>
-            </w:r>
-            <w:r>
-              <w:rPr>
-                <w:rFonts w:cs="Calibri"/>
-                <w:lang w:eastAsia="es-CO"/>
-              </w:rPr>
-              <w:t xml:space="preserve"> </w:t>
-            </w:r>
-            <w:r>
-              <w:rPr>
-                <w:rFonts w:cs="Calibri"/>
-                <w:lang w:eastAsia="es-CO"/>
-              </w:rPr>
-              <w:t>Políticas de gestión hídrica, protección de páramos y fondos de agua que buscan conservar las cuencas.</w:t>
+              <w:t xml:space="preserve">Caribe, Magdalena-Cauca, Orinoco, Amazonas y Pacífico. </w:t>
             </w:r>
           </w:p>
           <w:p>
@@ -9069,7 +9133,7 @@
                 <w:rFonts w:cs="Calibri"/>
                 <w:lang w:eastAsia="es-CO"/>
               </w:rPr>
-              <w:t>Son esfuerzos que combinan ciencia, gestión pública y trabajo con las comunidades para cuidar el agua desde su origen.</w:t>
+              <w:t xml:space="preserve">Sistemas que conectan ecosistemas y territorios. </w:t>
             </w:r>
           </w:p>
           <w:p>
@@ -9078,29 +9142,19 @@
               <w:ind w:firstLine="0"/>
               <w:rPr>
                 <w:rFonts w:cs="Calibri"/>
+                <w:b/>
+                <w:bCs/>
                 <w:lang w:eastAsia="es-CO"/>
               </w:rPr>
             </w:pPr>
             <w:r>
               <w:rPr>
                 <w:rFonts w:cs="Calibri"/>
+                <w:b/>
+                <w:bCs/>
                 <w:lang w:eastAsia="es-CO"/>
               </w:rPr>
-              <w:t xml:space="preserve">Pero proteger el agua no es solo una tarea institucional. También empieza en lo cotidiano. </w:t>
-            </w:r>
-            <w:r>
-              <w:rPr>
-                <w:rFonts w:cs="Calibri"/>
-                <w:lang w:eastAsia="es-CO"/>
-              </w:rPr>
-              <w:t xml:space="preserve"> </w:t>
-            </w:r>
-            <w:r>
-              <w:rPr>
-                <w:rFonts w:cs="Calibri"/>
-                <w:lang w:eastAsia="es-CO"/>
-              </w:rPr>
-              <w:t>Es cómo la consumimos, cómo cuidamos las fuentes cercanas y cómo entendemos el valor del agua en nuestra vida diaria.</w:t>
+              <w:t xml:space="preserve">Hombre </w:t>
             </w:r>
           </w:p>
           <w:p>
@@ -9117,7 +9171,7 @@
                 <w:rFonts w:cs="Calibri"/>
                 <w:lang w:eastAsia="es-CO"/>
               </w:rPr>
-              <w:t>Entender la riqueza hídrica de Colombia es también reconocer su fragilidad. Un país con abundancia de agua, pero con enormes desafíos para protegerla.</w:t>
+              <w:t xml:space="preserve">Una enorme diversidad de fuentes como nacimientos en alta montaña, humedales y acuíferos subterráneos. </w:t>
             </w:r>
           </w:p>
           <w:p>
@@ -9126,15 +9180,523 @@
               <w:ind w:firstLine="0"/>
               <w:rPr>
                 <w:rFonts w:cs="Calibri"/>
+                <w:b/>
+                <w:bCs/>
                 <w:lang w:eastAsia="es-CO"/>
               </w:rPr>
             </w:pPr>
             <w:r>
               <w:rPr>
                 <w:rFonts w:cs="Calibri"/>
+                <w:b/>
+                <w:bCs/>
                 <w:lang w:eastAsia="es-CO"/>
               </w:rPr>
-              <w:t>Llegamos al final de nuestro programa. Recuerden amigos que el agua no es infinita. Y cuidarla es una responsabilidad de todos. Hasta la próxima.</w:t>
+              <w:t xml:space="preserve">Mujer </w:t>
+            </w:r>
+          </w:p>
+          <w:p>
+            <w:pPr>
+              <w:spacing w:before="0" w:after="0"/>
+              <w:ind w:firstLine="0"/>
+              <w:rPr>
+                <w:rFonts w:cs="Calibri"/>
+                <w:lang w:eastAsia="es-CO"/>
+              </w:rPr>
+            </w:pPr>
+            <w:r>
+              <w:rPr>
+                <w:rFonts w:cs="Calibri"/>
+                <w:lang w:eastAsia="es-CO"/>
+              </w:rPr>
+              <w:t xml:space="preserve">Por eso Colombia es considerada una potencia hídrica. Un país donde el agua marca la forma en que vivimos. </w:t>
+            </w:r>
+          </w:p>
+          <w:p>
+            <w:pPr>
+              <w:spacing w:before="0" w:after="0"/>
+              <w:ind w:firstLine="0"/>
+              <w:rPr>
+                <w:rFonts w:cs="Calibri"/>
+                <w:b/>
+                <w:bCs/>
+                <w:lang w:eastAsia="es-CO"/>
+              </w:rPr>
+            </w:pPr>
+            <w:r>
+              <w:rPr>
+                <w:rFonts w:cs="Calibri"/>
+                <w:b/>
+                <w:bCs/>
+                <w:lang w:eastAsia="es-CO"/>
+              </w:rPr>
+              <w:t xml:space="preserve">Hombre </w:t>
+            </w:r>
+          </w:p>
+          <w:p>
+            <w:pPr>
+              <w:spacing w:before="0" w:after="0"/>
+              <w:ind w:firstLine="0"/>
+              <w:rPr>
+                <w:rFonts w:cs="Calibri"/>
+                <w:lang w:eastAsia="es-CO"/>
+              </w:rPr>
+            </w:pPr>
+            <w:r>
+              <w:rPr>
+                <w:rFonts w:cs="Calibri"/>
+                <w:lang w:eastAsia="es-CO"/>
+              </w:rPr>
+              <w:t xml:space="preserve">Pero esa abundancia también es un reto. Porque tener mucha agua no significa que siempre esté disponible. </w:t>
+            </w:r>
+          </w:p>
+          <w:p>
+            <w:pPr>
+              <w:spacing w:before="0" w:after="0"/>
+              <w:ind w:firstLine="0"/>
+              <w:rPr>
+                <w:rFonts w:cs="Calibri"/>
+                <w:b/>
+                <w:bCs/>
+                <w:lang w:eastAsia="es-CO"/>
+              </w:rPr>
+            </w:pPr>
+            <w:r>
+              <w:rPr>
+                <w:rFonts w:cs="Calibri"/>
+                <w:b/>
+                <w:bCs/>
+                <w:lang w:eastAsia="es-CO"/>
+              </w:rPr>
+              <w:t xml:space="preserve">Mujer </w:t>
+            </w:r>
+          </w:p>
+          <w:p>
+            <w:pPr>
+              <w:spacing w:before="0" w:after="0"/>
+              <w:ind w:firstLine="0"/>
+              <w:rPr>
+                <w:rFonts w:cs="Calibri"/>
+                <w:lang w:eastAsia="es-CO"/>
+              </w:rPr>
+            </w:pPr>
+            <w:r>
+              <w:rPr>
+                <w:rFonts w:cs="Calibri"/>
+                <w:lang w:eastAsia="es-CO"/>
+              </w:rPr>
+              <w:t xml:space="preserve">En varias regiones, especialmente en la zona andina, la presión sobre el recurso es cada vez mayor. Crecimiento urbano, uso desigual y transformación del territorio generan escenarios de escasez. </w:t>
+            </w:r>
+          </w:p>
+          <w:p>
+            <w:pPr>
+              <w:spacing w:before="0" w:after="0"/>
+              <w:ind w:firstLine="0"/>
+              <w:rPr>
+                <w:rFonts w:cs="Calibri"/>
+                <w:lang w:eastAsia="es-CO"/>
+              </w:rPr>
+            </w:pPr>
+          </w:p>
+          <w:p>
+            <w:pPr>
+              <w:spacing w:before="0" w:after="0"/>
+              <w:ind w:firstLine="0"/>
+              <w:rPr>
+                <w:rFonts w:cs="Calibri"/>
+                <w:lang w:eastAsia="es-CO"/>
+              </w:rPr>
+            </w:pPr>
+          </w:p>
+          <w:p>
+            <w:pPr>
+              <w:spacing w:before="0" w:after="0"/>
+              <w:ind w:firstLine="0"/>
+              <w:rPr>
+                <w:rFonts w:cs="Calibri"/>
+                <w:lang w:eastAsia="es-CO"/>
+              </w:rPr>
+            </w:pPr>
+          </w:p>
+          <w:p>
+            <w:pPr>
+              <w:spacing w:before="0" w:after="0"/>
+              <w:ind w:firstLine="0"/>
+              <w:rPr>
+                <w:rFonts w:cs="Calibri"/>
+                <w:b/>
+                <w:bCs/>
+                <w:lang w:eastAsia="es-CO"/>
+              </w:rPr>
+            </w:pPr>
+            <w:r>
+              <w:rPr>
+                <w:rFonts w:cs="Calibri"/>
+                <w:b/>
+                <w:bCs/>
+                <w:lang w:eastAsia="es-CO"/>
+              </w:rPr>
+              <w:lastRenderedPageBreak/>
+              <w:t xml:space="preserve">Hombre </w:t>
+            </w:r>
+          </w:p>
+          <w:p>
+            <w:pPr>
+              <w:spacing w:before="0" w:after="0"/>
+              <w:ind w:firstLine="0"/>
+              <w:rPr>
+                <w:rFonts w:cs="Calibri"/>
+                <w:lang w:eastAsia="es-CO"/>
+              </w:rPr>
+            </w:pPr>
+            <w:r>
+              <w:rPr>
+                <w:rFonts w:cs="Calibri"/>
+                <w:lang w:eastAsia="es-CO"/>
+              </w:rPr>
+              <w:t xml:space="preserve">Es una paradoja silenciosa: un país rico en agua, donde millones de personas enfrentan dificultades para acceder a ella. </w:t>
+            </w:r>
+          </w:p>
+          <w:p>
+            <w:pPr>
+              <w:spacing w:before="0" w:after="0"/>
+              <w:ind w:firstLine="0"/>
+              <w:rPr>
+                <w:rFonts w:cs="Calibri"/>
+                <w:b/>
+                <w:bCs/>
+                <w:lang w:eastAsia="es-CO"/>
+              </w:rPr>
+            </w:pPr>
+            <w:r>
+              <w:rPr>
+                <w:rFonts w:cs="Calibri"/>
+                <w:b/>
+                <w:bCs/>
+                <w:lang w:eastAsia="es-CO"/>
+              </w:rPr>
+              <w:t xml:space="preserve">Mujer  </w:t>
+            </w:r>
+          </w:p>
+          <w:p>
+            <w:pPr>
+              <w:spacing w:before="0" w:after="0"/>
+              <w:ind w:firstLine="0"/>
+              <w:rPr>
+                <w:rFonts w:cs="Calibri"/>
+                <w:lang w:eastAsia="es-CO"/>
+              </w:rPr>
+            </w:pPr>
+            <w:r>
+              <w:rPr>
+                <w:rFonts w:cs="Calibri"/>
+                <w:lang w:eastAsia="es-CO"/>
+              </w:rPr>
+              <w:t xml:space="preserve">A esto se suman nuevas amenazas. La deforestación, la contaminación, la minería ilegal y el cambio climático están alterando los ciclos naturales del agua. </w:t>
+            </w:r>
+          </w:p>
+          <w:p>
+            <w:pPr>
+              <w:spacing w:before="0" w:after="0"/>
+              <w:ind w:firstLine="0"/>
+              <w:rPr>
+                <w:rFonts w:cs="Calibri"/>
+                <w:b/>
+                <w:bCs/>
+                <w:lang w:eastAsia="es-CO"/>
+              </w:rPr>
+            </w:pPr>
+            <w:r>
+              <w:rPr>
+                <w:rFonts w:cs="Calibri"/>
+                <w:b/>
+                <w:bCs/>
+                <w:lang w:eastAsia="es-CO"/>
+              </w:rPr>
+              <w:t xml:space="preserve">Hombre </w:t>
+            </w:r>
+          </w:p>
+          <w:p>
+            <w:pPr>
+              <w:spacing w:before="0" w:after="0"/>
+              <w:ind w:firstLine="0"/>
+              <w:rPr>
+                <w:rFonts w:cs="Calibri"/>
+                <w:lang w:eastAsia="es-CO"/>
+              </w:rPr>
+            </w:pPr>
+            <w:r>
+              <w:rPr>
+                <w:rFonts w:cs="Calibri"/>
+                <w:lang w:eastAsia="es-CO"/>
+              </w:rPr>
+              <w:t xml:space="preserve">Cuando se degrada un bosque o se pierde un páramo, no solo desaparece un ecosistema, se debilita el equilibrio hídrico del país. </w:t>
+            </w:r>
+          </w:p>
+          <w:p>
+            <w:pPr>
+              <w:spacing w:before="0" w:after="0"/>
+              <w:ind w:firstLine="0"/>
+              <w:rPr>
+                <w:rFonts w:cs="Calibri"/>
+                <w:b/>
+                <w:bCs/>
+                <w:lang w:eastAsia="es-CO"/>
+              </w:rPr>
+            </w:pPr>
+            <w:r>
+              <w:rPr>
+                <w:rFonts w:cs="Calibri"/>
+                <w:b/>
+                <w:bCs/>
+                <w:lang w:eastAsia="es-CO"/>
+              </w:rPr>
+              <w:t xml:space="preserve">Mujer </w:t>
+            </w:r>
+          </w:p>
+          <w:p>
+            <w:pPr>
+              <w:spacing w:before="0" w:after="0"/>
+              <w:ind w:firstLine="0"/>
+              <w:rPr>
+                <w:rFonts w:cs="Calibri"/>
+                <w:lang w:eastAsia="es-CO"/>
+              </w:rPr>
+            </w:pPr>
+            <w:r>
+              <w:rPr>
+                <w:rFonts w:cs="Calibri"/>
+                <w:lang w:eastAsia="es-CO"/>
+              </w:rPr>
+              <w:t xml:space="preserve">Pero frente a este panorama, también hay avances. </w:t>
+            </w:r>
+          </w:p>
+          <w:p>
+            <w:pPr>
+              <w:spacing w:before="0" w:after="0"/>
+              <w:ind w:firstLine="0"/>
+              <w:rPr>
+                <w:rFonts w:cs="Calibri"/>
+                <w:lang w:eastAsia="es-CO"/>
+              </w:rPr>
+            </w:pPr>
+            <w:r>
+              <w:rPr>
+                <w:rFonts w:cs="Calibri"/>
+                <w:lang w:eastAsia="es-CO"/>
+              </w:rPr>
+              <w:t xml:space="preserve">Políticas de gestión hídrica, protección de páramos y fondos de agua que buscan conservar las cuencas. </w:t>
+            </w:r>
+          </w:p>
+          <w:p>
+            <w:pPr>
+              <w:spacing w:before="0" w:after="0"/>
+              <w:ind w:firstLine="0"/>
+              <w:rPr>
+                <w:rFonts w:cs="Calibri"/>
+                <w:b/>
+                <w:bCs/>
+                <w:lang w:eastAsia="es-CO"/>
+              </w:rPr>
+            </w:pPr>
+            <w:r>
+              <w:rPr>
+                <w:rFonts w:cs="Calibri"/>
+                <w:b/>
+                <w:bCs/>
+                <w:lang w:eastAsia="es-CO"/>
+              </w:rPr>
+              <w:t xml:space="preserve">Hombre </w:t>
+            </w:r>
+          </w:p>
+          <w:p>
+            <w:pPr>
+              <w:spacing w:before="0" w:after="0"/>
+              <w:ind w:firstLine="0"/>
+              <w:rPr>
+                <w:rFonts w:cs="Calibri"/>
+                <w:lang w:eastAsia="es-CO"/>
+              </w:rPr>
+            </w:pPr>
+            <w:r>
+              <w:rPr>
+                <w:rFonts w:cs="Calibri"/>
+                <w:lang w:eastAsia="es-CO"/>
+              </w:rPr>
+              <w:t xml:space="preserve">Son esfuerzos que combinan ciencia, gestión pública y trabajo con las comunidades para cuidar el agua desde su origen. </w:t>
+            </w:r>
+          </w:p>
+          <w:p>
+            <w:pPr>
+              <w:spacing w:before="0" w:after="0"/>
+              <w:ind w:firstLine="0"/>
+              <w:rPr>
+                <w:rFonts w:cs="Calibri"/>
+                <w:b/>
+                <w:bCs/>
+                <w:lang w:eastAsia="es-CO"/>
+              </w:rPr>
+            </w:pPr>
+            <w:r>
+              <w:rPr>
+                <w:rFonts w:cs="Calibri"/>
+                <w:b/>
+                <w:bCs/>
+                <w:lang w:eastAsia="es-CO"/>
+              </w:rPr>
+              <w:t xml:space="preserve">Mujer </w:t>
+            </w:r>
+          </w:p>
+          <w:p>
+            <w:pPr>
+              <w:spacing w:before="0" w:after="0"/>
+              <w:ind w:firstLine="0"/>
+              <w:rPr>
+                <w:rFonts w:cs="Calibri"/>
+                <w:lang w:eastAsia="es-CO"/>
+              </w:rPr>
+            </w:pPr>
+            <w:r>
+              <w:rPr>
+                <w:rFonts w:cs="Calibri"/>
+                <w:lang w:eastAsia="es-CO"/>
+              </w:rPr>
+              <w:t xml:space="preserve">Pero proteger el agua no es solo una tarea institucional. También empieza en lo cotidiano.  </w:t>
+            </w:r>
+          </w:p>
+          <w:p>
+            <w:pPr>
+              <w:spacing w:before="0" w:after="0"/>
+              <w:ind w:firstLine="0"/>
+              <w:rPr>
+                <w:rFonts w:cs="Calibri"/>
+                <w:b/>
+                <w:bCs/>
+                <w:lang w:eastAsia="es-CO"/>
+              </w:rPr>
+            </w:pPr>
+            <w:r>
+              <w:rPr>
+                <w:rFonts w:cs="Calibri"/>
+                <w:b/>
+                <w:bCs/>
+                <w:lang w:eastAsia="es-CO"/>
+              </w:rPr>
+              <w:t xml:space="preserve">Hombre </w:t>
+            </w:r>
+          </w:p>
+          <w:p>
+            <w:pPr>
+              <w:spacing w:before="0" w:after="0"/>
+              <w:ind w:firstLine="0"/>
+              <w:rPr>
+                <w:rFonts w:cs="Calibri"/>
+                <w:lang w:eastAsia="es-CO"/>
+              </w:rPr>
+            </w:pPr>
+            <w:r>
+              <w:rPr>
+                <w:rFonts w:cs="Calibri"/>
+                <w:lang w:eastAsia="es-CO"/>
+              </w:rPr>
+              <w:t xml:space="preserve">Es cómo la consumimos, cómo cuidamos las fuentes cercanas y cómo entendemos el valor del agua en nuestra vida diaria. </w:t>
+            </w:r>
+          </w:p>
+          <w:p>
+            <w:pPr>
+              <w:spacing w:before="0" w:after="0"/>
+              <w:ind w:firstLine="0"/>
+              <w:rPr>
+                <w:rFonts w:cs="Calibri"/>
+                <w:lang w:eastAsia="es-CO"/>
+              </w:rPr>
+            </w:pPr>
+          </w:p>
+          <w:p>
+            <w:pPr>
+              <w:spacing w:before="0" w:after="0"/>
+              <w:ind w:firstLine="0"/>
+              <w:rPr>
+                <w:rFonts w:cs="Calibri"/>
+                <w:lang w:eastAsia="es-CO"/>
+              </w:rPr>
+            </w:pPr>
+          </w:p>
+          <w:p>
+            <w:pPr>
+              <w:spacing w:before="0" w:after="0"/>
+              <w:ind w:firstLine="0"/>
+              <w:rPr>
+                <w:rFonts w:cs="Calibri"/>
+                <w:b/>
+                <w:bCs/>
+                <w:lang w:eastAsia="es-CO"/>
+              </w:rPr>
+            </w:pPr>
+            <w:r>
+              <w:rPr>
+                <w:rFonts w:cs="Calibri"/>
+                <w:b/>
+                <w:bCs/>
+                <w:lang w:eastAsia="es-CO"/>
+              </w:rPr>
+              <w:lastRenderedPageBreak/>
+              <w:t xml:space="preserve">Mujer </w:t>
+            </w:r>
+          </w:p>
+          <w:p>
+            <w:pPr>
+              <w:spacing w:before="0" w:after="0"/>
+              <w:ind w:firstLine="0"/>
+              <w:rPr>
+                <w:rFonts w:cs="Calibri"/>
+                <w:lang w:eastAsia="es-CO"/>
+              </w:rPr>
+            </w:pPr>
+            <w:r>
+              <w:rPr>
+                <w:rFonts w:cs="Calibri"/>
+                <w:lang w:eastAsia="es-CO"/>
+              </w:rPr>
+              <w:t xml:space="preserve">Entender la riqueza hídrica de Colombia es también reconocer su fragilidad. Un país con abundancia de agua, pero con enormes desafíos para protegerla. </w:t>
+            </w:r>
+          </w:p>
+          <w:p>
+            <w:pPr>
+              <w:spacing w:before="0" w:after="0"/>
+              <w:ind w:firstLine="0"/>
+              <w:rPr>
+                <w:rFonts w:cs="Calibri"/>
+                <w:b/>
+                <w:bCs/>
+                <w:lang w:eastAsia="es-CO"/>
+              </w:rPr>
+            </w:pPr>
+            <w:r>
+              <w:rPr>
+                <w:rFonts w:cs="Calibri"/>
+                <w:b/>
+                <w:bCs/>
+                <w:lang w:eastAsia="es-CO"/>
+              </w:rPr>
+              <w:t xml:space="preserve">Hombre </w:t>
+            </w:r>
+          </w:p>
+          <w:p>
+            <w:pPr>
+              <w:spacing w:before="0" w:after="0"/>
+              <w:ind w:firstLine="0"/>
+              <w:rPr>
+                <w:rFonts w:cs="Calibri"/>
+                <w:lang w:eastAsia="es-CO"/>
+              </w:rPr>
+            </w:pPr>
+            <w:r>
+              <w:rPr>
+                <w:rFonts w:cs="Calibri"/>
+                <w:lang w:eastAsia="es-CO"/>
+              </w:rPr>
+              <w:t xml:space="preserve">Llegamos al final de nuestro programa. Recuerden amigos que el agua no es infinita. Y cuidarla es una responsabilidad de todos. Hasta la próxima. </w:t>
             </w:r>
           </w:p>
         </w:tc>
@@ -9164,7 +9726,6 @@
           <w:b/>
           <w:bCs/>
         </w:rPr>
-        <w:lastRenderedPageBreak/>
         <w:t>Sistemas de riego y uso eficiente del recurso hídrico</w:t>
       </w:r>
     </w:p>
@@ -9185,6 +9746,7 @@
           <w:numId w:val="21"/>
         </w:numPr>
         <w:spacing w:before="0" w:after="0"/>
+        <w:ind w:left="1134"/>
         <w:rPr>
           <w:b/>
           <w:bCs/>
@@ -9201,7 +9763,7 @@
     <w:p>
       <w:pPr>
         <w:spacing w:before="0" w:after="0"/>
-        <w:ind w:left="1416" w:firstLine="0"/>
+        <w:ind w:left="1134" w:firstLine="0"/>
       </w:pPr>
       <w:r>
         <w:t>El riego es una práctica fundamental en zonas donde las lluvias no son suficientes o son irregulares. Los principales sistemas de riego son:</w:t>
@@ -9215,7 +9777,7 @@
           <w:numId w:val="12"/>
         </w:numPr>
         <w:spacing w:before="0" w:after="0"/>
-        <w:ind w:left="1843"/>
+        <w:ind w:left="1418"/>
       </w:pPr>
       <w:r>
         <w:rPr>
@@ -9236,7 +9798,7 @@
           <w:numId w:val="12"/>
         </w:numPr>
         <w:spacing w:before="0" w:after="0"/>
-        <w:ind w:left="1843"/>
+        <w:ind w:left="1418"/>
       </w:pPr>
       <w:r>
         <w:rPr>
@@ -9257,7 +9819,7 @@
           <w:numId w:val="12"/>
         </w:numPr>
         <w:spacing w:before="0" w:after="0"/>
-        <w:ind w:left="1843"/>
+        <w:ind w:left="1418"/>
       </w:pPr>
       <w:r>
         <w:rPr>
@@ -9278,7 +9840,7 @@
           <w:numId w:val="12"/>
         </w:numPr>
         <w:spacing w:before="0" w:after="0"/>
-        <w:ind w:left="1843"/>
+        <w:ind w:left="1418"/>
       </w:pPr>
       <w:r>
         <w:rPr>
@@ -9305,6 +9867,7 @@
           <w:b/>
           <w:bCs/>
         </w:rPr>
+        <w:lastRenderedPageBreak/>
         <w:t xml:space="preserve"> Uso eficiente del recurso hídrico</w:t>
       </w:r>
     </w:p>
@@ -9325,6 +9888,7 @@
           <w:numId w:val="21"/>
         </w:numPr>
         <w:spacing w:before="0" w:after="0"/>
+        <w:ind w:left="1134"/>
         <w:rPr>
           <w:b/>
           <w:bCs/>
@@ -9346,7 +9910,7 @@
           <w:numId w:val="22"/>
         </w:numPr>
         <w:spacing w:before="0" w:after="0"/>
-        <w:ind w:left="1701"/>
+        <w:ind w:left="1560"/>
       </w:pPr>
       <w:r>
         <w:t>Programar el riego según las necesidades del cultivo.</w:t>
@@ -9360,7 +9924,7 @@
           <w:numId w:val="22"/>
         </w:numPr>
         <w:spacing w:before="0" w:after="0"/>
-        <w:ind w:left="1701"/>
+        <w:ind w:left="1560"/>
       </w:pPr>
       <w:r>
         <w:t>Utilizar tecnologías de monitoreo de humedad del suelo.</w:t>
@@ -9374,7 +9938,7 @@
           <w:numId w:val="22"/>
         </w:numPr>
         <w:spacing w:before="0" w:after="0"/>
-        <w:ind w:left="1701"/>
+        <w:ind w:left="1560"/>
       </w:pPr>
       <w:r>
         <w:t>Evitar riegos en horas de alta evaporación.</w:t>
@@ -9388,10 +9952,9 @@
           <w:numId w:val="22"/>
         </w:numPr>
         <w:spacing w:before="0" w:after="0"/>
-        <w:ind w:left="1701"/>
-      </w:pPr>
-      <w:r>
-        <w:lastRenderedPageBreak/>
+        <w:ind w:left="1560"/>
+      </w:pPr>
+      <w:r>
         <w:t>Reparar fugas y mantener en buen estado la infraestructura.</w:t>
       </w:r>
     </w:p>
@@ -9403,7 +9966,7 @@
           <w:numId w:val="22"/>
         </w:numPr>
         <w:spacing w:before="0" w:after="0"/>
-        <w:ind w:left="1701"/>
+        <w:ind w:left="1560"/>
       </w:pPr>
       <w:r>
         <w:t>Implementar prácticas de conservación del suelo que mejoren la retención de humedad.</w:t>
@@ -9417,7 +9980,7 @@
           <w:numId w:val="22"/>
         </w:numPr>
         <w:spacing w:before="0" w:after="0"/>
-        <w:ind w:left="1701"/>
+        <w:ind w:left="1560"/>
       </w:pPr>
       <w:r>
         <w:t>Reutilizar aguas tratadas cuando sea posible.</w:t>
@@ -10377,35 +10940,36 @@
     </w:p>
     <w:p>
       <w:pPr>
-        <w:pStyle w:val="Ttulo2"/>
-      </w:pPr>
-      <w:bookmarkStart w:id="15" w:name="_Toc230111090"/>
-      <w:r>
-        <w:t>Principios de conservación y sostenibilidad ambiental</w:t>
-      </w:r>
-      <w:bookmarkEnd w:id="15"/>
-    </w:p>
-    <w:p>
-      <w:pPr>
+        <w:pStyle w:val="Prrafodelista"/>
         <w:tabs>
           <w:tab w:val="left" w:pos="993"/>
         </w:tabs>
         <w:spacing w:before="0" w:after="0"/>
-        <w:ind w:firstLine="0"/>
-      </w:pPr>
-      <w:r>
-        <w:tab/>
-        <w:t>La conservación ambiental en el sector agropecuario se fundamenta en principios que orientan la producción hacia el equilibrio entre lo económico, lo social y lo ambiental.</w:t>
-      </w:r>
+        <w:ind w:left="1418" w:firstLine="0"/>
+      </w:pPr>
+    </w:p>
+    <w:p>
+      <w:pPr>
+        <w:pStyle w:val="Ttulo2"/>
+      </w:pPr>
+      <w:bookmarkStart w:id="15" w:name="_Toc230111090"/>
+      <w:r>
+        <w:t>Principios de conservación y sostenibilidad ambiental</w:t>
+      </w:r>
+      <w:bookmarkEnd w:id="15"/>
     </w:p>
     <w:p>
       <w:pPr>
         <w:tabs>
           <w:tab w:val="left" w:pos="993"/>
         </w:tabs>
-        <w:spacing w:before="0"/>
+        <w:spacing w:before="0" w:after="0"/>
         <w:ind w:firstLine="0"/>
       </w:pPr>
+      <w:r>
+        <w:tab/>
+        <w:t>La conservación ambiental en el sector agropecuario se fundamenta en principios que orientan la producción hacia el equilibrio entre lo económico, lo social y lo ambiental.</w:t>
+      </w:r>
     </w:p>
     <w:p>
       <w:pPr>
@@ -11183,6 +11747,12 @@
       <w:bookmarkStart w:id="16" w:name="_Toc230111091"/>
       <w:r>
         <w:lastRenderedPageBreak/>
+        <w:tab/>
+      </w:r>
+      <w:r>
+        <w:tab/>
+      </w:r>
+      <w:r>
         <w:t>Síntesis</w:t>
       </w:r>
       <w:bookmarkEnd w:id="16"/>
@@ -11281,6 +11851,12 @@
       <w:bookmarkStart w:id="18" w:name="_Toc230111092"/>
       <w:r>
         <w:lastRenderedPageBreak/>
+        <w:tab/>
+      </w:r>
+      <w:r>
+        <w:tab/>
+      </w:r>
+      <w:r>
         <w:t>Glosario</w:t>
       </w:r>
       <w:bookmarkEnd w:id="17"/>
@@ -11691,6 +12267,18 @@
           <w:lang w:val="es-MX"/>
         </w:rPr>
         <w:lastRenderedPageBreak/>
+        <w:tab/>
+      </w:r>
+      <w:r>
+        <w:rPr>
+          <w:lang w:val="es-MX"/>
+        </w:rPr>
+        <w:tab/>
+      </w:r>
+      <w:r>
+        <w:rPr>
+          <w:lang w:val="es-MX"/>
+        </w:rPr>
         <w:t>Referencias bibliográficas</w:t>
       </w:r>
       <w:bookmarkEnd w:id="19"/>
@@ -11816,6 +12404,12 @@
       <w:bookmarkStart w:id="22" w:name="_Toc230111094"/>
       <w:r>
         <w:lastRenderedPageBreak/>
+        <w:tab/>
+      </w:r>
+      <w:r>
+        <w:tab/>
+      </w:r>
+      <w:r>
         <w:t>Créditos</w:t>
       </w:r>
       <w:bookmarkEnd w:id="21"/>
@@ -11830,8 +12424,8 @@
       </w:tblPr>
       <w:tblGrid>
         <w:gridCol w:w="2830"/>
-        <w:gridCol w:w="3261"/>
-        <w:gridCol w:w="3969"/>
+        <w:gridCol w:w="3686"/>
+        <w:gridCol w:w="3544"/>
       </w:tblGrid>
       <w:tr>
         <w:trPr>
@@ -11863,7 +12457,7 @@
         </w:tc>
         <w:tc>
           <w:tcPr>
-            <w:tcW w:w="3261" w:type="dxa"/>
+            <w:tcW w:w="3686" w:type="dxa"/>
           </w:tcPr>
           <w:p>
             <w:pPr>
@@ -11885,7 +12479,7 @@
         </w:tc>
         <w:tc>
           <w:tcPr>
-            <w:tcW w:w="3969" w:type="dxa"/>
+            <w:tcW w:w="3544" w:type="dxa"/>
           </w:tcPr>
           <w:p>
             <w:pPr>
@@ -11938,7 +12532,7 @@
         </w:tc>
         <w:tc>
           <w:tcPr>
-            <w:tcW w:w="3261" w:type="dxa"/>
+            <w:tcW w:w="3686" w:type="dxa"/>
           </w:tcPr>
           <w:p>
             <w:pPr>
@@ -11951,16 +12545,33 @@
             </w:pPr>
             <w:r>
               <w:rPr>
+                <w:rFonts w:cs="Calibri"/>
                 <w:sz w:val="28"/>
                 <w:szCs w:val="28"/>
               </w:rPr>
-              <w:t>Responsable del ecosistema</w:t>
+              <w:t xml:space="preserve">Profesional </w:t>
+            </w:r>
+            <w:r>
+              <w:rPr>
+                <w:rFonts w:cs="Calibri"/>
+                <w:sz w:val="28"/>
+                <w:szCs w:val="28"/>
+              </w:rPr>
+              <w:t>G</w:t>
+            </w:r>
+            <w:r>
+              <w:rPr>
+                <w:rFonts w:cs="Calibri"/>
+                <w:sz w:val="28"/>
+                <w:szCs w:val="28"/>
+              </w:rPr>
+              <w:t>06. Responsable Ecosistema Virtual de Recursos Educativos Digitales</w:t>
             </w:r>
           </w:p>
         </w:tc>
         <w:tc>
           <w:tcPr>
-            <w:tcW w:w="3969" w:type="dxa"/>
+            <w:tcW w:w="3544" w:type="dxa"/>
           </w:tcPr>
           <w:p>
             <w:pPr>
@@ -12010,7 +12621,7 @@
         </w:tc>
         <w:tc>
           <w:tcPr>
-            <w:tcW w:w="3261" w:type="dxa"/>
+            <w:tcW w:w="3686" w:type="dxa"/>
           </w:tcPr>
           <w:p>
             <w:pPr>
@@ -12032,7 +12643,7 @@
         </w:tc>
         <w:tc>
           <w:tcPr>
-            <w:tcW w:w="3969" w:type="dxa"/>
+            <w:tcW w:w="3544" w:type="dxa"/>
           </w:tcPr>
           <w:p>
             <w:pPr>
@@ -12085,7 +12696,7 @@
         </w:tc>
         <w:tc>
           <w:tcPr>
-            <w:tcW w:w="3261" w:type="dxa"/>
+            <w:tcW w:w="3686" w:type="dxa"/>
           </w:tcPr>
           <w:p>
             <w:pPr>
@@ -12107,7 +12718,7 @@
         </w:tc>
         <w:tc>
           <w:tcPr>
-            <w:tcW w:w="3969" w:type="dxa"/>
+            <w:tcW w:w="3544" w:type="dxa"/>
           </w:tcPr>
           <w:p>
             <w:pPr>
@@ -12157,7 +12768,7 @@
         </w:tc>
         <w:tc>
           <w:tcPr>
-            <w:tcW w:w="3261" w:type="dxa"/>
+            <w:tcW w:w="3686" w:type="dxa"/>
           </w:tcPr>
           <w:p>
             <w:pPr>
@@ -12179,7 +12790,7 @@
         </w:tc>
         <w:tc>
           <w:tcPr>
-            <w:tcW w:w="3969" w:type="dxa"/>
+            <w:tcW w:w="3544" w:type="dxa"/>
           </w:tcPr>
           <w:p>
             <w:pPr>
@@ -12232,7 +12843,7 @@
         </w:tc>
         <w:tc>
           <w:tcPr>
-            <w:tcW w:w="3261" w:type="dxa"/>
+            <w:tcW w:w="3686" w:type="dxa"/>
           </w:tcPr>
           <w:p>
             <w:pPr>
@@ -12254,7 +12865,7 @@
         </w:tc>
         <w:tc>
           <w:tcPr>
-            <w:tcW w:w="3969" w:type="dxa"/>
+            <w:tcW w:w="3544" w:type="dxa"/>
           </w:tcPr>
           <w:p>
             <w:pPr>
@@ -12304,7 +12915,7 @@
         </w:tc>
         <w:tc>
           <w:tcPr>
-            <w:tcW w:w="3261" w:type="dxa"/>
+            <w:tcW w:w="3686" w:type="dxa"/>
           </w:tcPr>
           <w:p>
             <w:pPr>
@@ -12334,7 +12945,7 @@
         </w:tc>
         <w:tc>
           <w:tcPr>
-            <w:tcW w:w="3969" w:type="dxa"/>
+            <w:tcW w:w="3544" w:type="dxa"/>
           </w:tcPr>
           <w:p>
             <w:pPr>
@@ -12396,7 +13007,7 @@
         </w:tc>
         <w:tc>
           <w:tcPr>
-            <w:tcW w:w="3261" w:type="dxa"/>
+            <w:tcW w:w="3686" w:type="dxa"/>
           </w:tcPr>
           <w:p>
             <w:pPr>
@@ -12446,7 +13057,7 @@
         </w:tc>
         <w:tc>
           <w:tcPr>
-            <w:tcW w:w="3969" w:type="dxa"/>
+            <w:tcW w:w="3544" w:type="dxa"/>
           </w:tcPr>
           <w:p>
             <w:pPr>
@@ -12496,7 +13107,7 @@
         </w:tc>
         <w:tc>
           <w:tcPr>
-            <w:tcW w:w="3261" w:type="dxa"/>
+            <w:tcW w:w="3686" w:type="dxa"/>
           </w:tcPr>
           <w:p>
             <w:pPr>
@@ -12518,7 +13129,7 @@
         </w:tc>
         <w:tc>
           <w:tcPr>
-            <w:tcW w:w="3969" w:type="dxa"/>
+            <w:tcW w:w="3544" w:type="dxa"/>
           </w:tcPr>
           <w:p>
             <w:pPr>
@@ -12571,7 +13182,7 @@
         </w:tc>
         <w:tc>
           <w:tcPr>
-            <w:tcW w:w="3261" w:type="dxa"/>
+            <w:tcW w:w="3686" w:type="dxa"/>
           </w:tcPr>
           <w:p>
             <w:pPr>
@@ -12593,7 +13204,7 @@
         </w:tc>
         <w:tc>
           <w:tcPr>
-            <w:tcW w:w="3969" w:type="dxa"/>
+            <w:tcW w:w="3544" w:type="dxa"/>
           </w:tcPr>
           <w:p>
             <w:pPr>
@@ -12637,7 +13248,7 @@
 </file>
 
 <file path=word/endnotes.xml><?xml version="1.0" encoding="utf-8"?>
-<w:endnotes xmlns:wpc="http://schemas.microsoft.com/office/word/2010/wordprocessingCanvas" xmlns:cx="http://schemas.microsoft.com/office/drawing/2014/chartex" xmlns:cx1="http://schemas.microsoft.com/office/drawing/2015/9/8/chartex" xmlns:cx2="http://schemas.microsoft.com/office/drawing/2015/10/21/chartex" xmlns:cx3="http://schemas.microsoft.com/office/drawing/2016/5/9/chartex" xmlns:cx4="http://schemas.microsoft.com/office/drawing/2016/5/10/chartex" xmlns:cx5="http://schemas.microsoft.com/office/drawing/2016/5/11/chartex" xmlns:cx6="http://schemas.microsoft.com/office/drawing/2016/5/12/chartex" xmlns:cx7="http://schemas.microsoft.com/office/drawing/2016/5/13/chartex" xmlns:cx8="http://schemas.microsoft.com/office/drawing/2016/5/14/chartex" xmlns:mc="http://schemas.openxmlformats.org/markup-compatibility/2006" xmlns:aink="http://schemas.microsoft.com/office/drawing/2016/ink" xmlns:am3d="http://schemas.microsoft.com/office/drawing/2017/model3d" xmlns:o="urn:schemas-microsoft-com:office:office" xmlns:r="http://schemas.openxmlformats.org/officeDocument/2006/relationships" xmlns:m="http://schemas.openxmlformats.org/officeDocument/2006/math" xmlns:v="urn:schemas-microsoft-com:vml" xmlns:wp14="http://schemas.microsoft.com/office/word/2010/wordprocessingDrawing" xmlns:wp="http://schemas.openxmlformats.org/drawingml/2006/wordprocessingDrawing" xmlns:w10="urn:schemas-microsoft-com:office:word" xmlns:w="http://schemas.openxmlformats.org/wordprocessingml/2006/main" xmlns:w14="http://schemas.microsoft.com/office/word/2010/wordml" xmlns:w15="http://schemas.microsoft.com/office/word/2012/wordml" xmlns:w16cex="http://schemas.microsoft.com/office/word/2018/wordml/cex" xmlns:w16cid="http://schemas.microsoft.com/office/word/2016/wordml/cid" xmlns:w16="http://schemas.microsoft.com/office/word/2018/wordml" xmlns:w16sdtdh="http://schemas.microsoft.com/office/word/2020/wordml/sdtdatahash" xmlns:w16se="http://schemas.microsoft.com/office/word/2015/wordml/symex" xmlns:wpg="http://schemas.microsoft.com/office/word/2010/wordprocessingGroup" xmlns:wpi="http://schemas.microsoft.com/office/word/2010/wordprocessingInk" xmlns:wne="http://schemas.microsoft.com/office/word/2006/wordml" xmlns:wps="http://schemas.microsoft.com/office/word/2010/wordprocessingShape" mc:Ignorable="w14 w15 w16se w16cid w16 w16cex w16sdtdh wp14">
+<w:endnotes xmlns:wpc="http://schemas.microsoft.com/office/word/2010/wordprocessingCanvas" xmlns:cx="http://schemas.microsoft.com/office/drawing/2014/chartex" xmlns:cx1="http://schemas.microsoft.com/office/drawing/2015/9/8/chartex" xmlns:cx2="http://schemas.microsoft.com/office/drawing/2015/10/21/chartex" xmlns:cx3="http://schemas.microsoft.com/office/drawing/2016/5/9/chartex" xmlns:cx4="http://schemas.microsoft.com/office/drawing/2016/5/10/chartex" xmlns:cx5="http://schemas.microsoft.com/office/drawing/2016/5/11/chartex" xmlns:cx6="http://schemas.microsoft.com/office/drawing/2016/5/12/chartex" xmlns:cx7="http://schemas.microsoft.com/office/drawing/2016/5/13/chartex" xmlns:cx8="http://schemas.microsoft.com/office/drawing/2016/5/14/chartex" xmlns:mc="http://schemas.openxmlformats.org/markup-compatibility/2006" xmlns:aink="http://schemas.microsoft.com/office/drawing/2016/ink" xmlns:am3d="http://schemas.microsoft.com/office/drawing/2017/model3d" xmlns:o="urn:schemas-microsoft-com:office:office" xmlns:oel="http://schemas.microsoft.com/office/2019/extlst" xmlns:r="http://schemas.openxmlformats.org/officeDocument/2006/relationships" xmlns:m="http://schemas.openxmlformats.org/officeDocument/2006/math" xmlns:v="urn:schemas-microsoft-com:vml" xmlns:wp14="http://schemas.microsoft.com/office/word/2010/wordprocessingDrawing" xmlns:wp="http://schemas.openxmlformats.org/drawingml/2006/wordprocessingDrawing" xmlns:w10="urn:schemas-microsoft-com:office:word" xmlns:w="http://schemas.openxmlformats.org/wordprocessingml/2006/main" xmlns:w14="http://schemas.microsoft.com/office/word/2010/wordml" xmlns:w15="http://schemas.microsoft.com/office/word/2012/wordml" xmlns:w16cex="http://schemas.microsoft.com/office/word/2018/wordml/cex" xmlns:w16cid="http://schemas.microsoft.com/office/word/2016/wordml/cid" xmlns:w16="http://schemas.microsoft.com/office/word/2018/wordml" xmlns:w16du="http://schemas.microsoft.com/office/word/2023/wordml/word16du" xmlns:w16sdtdh="http://schemas.microsoft.com/office/word/2020/wordml/sdtdatahash" xmlns:w16sdtfl="http://schemas.microsoft.com/office/word/2024/wordml/sdtformatlock" xmlns:w16se="http://schemas.microsoft.com/office/word/2015/wordml/symex" xmlns:wpg="http://schemas.microsoft.com/office/word/2010/wordprocessingGroup" xmlns:wpi="http://schemas.microsoft.com/office/word/2010/wordprocessingInk" xmlns:wne="http://schemas.microsoft.com/office/word/2006/wordml" xmlns:wps="http://schemas.microsoft.com/office/word/2010/wordprocessingShape" mc:Ignorable="w14 w15 w16se w16cid w16 w16cex w16sdtdh w16sdtfl w16du wp14">
   <w:endnote w:type="separator" w:id="-1">
     <w:p>
       <w:pPr>
@@ -12662,7 +13273,7 @@
 </file>
 
 <file path=word/footer1.xml><?xml version="1.0" encoding="utf-8"?>
-<w:ftr xmlns:wpc="http://schemas.microsoft.com/office/word/2010/wordprocessingCanvas" xmlns:cx="http://schemas.microsoft.com/office/drawing/2014/chartex" xmlns:cx1="http://schemas.microsoft.com/office/drawing/2015/9/8/chartex" xmlns:cx2="http://schemas.microsoft.com/office/drawing/2015/10/21/chartex" xmlns:cx3="http://schemas.microsoft.com/office/drawing/2016/5/9/chartex" xmlns:cx4="http://schemas.microsoft.com/office/drawing/2016/5/10/chartex" xmlns:cx5="http://schemas.microsoft.com/office/drawing/2016/5/11/chartex" xmlns:cx6="http://schemas.microsoft.com/office/drawing/2016/5/12/chartex" xmlns:cx7="http://schemas.microsoft.com/office/drawing/2016/5/13/chartex" xmlns:cx8="http://schemas.microsoft.com/office/drawing/2016/5/14/chartex" xmlns:mc="http://schemas.openxmlformats.org/markup-compatibility/2006" xmlns:aink="http://schemas.microsoft.com/office/drawing/2016/ink" xmlns:am3d="http://schemas.microsoft.com/office/drawing/2017/model3d" xmlns:o="urn:schemas-microsoft-com:office:office" xmlns:r="http://schemas.openxmlformats.org/officeDocument/2006/relationships" xmlns:m="http://schemas.openxmlformats.org/officeDocument/2006/math" xmlns:v="urn:schemas-microsoft-com:vml" xmlns:wp14="http://schemas.microsoft.com/office/word/2010/wordprocessingDrawing" xmlns:wp="http://schemas.openxmlformats.org/drawingml/2006/wordprocessingDrawing" xmlns:w10="urn:schemas-microsoft-com:office:word" xmlns:w="http://schemas.openxmlformats.org/wordprocessingml/2006/main" xmlns:w14="http://schemas.microsoft.com/office/word/2010/wordml" xmlns:w15="http://schemas.microsoft.com/office/word/2012/wordml" xmlns:w16cex="http://schemas.microsoft.com/office/word/2018/wordml/cex" xmlns:w16cid="http://schemas.microsoft.com/office/word/2016/wordml/cid" xmlns:w16="http://schemas.microsoft.com/office/word/2018/wordml" xmlns:w16sdtdh="http://schemas.microsoft.com/office/word/2020/wordml/sdtdatahash" xmlns:w16se="http://schemas.microsoft.com/office/word/2015/wordml/symex" xmlns:wpg="http://schemas.microsoft.com/office/word/2010/wordprocessingGroup" xmlns:wpi="http://schemas.microsoft.com/office/word/2010/wordprocessingInk" xmlns:wne="http://schemas.microsoft.com/office/word/2006/wordml" xmlns:wps="http://schemas.microsoft.com/office/word/2010/wordprocessingShape" mc:Ignorable="w14 w15 w16se w16cid w16 w16cex w16sdtdh wp14">
+<w:ftr xmlns:wpc="http://schemas.microsoft.com/office/word/2010/wordprocessingCanvas" xmlns:cx="http://schemas.microsoft.com/office/drawing/2014/chartex" xmlns:cx1="http://schemas.microsoft.com/office/drawing/2015/9/8/chartex" xmlns:cx2="http://schemas.microsoft.com/office/drawing/2015/10/21/chartex" xmlns:cx3="http://schemas.microsoft.com/office/drawing/2016/5/9/chartex" xmlns:cx4="http://schemas.microsoft.com/office/drawing/2016/5/10/chartex" xmlns:cx5="http://schemas.microsoft.com/office/drawing/2016/5/11/chartex" xmlns:cx6="http://schemas.microsoft.com/office/drawing/2016/5/12/chartex" xmlns:cx7="http://schemas.microsoft.com/office/drawing/2016/5/13/chartex" xmlns:cx8="http://schemas.microsoft.com/office/drawing/2016/5/14/chartex" xmlns:mc="http://schemas.openxmlformats.org/markup-compatibility/2006" xmlns:aink="http://schemas.microsoft.com/office/drawing/2016/ink" xmlns:am3d="http://schemas.microsoft.com/office/drawing/2017/model3d" xmlns:o="urn:schemas-microsoft-com:office:office" xmlns:oel="http://schemas.microsoft.com/office/2019/extlst" xmlns:r="http://schemas.openxmlformats.org/officeDocument/2006/relationships" xmlns:m="http://schemas.openxmlformats.org/officeDocument/2006/math" xmlns:v="urn:schemas-microsoft-com:vml" xmlns:wp14="http://schemas.microsoft.com/office/word/2010/wordprocessingDrawing" xmlns:wp="http://schemas.openxmlformats.org/drawingml/2006/wordprocessingDrawing" xmlns:w10="urn:schemas-microsoft-com:office:word" xmlns:w="http://schemas.openxmlformats.org/wordprocessingml/2006/main" xmlns:w14="http://schemas.microsoft.com/office/word/2010/wordml" xmlns:w15="http://schemas.microsoft.com/office/word/2012/wordml" xmlns:w16cex="http://schemas.microsoft.com/office/word/2018/wordml/cex" xmlns:w16cid="http://schemas.microsoft.com/office/word/2016/wordml/cid" xmlns:w16="http://schemas.microsoft.com/office/word/2018/wordml" xmlns:w16du="http://schemas.microsoft.com/office/word/2023/wordml/word16du" xmlns:w16sdtdh="http://schemas.microsoft.com/office/word/2020/wordml/sdtdatahash" xmlns:w16sdtfl="http://schemas.microsoft.com/office/word/2024/wordml/sdtformatlock" xmlns:w16se="http://schemas.microsoft.com/office/word/2015/wordml/symex" xmlns:wpg="http://schemas.microsoft.com/office/word/2010/wordprocessingGroup" xmlns:wpi="http://schemas.microsoft.com/office/word/2010/wordprocessingInk" xmlns:wne="http://schemas.microsoft.com/office/word/2006/wordml" xmlns:wps="http://schemas.microsoft.com/office/word/2010/wordprocessingShape" mc:Ignorable="w14 w15 w16se w16cid w16 w16cex w16sdtdh w16sdtfl w16du wp14">
   <w:p>
     <w:pPr>
       <w:pStyle w:val="Piedepgina"/>
@@ -12798,7 +13409,7 @@
 </file>
 
 <file path=word/footnotes.xml><?xml version="1.0" encoding="utf-8"?>
-<w:footnotes xmlns:wpc="http://schemas.microsoft.com/office/word/2010/wordprocessingCanvas" xmlns:cx="http://schemas.microsoft.com/office/drawing/2014/chartex" xmlns:cx1="http://schemas.microsoft.com/office/drawing/2015/9/8/chartex" xmlns:cx2="http://schemas.microsoft.com/office/drawing/2015/10/21/chartex" xmlns:cx3="http://schemas.microsoft.com/office/drawing/2016/5/9/chartex" xmlns:cx4="http://schemas.microsoft.com/office/drawing/2016/5/10/chartex" xmlns:cx5="http://schemas.microsoft.com/office/drawing/2016/5/11/chartex" xmlns:cx6="http://schemas.microsoft.com/office/drawing/2016/5/12/chartex" xmlns:cx7="http://schemas.microsoft.com/office/drawing/2016/5/13/chartex" xmlns:cx8="http://schemas.microsoft.com/office/drawing/2016/5/14/chartex" xmlns:mc="http://schemas.openxmlformats.org/markup-compatibility/2006" xmlns:aink="http://schemas.microsoft.com/office/drawing/2016/ink" xmlns:am3d="http://schemas.microsoft.com/office/drawing/2017/model3d" xmlns:o="urn:schemas-microsoft-com:office:office" xmlns:r="http://schemas.openxmlformats.org/officeDocument/2006/relationships" xmlns:m="http://schemas.openxmlformats.org/officeDocument/2006/math" xmlns:v="urn:schemas-microsoft-com:vml" xmlns:wp14="http://schemas.microsoft.com/office/word/2010/wordprocessingDrawing" xmlns:wp="http://schemas.openxmlformats.org/drawingml/2006/wordprocessingDrawing" xmlns:w10="urn:schemas-microsoft-com:office:word" xmlns:w="http://schemas.openxmlformats.org/wordprocessingml/2006/main" xmlns:w14="http://schemas.microsoft.com/office/word/2010/wordml" xmlns:w15="http://schemas.microsoft.com/office/word/2012/wordml" xmlns:w16cex="http://schemas.microsoft.com/office/word/2018/wordml/cex" xmlns:w16cid="http://schemas.microsoft.com/office/word/2016/wordml/cid" xmlns:w16="http://schemas.microsoft.com/office/word/2018/wordml" xmlns:w16sdtdh="http://schemas.microsoft.com/office/word/2020/wordml/sdtdatahash" xmlns:w16se="http://schemas.microsoft.com/office/word/2015/wordml/symex" xmlns:wpg="http://schemas.microsoft.com/office/word/2010/wordprocessingGroup" xmlns:wpi="http://schemas.microsoft.com/office/word/2010/wordprocessingInk" xmlns:wne="http://schemas.microsoft.com/office/word/2006/wordml" xmlns:wps="http://schemas.microsoft.com/office/word/2010/wordprocessingShape" mc:Ignorable="w14 w15 w16se w16cid w16 w16cex w16sdtdh wp14">
+<w:footnotes xmlns:wpc="http://schemas.microsoft.com/office/word/2010/wordprocessingCanvas" xmlns:cx="http://schemas.microsoft.com/office/drawing/2014/chartex" xmlns:cx1="http://schemas.microsoft.com/office/drawing/2015/9/8/chartex" xmlns:cx2="http://schemas.microsoft.com/office/drawing/2015/10/21/chartex" xmlns:cx3="http://schemas.microsoft.com/office/drawing/2016/5/9/chartex" xmlns:cx4="http://schemas.microsoft.com/office/drawing/2016/5/10/chartex" xmlns:cx5="http://schemas.microsoft.com/office/drawing/2016/5/11/chartex" xmlns:cx6="http://schemas.microsoft.com/office/drawing/2016/5/12/chartex" xmlns:cx7="http://schemas.microsoft.com/office/drawing/2016/5/13/chartex" xmlns:cx8="http://schemas.microsoft.com/office/drawing/2016/5/14/chartex" xmlns:mc="http://schemas.openxmlformats.org/markup-compatibility/2006" xmlns:aink="http://schemas.microsoft.com/office/drawing/2016/ink" xmlns:am3d="http://schemas.microsoft.com/office/drawing/2017/model3d" xmlns:o="urn:schemas-microsoft-com:office:office" xmlns:oel="http://schemas.microsoft.com/office/2019/extlst" xmlns:r="http://schemas.openxmlformats.org/officeDocument/2006/relationships" xmlns:m="http://schemas.openxmlformats.org/officeDocument/2006/math" xmlns:v="urn:schemas-microsoft-com:vml" xmlns:wp14="http://schemas.microsoft.com/office/word/2010/wordprocessingDrawing" xmlns:wp="http://schemas.openxmlformats.org/drawingml/2006/wordprocessingDrawing" xmlns:w10="urn:schemas-microsoft-com:office:word" xmlns:w="http://schemas.openxmlformats.org/wordprocessingml/2006/main" xmlns:w14="http://schemas.microsoft.com/office/word/2010/wordml" xmlns:w15="http://schemas.microsoft.com/office/word/2012/wordml" xmlns:w16cex="http://schemas.microsoft.com/office/word/2018/wordml/cex" xmlns:w16cid="http://schemas.microsoft.com/office/word/2016/wordml/cid" xmlns:w16="http://schemas.microsoft.com/office/word/2018/wordml" xmlns:w16du="http://schemas.microsoft.com/office/word/2023/wordml/word16du" xmlns:w16sdtdh="http://schemas.microsoft.com/office/word/2020/wordml/sdtdatahash" xmlns:w16sdtfl="http://schemas.microsoft.com/office/word/2024/wordml/sdtformatlock" xmlns:w16se="http://schemas.microsoft.com/office/word/2015/wordml/symex" xmlns:wpg="http://schemas.microsoft.com/office/word/2010/wordprocessingGroup" xmlns:wpi="http://schemas.microsoft.com/office/word/2010/wordprocessingInk" xmlns:wne="http://schemas.microsoft.com/office/word/2006/wordml" xmlns:wps="http://schemas.microsoft.com/office/word/2010/wordprocessingShape" mc:Ignorable="w14 w15 w16se w16cid w16 w16cex w16sdtdh w16sdtfl w16du wp14">
   <w:footnote w:type="separator" w:id="-1">
     <w:p>
       <w:pPr>
@@ -12823,7 +13434,7 @@
 </file>
 
 <file path=word/header1.xml><?xml version="1.0" encoding="utf-8"?>
-<w:hdr xmlns:wpc="http://schemas.microsoft.com/office/word/2010/wordprocessingCanvas" xmlns:cx="http://schemas.microsoft.com/office/drawing/2014/chartex" xmlns:cx1="http://schemas.microsoft.com/office/drawing/2015/9/8/chartex" xmlns:cx2="http://schemas.microsoft.com/office/drawing/2015/10/21/chartex" xmlns:cx3="http://schemas.microsoft.com/office/drawing/2016/5/9/chartex" xmlns:cx4="http://schemas.microsoft.com/office/drawing/2016/5/10/chartex" xmlns:cx5="http://schemas.microsoft.com/office/drawing/2016/5/11/chartex" xmlns:cx6="http://schemas.microsoft.com/office/drawing/2016/5/12/chartex" xmlns:cx7="http://schemas.microsoft.com/office/drawing/2016/5/13/chartex" xmlns:cx8="http://schemas.microsoft.com/office/drawing/2016/5/14/chartex" xmlns:mc="http://schemas.openxmlformats.org/markup-compatibility/2006" xmlns:aink="http://schemas.microsoft.com/office/drawing/2016/ink" xmlns:am3d="http://schemas.microsoft.com/office/drawing/2017/model3d" xmlns:o="urn:schemas-microsoft-com:office:office" xmlns:r="http://schemas.openxmlformats.org/officeDocument/2006/relationships" xmlns:m="http://schemas.openxmlformats.org/officeDocument/2006/math" xmlns:v="urn:schemas-microsoft-com:vml" xmlns:wp14="http://schemas.microsoft.com/office/word/2010/wordprocessingDrawing" xmlns:wp="http://schemas.openxmlformats.org/drawingml/2006/wordprocessingDrawing" xmlns:w10="urn:schemas-microsoft-com:office:word" xmlns:w="http://schemas.openxmlformats.org/wordprocessingml/2006/main" xmlns:w14="http://schemas.microsoft.com/office/word/2010/wordml" xmlns:w15="http://schemas.microsoft.com/office/word/2012/wordml" xmlns:w16cex="http://schemas.microsoft.com/office/word/2018/wordml/cex" xmlns:w16cid="http://schemas.microsoft.com/office/word/2016/wordml/cid" xmlns:w16="http://schemas.microsoft.com/office/word/2018/wordml" xmlns:w16sdtdh="http://schemas.microsoft.com/office/word/2020/wordml/sdtdatahash" xmlns:w16se="http://schemas.microsoft.com/office/word/2015/wordml/symex" xmlns:wpg="http://schemas.microsoft.com/office/word/2010/wordprocessingGroup" xmlns:wpi="http://schemas.microsoft.com/office/word/2010/wordprocessingInk" xmlns:wne="http://schemas.microsoft.com/office/word/2006/wordml" xmlns:wps="http://schemas.microsoft.com/office/word/2010/wordprocessingShape" mc:Ignorable="w14 w15 w16se w16cid w16 w16cex w16sdtdh wp14">
+<w:hdr xmlns:wpc="http://schemas.microsoft.com/office/word/2010/wordprocessingCanvas" xmlns:cx="http://schemas.microsoft.com/office/drawing/2014/chartex" xmlns:cx1="http://schemas.microsoft.com/office/drawing/2015/9/8/chartex" xmlns:cx2="http://schemas.microsoft.com/office/drawing/2015/10/21/chartex" xmlns:cx3="http://schemas.microsoft.com/office/drawing/2016/5/9/chartex" xmlns:cx4="http://schemas.microsoft.com/office/drawing/2016/5/10/chartex" xmlns:cx5="http://schemas.microsoft.com/office/drawing/2016/5/11/chartex" xmlns:cx6="http://schemas.microsoft.com/office/drawing/2016/5/12/chartex" xmlns:cx7="http://schemas.microsoft.com/office/drawing/2016/5/13/chartex" xmlns:cx8="http://schemas.microsoft.com/office/drawing/2016/5/14/chartex" xmlns:mc="http://schemas.openxmlformats.org/markup-compatibility/2006" xmlns:aink="http://schemas.microsoft.com/office/drawing/2016/ink" xmlns:am3d="http://schemas.microsoft.com/office/drawing/2017/model3d" xmlns:o="urn:schemas-microsoft-com:office:office" xmlns:oel="http://schemas.microsoft.com/office/2019/extlst" xmlns:r="http://schemas.openxmlformats.org/officeDocument/2006/relationships" xmlns:m="http://schemas.openxmlformats.org/officeDocument/2006/math" xmlns:v="urn:schemas-microsoft-com:vml" xmlns:wp14="http://schemas.microsoft.com/office/word/2010/wordprocessingDrawing" xmlns:wp="http://schemas.openxmlformats.org/drawingml/2006/wordprocessingDrawing" xmlns:w10="urn:schemas-microsoft-com:office:word" xmlns:w="http://schemas.openxmlformats.org/wordprocessingml/2006/main" xmlns:w14="http://schemas.microsoft.com/office/word/2010/wordml" xmlns:w15="http://schemas.microsoft.com/office/word/2012/wordml" xmlns:w16cex="http://schemas.microsoft.com/office/word/2018/wordml/cex" xmlns:w16cid="http://schemas.microsoft.com/office/word/2016/wordml/cid" xmlns:w16="http://schemas.microsoft.com/office/word/2018/wordml" xmlns:w16du="http://schemas.microsoft.com/office/word/2023/wordml/word16du" xmlns:w16sdtdh="http://schemas.microsoft.com/office/word/2020/wordml/sdtdatahash" xmlns:w16sdtfl="http://schemas.microsoft.com/office/word/2024/wordml/sdtformatlock" xmlns:w16se="http://schemas.microsoft.com/office/word/2015/wordml/symex" xmlns:wpg="http://schemas.microsoft.com/office/word/2010/wordprocessingGroup" xmlns:wpi="http://schemas.microsoft.com/office/word/2010/wordprocessingInk" xmlns:wne="http://schemas.microsoft.com/office/word/2006/wordml" xmlns:wps="http://schemas.microsoft.com/office/word/2010/wordprocessingShape" mc:Ignorable="w14 w15 w16se w16cid w16 w16cex w16sdtdh w16sdtfl w16du wp14">
   <w:p>
     <w:pPr>
       <w:pStyle w:val="Encabezado"/>
@@ -12900,7 +13511,7 @@
 </file>
 
 <file path=word/numbering.xml><?xml version="1.0" encoding="utf-8"?>
-<w:numbering xmlns:wpc="http://schemas.microsoft.com/office/word/2010/wordprocessingCanvas" xmlns:cx="http://schemas.microsoft.com/office/drawing/2014/chartex" xmlns:cx1="http://schemas.microsoft.com/office/drawing/2015/9/8/chartex" xmlns:cx2="http://schemas.microsoft.com/office/drawing/2015/10/21/chartex" xmlns:cx3="http://schemas.microsoft.com/office/drawing/2016/5/9/chartex" xmlns:cx4="http://schemas.microsoft.com/office/drawing/2016/5/10/chartex" xmlns:cx5="http://schemas.microsoft.com/office/drawing/2016/5/11/chartex" xmlns:cx6="http://schemas.microsoft.com/office/drawing/2016/5/12/chartex" xmlns:cx7="http://schemas.microsoft.com/office/drawing/2016/5/13/chartex" xmlns:cx8="http://schemas.microsoft.com/office/drawing/2016/5/14/chartex" xmlns:mc="http://schemas.openxmlformats.org/markup-compatibility/2006" xmlns:aink="http://schemas.microsoft.com/office/drawing/2016/ink" xmlns:am3d="http://schemas.microsoft.com/office/drawing/2017/model3d" xmlns:o="urn:schemas-microsoft-com:office:office" xmlns:r="http://schemas.openxmlformats.org/officeDocument/2006/relationships" xmlns:m="http://schemas.openxmlformats.org/officeDocument/2006/math" xmlns:v="urn:schemas-microsoft-com:vml" xmlns:wp14="http://schemas.microsoft.com/office/word/2010/wordprocessingDrawing" xmlns:wp="http://schemas.openxmlformats.org/drawingml/2006/wordprocessingDrawing" xmlns:w10="urn:schemas-microsoft-com:office:word" xmlns:w="http://schemas.openxmlformats.org/wordprocessingml/2006/main" xmlns:w14="http://schemas.microsoft.com/office/word/2010/wordml" xmlns:w15="http://schemas.microsoft.com/office/word/2012/wordml" xmlns:w16cex="http://schemas.microsoft.com/office/word/2018/wordml/cex" xmlns:w16cid="http://schemas.microsoft.com/office/word/2016/wordml/cid" xmlns:w16="http://schemas.microsoft.com/office/word/2018/wordml" xmlns:w16sdtdh="http://schemas.microsoft.com/office/word/2020/wordml/sdtdatahash" xmlns:w16se="http://schemas.microsoft.com/office/word/2015/wordml/symex" xmlns:wpg="http://schemas.microsoft.com/office/word/2010/wordprocessingGroup" xmlns:wpi="http://schemas.microsoft.com/office/word/2010/wordprocessingInk" xmlns:wne="http://schemas.microsoft.com/office/word/2006/wordml" xmlns:wps="http://schemas.microsoft.com/office/word/2010/wordprocessingShape" mc:Ignorable="w14 w15 w16se w16cid w16 w16cex w16sdtdh wp14">
+<w:numbering xmlns:wpc="http://schemas.microsoft.com/office/word/2010/wordprocessingCanvas" xmlns:cx="http://schemas.microsoft.com/office/drawing/2014/chartex" xmlns:cx1="http://schemas.microsoft.com/office/drawing/2015/9/8/chartex" xmlns:cx2="http://schemas.microsoft.com/office/drawing/2015/10/21/chartex" xmlns:cx3="http://schemas.microsoft.com/office/drawing/2016/5/9/chartex" xmlns:cx4="http://schemas.microsoft.com/office/drawing/2016/5/10/chartex" xmlns:cx5="http://schemas.microsoft.com/office/drawing/2016/5/11/chartex" xmlns:cx6="http://schemas.microsoft.com/office/drawing/2016/5/12/chartex" xmlns:cx7="http://schemas.microsoft.com/office/drawing/2016/5/13/chartex" xmlns:cx8="http://schemas.microsoft.com/office/drawing/2016/5/14/chartex" xmlns:mc="http://schemas.openxmlformats.org/markup-compatibility/2006" xmlns:aink="http://schemas.microsoft.com/office/drawing/2016/ink" xmlns:am3d="http://schemas.microsoft.com/office/drawing/2017/model3d" xmlns:o="urn:schemas-microsoft-com:office:office" xmlns:oel="http://schemas.microsoft.com/office/2019/extlst" xmlns:r="http://schemas.openxmlformats.org/officeDocument/2006/relationships" xmlns:m="http://schemas.openxmlformats.org/officeDocument/2006/math" xmlns:v="urn:schemas-microsoft-com:vml" xmlns:wp14="http://schemas.microsoft.com/office/word/2010/wordprocessingDrawing" xmlns:wp="http://schemas.openxmlformats.org/drawingml/2006/wordprocessingDrawing" xmlns:w10="urn:schemas-microsoft-com:office:word" xmlns:w="http://schemas.openxmlformats.org/wordprocessingml/2006/main" xmlns:w14="http://schemas.microsoft.com/office/word/2010/wordml" xmlns:w15="http://schemas.microsoft.com/office/word/2012/wordml" xmlns:w16cex="http://schemas.microsoft.com/office/word/2018/wordml/cex" xmlns:w16cid="http://schemas.microsoft.com/office/word/2016/wordml/cid" xmlns:w16="http://schemas.microsoft.com/office/word/2018/wordml" xmlns:w16du="http://schemas.microsoft.com/office/word/2023/wordml/word16du" xmlns:w16sdtdh="http://schemas.microsoft.com/office/word/2020/wordml/sdtdatahash" xmlns:w16sdtfl="http://schemas.microsoft.com/office/word/2024/wordml/sdtformatlock" xmlns:w16se="http://schemas.microsoft.com/office/word/2015/wordml/symex" xmlns:wpg="http://schemas.microsoft.com/office/word/2010/wordprocessingGroup" xmlns:wpi="http://schemas.microsoft.com/office/word/2010/wordprocessingInk" xmlns:wne="http://schemas.microsoft.com/office/word/2006/wordml" xmlns:wps="http://schemas.microsoft.com/office/word/2010/wordprocessingShape" mc:Ignorable="w14 w15 w16se w16cid w16 w16cex w16sdtdh w16sdtfl w16du wp14">
   <w:abstractNum w:abstractNumId="0" w15:restartNumberingAfterBreak="0">
     <w:nsid w:val="FFFFFF89"/>
     <w:multiLevelType w:val="singleLevel"/>
@@ -13036,6 +13647,119 @@
     </w:lvl>
   </w:abstractNum>
   <w:abstractNum w:abstractNumId="2" w15:restartNumberingAfterBreak="0">
+    <w:nsid w:val="08E74061"/>
+    <w:multiLevelType w:val="hybridMultilevel"/>
+    <w:tmpl w:val="122EEB1A"/>
+    <w:lvl w:ilvl="0" w:tplc="240A000D">
+      <w:start w:val="1"/>
+      <w:numFmt w:val="bullet"/>
+      <w:lvlText w:val=""/>
+      <w:lvlJc w:val="left"/>
+      <w:pPr>
+        <w:ind w:left="2148" w:hanging="360"/>
+      </w:pPr>
+      <w:rPr>
+        <w:rFonts w:ascii="Wingdings" w:hAnsi="Wingdings" w:hint="default"/>
+      </w:rPr>
+    </w:lvl>
+    <w:lvl w:ilvl="1" w:tplc="240A0003" w:tentative="1">
+      <w:start w:val="1"/>
+      <w:numFmt w:val="bullet"/>
+      <w:lvlText w:val="o"/>
+      <w:lvlJc w:val="left"/>
+      <w:pPr>
+        <w:ind w:left="2868" w:hanging="360"/>
+      </w:pPr>
+      <w:rPr>
+        <w:rFonts w:ascii="Courier New" w:hAnsi="Courier New" w:cs="Courier New" w:hint="default"/>
+      </w:rPr>
+    </w:lvl>
+    <w:lvl w:ilvl="2" w:tplc="240A0005" w:tentative="1">
+      <w:start w:val="1"/>
+      <w:numFmt w:val="bullet"/>
+      <w:lvlText w:val=""/>
+      <w:lvlJc w:val="left"/>
+      <w:pPr>
+        <w:ind w:left="3588" w:hanging="360"/>
+      </w:pPr>
+      <w:rPr>
+        <w:rFonts w:ascii="Wingdings" w:hAnsi="Wingdings" w:hint="default"/>
+      </w:rPr>
+    </w:lvl>
+    <w:lvl w:ilvl="3" w:tplc="240A0001" w:tentative="1">
+      <w:start w:val="1"/>
+      <w:numFmt w:val="bullet"/>
+      <w:lvlText w:val=""/>
+      <w:lvlJc w:val="left"/>
+      <w:pPr>
+        <w:ind w:left="4308" w:hanging="360"/>
+      </w:pPr>
+      <w:rPr>
+        <w:rFonts w:ascii="Symbol" w:hAnsi="Symbol" w:hint="default"/>
+      </w:rPr>
+    </w:lvl>
+    <w:lvl w:ilvl="4" w:tplc="240A0003" w:tentative="1">
+      <w:start w:val="1"/>
+      <w:numFmt w:val="bullet"/>
+      <w:lvlText w:val="o"/>
+      <w:lvlJc w:val="left"/>
+      <w:pPr>
+        <w:ind w:left="5028" w:hanging="360"/>
+      </w:pPr>
+      <w:rPr>
+        <w:rFonts w:ascii="Courier New" w:hAnsi="Courier New" w:cs="Courier New" w:hint="default"/>
+      </w:rPr>
+    </w:lvl>
+    <w:lvl w:ilvl="5" w:tplc="240A0005" w:tentative="1">
+      <w:start w:val="1"/>
+      <w:numFmt w:val="bullet"/>
+      <w:lvlText w:val=""/>
+      <w:lvlJc w:val="left"/>
+      <w:pPr>
+        <w:ind w:left="5748" w:hanging="360"/>
+      </w:pPr>
+      <w:rPr>
+        <w:rFonts w:ascii="Wingdings" w:hAnsi="Wingdings" w:hint="default"/>
+      </w:rPr>
+    </w:lvl>
+    <w:lvl w:ilvl="6" w:tplc="240A0001" w:tentative="1">
+      <w:start w:val="1"/>
+      <w:numFmt w:val="bullet"/>
+      <w:lvlText w:val=""/>
+      <w:lvlJc w:val="left"/>
+      <w:pPr>
+        <w:ind w:left="6468" w:hanging="360"/>
+      </w:pPr>
+      <w:rPr>
+        <w:rFonts w:ascii="Symbol" w:hAnsi="Symbol" w:hint="default"/>
+      </w:rPr>
+    </w:lvl>
+    <w:lvl w:ilvl="7" w:tplc="240A0003" w:tentative="1">
+      <w:start w:val="1"/>
+      <w:numFmt w:val="bullet"/>
+      <w:lvlText w:val="o"/>
+      <w:lvlJc w:val="left"/>
+      <w:pPr>
+        <w:ind w:left="7188" w:hanging="360"/>
+      </w:pPr>
+      <w:rPr>
+        <w:rFonts w:ascii="Courier New" w:hAnsi="Courier New" w:cs="Courier New" w:hint="default"/>
+      </w:rPr>
+    </w:lvl>
+    <w:lvl w:ilvl="8" w:tplc="240A0005" w:tentative="1">
+      <w:start w:val="1"/>
+      <w:numFmt w:val="bullet"/>
+      <w:lvlText w:val=""/>
+      <w:lvlJc w:val="left"/>
+      <w:pPr>
+        <w:ind w:left="7908" w:hanging="360"/>
+      </w:pPr>
+      <w:rPr>
+        <w:rFonts w:ascii="Wingdings" w:hAnsi="Wingdings" w:hint="default"/>
+      </w:rPr>
+    </w:lvl>
+  </w:abstractNum>
+  <w:abstractNum w:abstractNumId="3" w15:restartNumberingAfterBreak="0">
     <w:nsid w:val="0D7E5119"/>
     <w:multiLevelType w:val="hybridMultilevel"/>
     <w:tmpl w:val="D4AEC0BA"/>
@@ -13148,7 +13872,7 @@
       </w:rPr>
     </w:lvl>
   </w:abstractNum>
-  <w:abstractNum w:abstractNumId="3" w15:restartNumberingAfterBreak="0">
+  <w:abstractNum w:abstractNumId="4" w15:restartNumberingAfterBreak="0">
     <w:nsid w:val="0DBB6143"/>
     <w:multiLevelType w:val="multilevel"/>
     <w:tmpl w:val="13A2ABFE"/>
@@ -13293,7 +14017,7 @@
       </w:rPr>
     </w:lvl>
   </w:abstractNum>
-  <w:abstractNum w:abstractNumId="4" w15:restartNumberingAfterBreak="0">
+  <w:abstractNum w:abstractNumId="5" w15:restartNumberingAfterBreak="0">
     <w:nsid w:val="0E697FE6"/>
     <w:multiLevelType w:val="hybridMultilevel"/>
     <w:tmpl w:val="FBF0DC22"/>
@@ -13406,7 +14130,7 @@
       </w:rPr>
     </w:lvl>
   </w:abstractNum>
-  <w:abstractNum w:abstractNumId="5" w15:restartNumberingAfterBreak="0">
+  <w:abstractNum w:abstractNumId="6" w15:restartNumberingAfterBreak="0">
     <w:nsid w:val="0E7A1F97"/>
     <w:multiLevelType w:val="hybridMultilevel"/>
     <w:tmpl w:val="14F08A90"/>
@@ -13519,7 +14243,7 @@
       </w:rPr>
     </w:lvl>
   </w:abstractNum>
-  <w:abstractNum w:abstractNumId="6" w15:restartNumberingAfterBreak="0">
+  <w:abstractNum w:abstractNumId="7" w15:restartNumberingAfterBreak="0">
     <w:nsid w:val="26937EDB"/>
     <w:multiLevelType w:val="hybridMultilevel"/>
     <w:tmpl w:val="E85004CC"/>
@@ -13632,7 +14356,7 @@
       </w:rPr>
     </w:lvl>
   </w:abstractNum>
-  <w:abstractNum w:abstractNumId="7" w15:restartNumberingAfterBreak="0">
+  <w:abstractNum w:abstractNumId="8" w15:restartNumberingAfterBreak="0">
     <w:nsid w:val="2A787236"/>
     <w:multiLevelType w:val="hybridMultilevel"/>
     <w:tmpl w:val="9B463DA0"/>
@@ -13718,7 +14442,7 @@
       </w:pPr>
     </w:lvl>
   </w:abstractNum>
-  <w:abstractNum w:abstractNumId="8" w15:restartNumberingAfterBreak="0">
+  <w:abstractNum w:abstractNumId="9" w15:restartNumberingAfterBreak="0">
     <w:nsid w:val="2D194A27"/>
     <w:multiLevelType w:val="hybridMultilevel"/>
     <w:tmpl w:val="320E9494"/>
@@ -13831,7 +14555,7 @@
       </w:rPr>
     </w:lvl>
   </w:abstractNum>
-  <w:abstractNum w:abstractNumId="9" w15:restartNumberingAfterBreak="0">
+  <w:abstractNum w:abstractNumId="10" w15:restartNumberingAfterBreak="0">
     <w:nsid w:val="325355C4"/>
     <w:multiLevelType w:val="hybridMultilevel"/>
     <w:tmpl w:val="1EE82C84"/>
@@ -13944,7 +14668,7 @@
       </w:rPr>
     </w:lvl>
   </w:abstractNum>
-  <w:abstractNum w:abstractNumId="10" w15:restartNumberingAfterBreak="0">
+  <w:abstractNum w:abstractNumId="11" w15:restartNumberingAfterBreak="0">
     <w:nsid w:val="35431432"/>
     <w:multiLevelType w:val="hybridMultilevel"/>
     <w:tmpl w:val="9F3AF5E0"/>
@@ -14057,7 +14781,7 @@
       </w:rPr>
     </w:lvl>
   </w:abstractNum>
-  <w:abstractNum w:abstractNumId="11" w15:restartNumberingAfterBreak="0">
+  <w:abstractNum w:abstractNumId="12" w15:restartNumberingAfterBreak="0">
     <w:nsid w:val="368E176E"/>
     <w:multiLevelType w:val="hybridMultilevel"/>
     <w:tmpl w:val="BDF054FE"/>
@@ -14151,7 +14875,7 @@
       </w:pPr>
     </w:lvl>
   </w:abstractNum>
-  <w:abstractNum w:abstractNumId="12" w15:restartNumberingAfterBreak="0">
+  <w:abstractNum w:abstractNumId="13" w15:restartNumberingAfterBreak="0">
     <w:nsid w:val="38A855C5"/>
     <w:multiLevelType w:val="hybridMultilevel"/>
     <w:tmpl w:val="A9B40F50"/>
@@ -14237,7 +14961,7 @@
       </w:pPr>
     </w:lvl>
   </w:abstractNum>
-  <w:abstractNum w:abstractNumId="13" w15:restartNumberingAfterBreak="0">
+  <w:abstractNum w:abstractNumId="14" w15:restartNumberingAfterBreak="0">
     <w:nsid w:val="38E4471D"/>
     <w:multiLevelType w:val="hybridMultilevel"/>
     <w:tmpl w:val="DB8E89F6"/>
@@ -14350,7 +15074,7 @@
       </w:rPr>
     </w:lvl>
   </w:abstractNum>
-  <w:abstractNum w:abstractNumId="14" w15:restartNumberingAfterBreak="0">
+  <w:abstractNum w:abstractNumId="15" w15:restartNumberingAfterBreak="0">
     <w:nsid w:val="3E365FFA"/>
     <w:multiLevelType w:val="hybridMultilevel"/>
     <w:tmpl w:val="A3E2B878"/>
@@ -14463,7 +15187,7 @@
       </w:rPr>
     </w:lvl>
   </w:abstractNum>
-  <w:abstractNum w:abstractNumId="15" w15:restartNumberingAfterBreak="0">
+  <w:abstractNum w:abstractNumId="16" w15:restartNumberingAfterBreak="0">
     <w:nsid w:val="40844F54"/>
     <w:multiLevelType w:val="hybridMultilevel"/>
     <w:tmpl w:val="E22EC1B6"/>
@@ -14576,7 +15300,7 @@
       </w:rPr>
     </w:lvl>
   </w:abstractNum>
-  <w:abstractNum w:abstractNumId="16" w15:restartNumberingAfterBreak="0">
+  <w:abstractNum w:abstractNumId="17" w15:restartNumberingAfterBreak="0">
     <w:nsid w:val="422E2D07"/>
     <w:multiLevelType w:val="hybridMultilevel"/>
     <w:tmpl w:val="84483D1E"/>
@@ -14689,7 +15413,7 @@
       </w:rPr>
     </w:lvl>
   </w:abstractNum>
-  <w:abstractNum w:abstractNumId="17" w15:restartNumberingAfterBreak="0">
+  <w:abstractNum w:abstractNumId="18" w15:restartNumberingAfterBreak="0">
     <w:nsid w:val="45494385"/>
     <w:multiLevelType w:val="hybridMultilevel"/>
     <w:tmpl w:val="217E57D8"/>
@@ -14802,7 +15526,7 @@
       </w:rPr>
     </w:lvl>
   </w:abstractNum>
-  <w:abstractNum w:abstractNumId="18" w15:restartNumberingAfterBreak="0">
+  <w:abstractNum w:abstractNumId="19" w15:restartNumberingAfterBreak="0">
     <w:nsid w:val="4EBE1EF6"/>
     <w:multiLevelType w:val="hybridMultilevel"/>
     <w:tmpl w:val="A190C170"/>
@@ -14896,7 +15620,7 @@
       </w:pPr>
     </w:lvl>
   </w:abstractNum>
-  <w:abstractNum w:abstractNumId="19" w15:restartNumberingAfterBreak="0">
+  <w:abstractNum w:abstractNumId="20" w15:restartNumberingAfterBreak="0">
     <w:nsid w:val="4F2E5FC5"/>
     <w:multiLevelType w:val="hybridMultilevel"/>
     <w:tmpl w:val="94FE5620"/>
@@ -15009,7 +15733,7 @@
       </w:rPr>
     </w:lvl>
   </w:abstractNum>
-  <w:abstractNum w:abstractNumId="20" w15:restartNumberingAfterBreak="0">
+  <w:abstractNum w:abstractNumId="21" w15:restartNumberingAfterBreak="0">
     <w:nsid w:val="515F64A6"/>
     <w:multiLevelType w:val="hybridMultilevel"/>
     <w:tmpl w:val="5406F4DA"/>
@@ -15095,7 +15819,7 @@
       </w:pPr>
     </w:lvl>
   </w:abstractNum>
-  <w:abstractNum w:abstractNumId="21" w15:restartNumberingAfterBreak="0">
+  <w:abstractNum w:abstractNumId="22" w15:restartNumberingAfterBreak="0">
     <w:nsid w:val="530F28C3"/>
     <w:multiLevelType w:val="hybridMultilevel"/>
     <w:tmpl w:val="D3D6322E"/>
@@ -15208,7 +15932,7 @@
       </w:rPr>
     </w:lvl>
   </w:abstractNum>
-  <w:abstractNum w:abstractNumId="22" w15:restartNumberingAfterBreak="0">
+  <w:abstractNum w:abstractNumId="23" w15:restartNumberingAfterBreak="0">
     <w:nsid w:val="5A4375D4"/>
     <w:multiLevelType w:val="hybridMultilevel"/>
     <w:tmpl w:val="F7AE611A"/>
@@ -15294,7 +16018,7 @@
       </w:pPr>
     </w:lvl>
   </w:abstractNum>
-  <w:abstractNum w:abstractNumId="23" w15:restartNumberingAfterBreak="0">
+  <w:abstractNum w:abstractNumId="24" w15:restartNumberingAfterBreak="0">
     <w:nsid w:val="60AA21C4"/>
     <w:multiLevelType w:val="hybridMultilevel"/>
     <w:tmpl w:val="22964128"/>
@@ -15407,7 +16131,7 @@
       </w:rPr>
     </w:lvl>
   </w:abstractNum>
-  <w:abstractNum w:abstractNumId="24" w15:restartNumberingAfterBreak="0">
+  <w:abstractNum w:abstractNumId="25" w15:restartNumberingAfterBreak="0">
     <w:nsid w:val="6B2823B9"/>
     <w:multiLevelType w:val="hybridMultilevel"/>
     <w:tmpl w:val="AA36679E"/>
@@ -15520,7 +16244,7 @@
       </w:rPr>
     </w:lvl>
   </w:abstractNum>
-  <w:abstractNum w:abstractNumId="25" w15:restartNumberingAfterBreak="0">
+  <w:abstractNum w:abstractNumId="26" w15:restartNumberingAfterBreak="0">
     <w:nsid w:val="716C1F63"/>
     <w:multiLevelType w:val="hybridMultilevel"/>
     <w:tmpl w:val="A6D26820"/>
@@ -15633,7 +16357,7 @@
       </w:rPr>
     </w:lvl>
   </w:abstractNum>
-  <w:abstractNum w:abstractNumId="26" w15:restartNumberingAfterBreak="0">
+  <w:abstractNum w:abstractNumId="27" w15:restartNumberingAfterBreak="0">
     <w:nsid w:val="753C4CB9"/>
     <w:multiLevelType w:val="hybridMultilevel"/>
     <w:tmpl w:val="3E440140"/>
@@ -15746,7 +16470,7 @@
       </w:rPr>
     </w:lvl>
   </w:abstractNum>
-  <w:abstractNum w:abstractNumId="27" w15:restartNumberingAfterBreak="0">
+  <w:abstractNum w:abstractNumId="28" w15:restartNumberingAfterBreak="0">
     <w:nsid w:val="77E307BB"/>
     <w:multiLevelType w:val="hybridMultilevel"/>
     <w:tmpl w:val="3E6C1AB2"/>
@@ -15835,7 +16559,7 @@
       </w:pPr>
     </w:lvl>
   </w:abstractNum>
-  <w:abstractNum w:abstractNumId="28" w15:restartNumberingAfterBreak="0">
+  <w:abstractNum w:abstractNumId="29" w15:restartNumberingAfterBreak="0">
     <w:nsid w:val="7C161D1C"/>
     <w:multiLevelType w:val="multilevel"/>
     <w:tmpl w:val="0DD4BE30"/>
@@ -15922,99 +16646,102 @@
       </w:pPr>
     </w:lvl>
   </w:abstractNum>
-  <w:num w:numId="1">
+  <w:num w:numId="1" w16cid:durableId="939066883">
+    <w:abstractNumId w:val="29"/>
+  </w:num>
+  <w:num w:numId="2" w16cid:durableId="1211188446">
+    <w:abstractNumId w:val="0"/>
+  </w:num>
+  <w:num w:numId="3" w16cid:durableId="1051808735">
+    <w:abstractNumId w:val="19"/>
+  </w:num>
+  <w:num w:numId="4" w16cid:durableId="1783764149">
+    <w:abstractNumId w:val="12"/>
+  </w:num>
+  <w:num w:numId="5" w16cid:durableId="1258636537">
+    <w:abstractNumId w:val="20"/>
+  </w:num>
+  <w:num w:numId="6" w16cid:durableId="651179518">
+    <w:abstractNumId w:val="11"/>
+  </w:num>
+  <w:num w:numId="7" w16cid:durableId="1377702847">
+    <w:abstractNumId w:val="1"/>
+  </w:num>
+  <w:num w:numId="8" w16cid:durableId="79255988">
+    <w:abstractNumId w:val="6"/>
+  </w:num>
+  <w:num w:numId="9" w16cid:durableId="626089609">
+    <w:abstractNumId w:val="4"/>
+  </w:num>
+  <w:num w:numId="10" w16cid:durableId="1748845477">
+    <w:abstractNumId w:val="15"/>
+  </w:num>
+  <w:num w:numId="11" w16cid:durableId="477495999">
+    <w:abstractNumId w:val="14"/>
+  </w:num>
+  <w:num w:numId="12" w16cid:durableId="859316393">
+    <w:abstractNumId w:val="16"/>
+  </w:num>
+  <w:num w:numId="13" w16cid:durableId="855924456">
+    <w:abstractNumId w:val="10"/>
+  </w:num>
+  <w:num w:numId="14" w16cid:durableId="2015568718">
+    <w:abstractNumId w:val="8"/>
+  </w:num>
+  <w:num w:numId="15" w16cid:durableId="1988825366">
     <w:abstractNumId w:val="28"/>
   </w:num>
-  <w:num w:numId="2">
-    <w:abstractNumId w:val="0"/>
+  <w:num w:numId="16" w16cid:durableId="1402479461">
+    <w:abstractNumId w:val="26"/>
   </w:num>
-  <w:num w:numId="3">
+  <w:num w:numId="17" w16cid:durableId="1442917965">
+    <w:abstractNumId w:val="21"/>
+  </w:num>
+  <w:num w:numId="18" w16cid:durableId="1427773798">
+    <w:abstractNumId w:val="7"/>
+  </w:num>
+  <w:num w:numId="19" w16cid:durableId="1038241980">
+    <w:abstractNumId w:val="17"/>
+  </w:num>
+  <w:num w:numId="20" w16cid:durableId="1629966832">
+    <w:abstractNumId w:val="3"/>
+  </w:num>
+  <w:num w:numId="21" w16cid:durableId="101997152">
+    <w:abstractNumId w:val="25"/>
+  </w:num>
+  <w:num w:numId="22" w16cid:durableId="739138402">
+    <w:abstractNumId w:val="24"/>
+  </w:num>
+  <w:num w:numId="23" w16cid:durableId="1529634692">
     <w:abstractNumId w:val="18"/>
   </w:num>
-  <w:num w:numId="4">
-    <w:abstractNumId w:val="11"/>
+  <w:num w:numId="24" w16cid:durableId="2008631727">
+    <w:abstractNumId w:val="23"/>
   </w:num>
-  <w:num w:numId="5">
-    <w:abstractNumId w:val="19"/>
+  <w:num w:numId="25" w16cid:durableId="1135566665">
+    <w:abstractNumId w:val="9"/>
   </w:num>
-  <w:num w:numId="6">
-    <w:abstractNumId w:val="10"/>
-  </w:num>
-  <w:num w:numId="7">
-    <w:abstractNumId w:val="1"/>
-  </w:num>
-  <w:num w:numId="8">
+  <w:num w:numId="26" w16cid:durableId="281348114">
     <w:abstractNumId w:val="5"/>
   </w:num>
-  <w:num w:numId="9">
-    <w:abstractNumId w:val="3"/>
-  </w:num>
-  <w:num w:numId="10">
-    <w:abstractNumId w:val="14"/>
-  </w:num>
-  <w:num w:numId="11">
+  <w:num w:numId="27" w16cid:durableId="565722380">
     <w:abstractNumId w:val="13"/>
   </w:num>
-  <w:num w:numId="12">
-    <w:abstractNumId w:val="15"/>
-  </w:num>
-  <w:num w:numId="13">
-    <w:abstractNumId w:val="9"/>
-  </w:num>
-  <w:num w:numId="14">
-    <w:abstractNumId w:val="7"/>
-  </w:num>
-  <w:num w:numId="15">
+  <w:num w:numId="28" w16cid:durableId="1248883498">
     <w:abstractNumId w:val="27"/>
   </w:num>
-  <w:num w:numId="16">
-    <w:abstractNumId w:val="25"/>
-  </w:num>
-  <w:num w:numId="17">
-    <w:abstractNumId w:val="20"/>
-  </w:num>
-  <w:num w:numId="18">
-    <w:abstractNumId w:val="6"/>
-  </w:num>
-  <w:num w:numId="19">
-    <w:abstractNumId w:val="16"/>
-  </w:num>
-  <w:num w:numId="20">
-    <w:abstractNumId w:val="2"/>
-  </w:num>
-  <w:num w:numId="21">
-    <w:abstractNumId w:val="24"/>
-  </w:num>
-  <w:num w:numId="22">
-    <w:abstractNumId w:val="23"/>
-  </w:num>
-  <w:num w:numId="23">
-    <w:abstractNumId w:val="17"/>
-  </w:num>
-  <w:num w:numId="24">
+  <w:num w:numId="29" w16cid:durableId="665745122">
     <w:abstractNumId w:val="22"/>
   </w:num>
-  <w:num w:numId="25">
-    <w:abstractNumId w:val="8"/>
-  </w:num>
-  <w:num w:numId="26">
-    <w:abstractNumId w:val="4"/>
-  </w:num>
-  <w:num w:numId="27">
-    <w:abstractNumId w:val="12"/>
-  </w:num>
-  <w:num w:numId="28">
-    <w:abstractNumId w:val="26"/>
-  </w:num>
-  <w:num w:numId="29">
-    <w:abstractNumId w:val="21"/>
+  <w:num w:numId="30" w16cid:durableId="343020691">
+    <w:abstractNumId w:val="2"/>
   </w:num>
   <w:numIdMacAtCleanup w:val="29"/>
 </w:numbering>
 </file>
 
 <file path=word/styles.xml><?xml version="1.0" encoding="utf-8"?>
-<w:styles xmlns:mc="http://schemas.openxmlformats.org/markup-compatibility/2006" xmlns:r="http://schemas.openxmlformats.org/officeDocument/2006/relationships" xmlns:w="http://schemas.openxmlformats.org/wordprocessingml/2006/main" xmlns:w14="http://schemas.microsoft.com/office/word/2010/wordml" xmlns:w15="http://schemas.microsoft.com/office/word/2012/wordml" xmlns:w16cex="http://schemas.microsoft.com/office/word/2018/wordml/cex" xmlns:w16cid="http://schemas.microsoft.com/office/word/2016/wordml/cid" xmlns:w16="http://schemas.microsoft.com/office/word/2018/wordml" xmlns:w16sdtdh="http://schemas.microsoft.com/office/word/2020/wordml/sdtdatahash" xmlns:w16se="http://schemas.microsoft.com/office/word/2015/wordml/symex" mc:Ignorable="w14 w15 w16se w16cid w16 w16cex w16sdtdh">
+<w:styles xmlns:mc="http://schemas.openxmlformats.org/markup-compatibility/2006" xmlns:r="http://schemas.openxmlformats.org/officeDocument/2006/relationships" xmlns:w="http://schemas.openxmlformats.org/wordprocessingml/2006/main" xmlns:w14="http://schemas.microsoft.com/office/word/2010/wordml" xmlns:w15="http://schemas.microsoft.com/office/word/2012/wordml" xmlns:w16cex="http://schemas.microsoft.com/office/word/2018/wordml/cex" xmlns:w16cid="http://schemas.microsoft.com/office/word/2016/wordml/cid" xmlns:w16="http://schemas.microsoft.com/office/word/2018/wordml" xmlns:w16du="http://schemas.microsoft.com/office/word/2023/wordml/word16du" xmlns:w16sdtdh="http://schemas.microsoft.com/office/word/2020/wordml/sdtdatahash" xmlns:w16sdtfl="http://schemas.microsoft.com/office/word/2024/wordml/sdtformatlock" xmlns:w16se="http://schemas.microsoft.com/office/word/2015/wordml/symex" mc:Ignorable="w14 w15 w16se w16cid w16 w16cex w16sdtdh w16sdtfl w16du">
   <w:docDefaults>
     <w:rPrDefault>
       <w:rPr>
@@ -17814,19 +18541,6 @@
 </file>
 
 <file path=customXml/item1.xml><?xml version="1.0" encoding="utf-8"?>
-<?mso-contentType ?>
-<FormTemplates xmlns="http://schemas.microsoft.com/sharepoint/v3/contenttype/forms">
-  <Display>DocumentLibraryForm</Display>
-  <Edit>DocumentLibraryForm</Edit>
-  <New>DocumentLibraryForm</New>
-</FormTemplates>
-</file>
-
-<file path=customXml/item2.xml><?xml version="1.0" encoding="utf-8"?>
-<b:Sources xmlns:b="http://schemas.openxmlformats.org/officeDocument/2006/bibliography" xmlns="http://schemas.openxmlformats.org/officeDocument/2006/bibliography" SelectedStyle="\APASixthEditionOfficeOnline.xsl" StyleName="APA" Version="6"/>
-</file>
-
-<file path=customXml/item3.xml><?xml version="1.0" encoding="utf-8"?>
 <p:properties xmlns:p="http://schemas.microsoft.com/office/2006/metadata/properties" xmlns:xsi="http://www.w3.org/2001/XMLSchema-instance" xmlns:pc="http://schemas.microsoft.com/office/infopath/2007/PartnerControls">
   <documentManagement>
     <TaxCatchAll xmlns="13c90a0b-73bc-4dc0-be5f-28d77b615beb" xsi:nil="true"/>
@@ -17837,7 +18551,7 @@
 </p:properties>
 </file>
 
-<file path=customXml/item4.xml><?xml version="1.0" encoding="utf-8"?>
+<file path=customXml/item2.xml><?xml version="1.0" encoding="utf-8"?>
 <ct:contentTypeSchema xmlns:ct="http://schemas.microsoft.com/office/2006/metadata/contentType" xmlns:ma="http://schemas.microsoft.com/office/2006/metadata/properties/metaAttributes" ct:_="" ma:_="" ma:contentTypeName="Documento" ma:contentTypeID="0x0101006A81D6BD42E8DF4C91013959704817E1" ma:contentTypeVersion="15" ma:contentTypeDescription="Crear nuevo documento." ma:contentTypeScope="" ma:versionID="bf4f72ffd194f0963ff564daca6869f7">
   <xsd:schema xmlns:xsd="http://www.w3.org/2001/XMLSchema" xmlns:xs="http://www.w3.org/2001/XMLSchema" xmlns:p="http://schemas.microsoft.com/office/2006/metadata/properties" xmlns:ns2="13c90a0b-73bc-4dc0-be5f-28d77b615beb" xmlns:ns3="13c93bba-48ce-428c-bfe5-88b42c19b028" targetNamespace="http://schemas.microsoft.com/office/2006/metadata/properties" ma:root="true" ma:fieldsID="8718d6f4873a5b1392a45044efa78385" ns2:_="" ns3:_="">
     <xsd:import namespace="13c90a0b-73bc-4dc0-be5f-28d77b615beb"/>
@@ -18072,23 +18786,20 @@
 </ct:contentTypeSchema>
 </file>
 
-<file path=customXml/itemProps1.xml><?xml version="1.0" encoding="utf-8"?>
-<ds:datastoreItem xmlns:ds="http://schemas.openxmlformats.org/officeDocument/2006/customXml" ds:itemID="{91756AAB-0645-4FFC-990B-34BB6096B23B}">
-  <ds:schemaRefs>
-    <ds:schemaRef ds:uri="http://schemas.microsoft.com/sharepoint/v3/contenttype/forms"/>
-  </ds:schemaRefs>
-</ds:datastoreItem>
+<file path=customXml/item3.xml><?xml version="1.0" encoding="utf-8"?>
+<?mso-contentType ?>
+<FormTemplates xmlns="http://schemas.microsoft.com/sharepoint/v3/contenttype/forms">
+  <Display>DocumentLibraryForm</Display>
+  <Edit>DocumentLibraryForm</Edit>
+  <New>DocumentLibraryForm</New>
+</FormTemplates>
 </file>
 
-<file path=customXml/itemProps2.xml><?xml version="1.0" encoding="utf-8"?>
-<ds:datastoreItem xmlns:ds="http://schemas.openxmlformats.org/officeDocument/2006/customXml" ds:itemID="{1AF2C25B-FB23-49D7-861B-D97474F002D2}">
-  <ds:schemaRefs>
-    <ds:schemaRef ds:uri="http://schemas.openxmlformats.org/officeDocument/2006/bibliography"/>
-  </ds:schemaRefs>
-</ds:datastoreItem>
+<file path=customXml/item4.xml><?xml version="1.0" encoding="utf-8"?>
+<b:Sources xmlns:b="http://schemas.openxmlformats.org/officeDocument/2006/bibliography" xmlns="http://schemas.openxmlformats.org/officeDocument/2006/bibliography" SelectedStyle="\APASixthEditionOfficeOnline.xsl" StyleName="APA" Version="6"/>
 </file>
 
-<file path=customXml/itemProps3.xml><?xml version="1.0" encoding="utf-8"?>
+<file path=customXml/itemProps1.xml><?xml version="1.0" encoding="utf-8"?>
 <ds:datastoreItem xmlns:ds="http://schemas.openxmlformats.org/officeDocument/2006/customXml" ds:itemID="{CEECB56F-E1D8-45BF-A0A3-B5258E7263D4}">
   <ds:schemaRefs>
     <ds:schemaRef ds:uri="http://schemas.microsoft.com/office/2006/metadata/properties"/>
@@ -18099,7 +18810,7 @@
 </ds:datastoreItem>
 </file>
 
-<file path=customXml/itemProps4.xml><?xml version="1.0" encoding="utf-8"?>
+<file path=customXml/itemProps2.xml><?xml version="1.0" encoding="utf-8"?>
 <ds:datastoreItem xmlns:ds="http://schemas.openxmlformats.org/officeDocument/2006/customXml" ds:itemID="{4B3C6E78-634C-4AE7-B2E1-4D68F5BA9D52}">
   <ds:schemaRefs>
     <ds:schemaRef ds:uri="http://schemas.microsoft.com/office/2006/metadata/contentType"/>
@@ -18116,4 +18827,20 @@
     <ds:schemaRef ds:uri="http://schemas.microsoft.com/internal/obd"/>
   </ds:schemaRefs>
 </ds:datastoreItem>
+</file>
+
+<file path=customXml/itemProps3.xml><?xml version="1.0" encoding="utf-8"?>
+<ds:datastoreItem xmlns:ds="http://schemas.openxmlformats.org/officeDocument/2006/customXml" ds:itemID="{91756AAB-0645-4FFC-990B-34BB6096B23B}">
+  <ds:schemaRefs>
+    <ds:schemaRef ds:uri="http://schemas.microsoft.com/sharepoint/v3/contenttype/forms"/>
+  </ds:schemaRefs>
+</ds:datastoreItem>
+</file>
+
+<file path=customXml/itemProps4.xml><?xml version="1.0" encoding="utf-8"?>
+<ds:datastoreItem xmlns:ds="http://schemas.openxmlformats.org/officeDocument/2006/customXml" ds:itemID="{1AF2C25B-FB23-49D7-861B-D97474F002D2}">
+  <ds:schemaRefs>
+    <ds:schemaRef ds:uri="http://schemas.openxmlformats.org/officeDocument/2006/bibliography"/>
+  </ds:schemaRefs>
+</ds:datastoreItem>
 </file>